--- a/mini-compilador-documentado-corregido/Documentacion_MiniCompilador_Alan.docx
+++ b/mini-compilador-documentado-corregido/Documentacion_MiniCompilador_Alan.docx
@@ -382,7 +382,7 @@
     </w:p>
     <w:p>
       <w:pPr>
-        <w:pStyle w:val="Heading1"/>
+        <w:pStyle w:val="Ttulo1"/>
         <w:rPr>
           <w:color w:val="auto"/>
           <w:lang w:val="es-MX"/>
@@ -467,7 +467,7 @@
     </w:p>
     <w:p>
       <w:pPr>
-        <w:pStyle w:val="Heading1"/>
+        <w:pStyle w:val="Ttulo1"/>
         <w:rPr>
           <w:color w:val="auto"/>
           <w:lang w:val="es-MX"/>
@@ -571,7 +571,7 @@
     </w:p>
     <w:p>
       <w:pPr>
-        <w:pStyle w:val="Heading1"/>
+        <w:pStyle w:val="Ttulo1"/>
         <w:rPr>
           <w:color w:val="auto"/>
           <w:lang w:val="es-MX"/>
@@ -600,7 +600,7 @@
     </w:p>
     <w:p>
       <w:pPr>
-        <w:pStyle w:val="ListBullet"/>
+        <w:pStyle w:val="Listaconvietas"/>
         <w:numPr>
           <w:ilvl w:val="0"/>
           <w:numId w:val="10"/>
@@ -632,7 +632,7 @@
     </w:p>
     <w:p>
       <w:pPr>
-        <w:pStyle w:val="ListBullet"/>
+        <w:pStyle w:val="Listaconvietas"/>
         <w:numPr>
           <w:ilvl w:val="0"/>
           <w:numId w:val="0"/>
@@ -657,7 +657,7 @@
     </w:p>
     <w:p>
       <w:pPr>
-        <w:pStyle w:val="ListBullet"/>
+        <w:pStyle w:val="Listaconvietas"/>
         <w:numPr>
           <w:ilvl w:val="0"/>
           <w:numId w:val="0"/>
@@ -696,7 +696,7 @@
     </w:p>
     <w:p>
       <w:pPr>
-        <w:pStyle w:val="ListBullet"/>
+        <w:pStyle w:val="Listaconvietas"/>
         <w:numPr>
           <w:ilvl w:val="0"/>
           <w:numId w:val="0"/>
@@ -708,7 +708,7 @@
     </w:p>
     <w:p>
       <w:pPr>
-        <w:pStyle w:val="ListBullet"/>
+        <w:pStyle w:val="Listaconvietas"/>
         <w:numPr>
           <w:ilvl w:val="0"/>
           <w:numId w:val="0"/>
@@ -727,7 +727,7 @@
     </w:p>
     <w:p>
       <w:pPr>
-        <w:pStyle w:val="ListBullet"/>
+        <w:pStyle w:val="Listaconvietas"/>
         <w:numPr>
           <w:ilvl w:val="0"/>
           <w:numId w:val="0"/>
@@ -741,7 +741,7 @@
     </w:p>
     <w:p>
       <w:pPr>
-        <w:pStyle w:val="ListBullet"/>
+        <w:pStyle w:val="Listaconvietas"/>
         <w:numPr>
           <w:ilvl w:val="0"/>
           <w:numId w:val="0"/>
@@ -767,7 +767,7 @@
     </w:p>
     <w:p>
       <w:pPr>
-        <w:pStyle w:val="ListBullet"/>
+        <w:pStyle w:val="Listaconvietas"/>
         <w:numPr>
           <w:ilvl w:val="0"/>
           <w:numId w:val="0"/>
@@ -793,7 +793,7 @@
     </w:p>
     <w:p>
       <w:pPr>
-        <w:pStyle w:val="ListBullet"/>
+        <w:pStyle w:val="Listaconvietas"/>
         <w:numPr>
           <w:ilvl w:val="0"/>
           <w:numId w:val="0"/>
@@ -818,7 +818,7 @@
     </w:p>
     <w:p>
       <w:pPr>
-        <w:pStyle w:val="ListBullet"/>
+        <w:pStyle w:val="Listaconvietas"/>
         <w:numPr>
           <w:ilvl w:val="0"/>
           <w:numId w:val="0"/>
@@ -837,7 +837,7 @@
     </w:p>
     <w:p>
       <w:pPr>
-        <w:pStyle w:val="ListBullet"/>
+        <w:pStyle w:val="Listaconvietas"/>
         <w:numPr>
           <w:ilvl w:val="0"/>
           <w:numId w:val="0"/>
@@ -850,7 +850,7 @@
     </w:p>
     <w:p>
       <w:pPr>
-        <w:pStyle w:val="ListBullet"/>
+        <w:pStyle w:val="Listaconvietas"/>
         <w:numPr>
           <w:ilvl w:val="0"/>
           <w:numId w:val="0"/>
@@ -871,7 +871,7 @@
     </w:p>
     <w:p>
       <w:pPr>
-        <w:pStyle w:val="ListBullet"/>
+        <w:pStyle w:val="Listaconvietas"/>
         <w:numPr>
           <w:ilvl w:val="0"/>
           <w:numId w:val="0"/>
@@ -885,7 +885,7 @@
     </w:p>
     <w:p>
       <w:pPr>
-        <w:pStyle w:val="ListBullet"/>
+        <w:pStyle w:val="Listaconvietas"/>
         <w:numPr>
           <w:ilvl w:val="0"/>
           <w:numId w:val="0"/>
@@ -898,14 +898,13 @@
     </w:p>
     <w:p>
       <w:pPr>
-        <w:pStyle w:val="ListBullet"/>
+        <w:pStyle w:val="Listaconvietas"/>
         <w:numPr>
           <w:ilvl w:val="0"/>
           <w:numId w:val="0"/>
         </w:numPr>
         <w:spacing w:line="240" w:lineRule="auto"/>
         <w:rPr>
-          <w:rFonts w:hint="eastAsia"/>
           <w:lang w:val="es-MX" w:eastAsia="es-MX"/>
         </w:rPr>
       </w:pPr>
@@ -950,35 +949,18 @@
           <w:rFonts w:hint="eastAsia"/>
           <w:lang w:val="es-MX" w:eastAsia="es-MX"/>
         </w:rPr>
-        <w:t xml:space="preserve">equivale a </w:t>
-      </w:r>
-      <w:proofErr w:type="spellStart"/>
-      <w:r>
-        <w:rPr>
-          <w:rFonts w:hint="eastAsia"/>
-          <w:lang w:val="es-MX" w:eastAsia="es-MX"/>
-        </w:rPr>
-        <w:t>int</w:t>
-      </w:r>
-      <w:proofErr w:type="spellEnd"/>
-      <w:r>
-        <w:rPr>
-          <w:rFonts w:hint="eastAsia"/>
-          <w:lang w:val="es-MX" w:eastAsia="es-MX"/>
-        </w:rPr>
-        <w:t>)</w:t>
+        <w:t>equivale a int)</w:t>
       </w:r>
     </w:p>
     <w:p>
       <w:pPr>
-        <w:pStyle w:val="ListBullet"/>
+        <w:pStyle w:val="Listaconvietas"/>
         <w:numPr>
           <w:ilvl w:val="0"/>
           <w:numId w:val="0"/>
         </w:numPr>
         <w:spacing w:line="240" w:lineRule="auto"/>
         <w:rPr>
-          <w:rFonts w:hint="eastAsia"/>
           <w:lang w:val="es-MX" w:eastAsia="es-MX"/>
         </w:rPr>
       </w:pPr>
@@ -1022,7 +1004,7 @@
     </w:p>
     <w:p>
       <w:pPr>
-        <w:pStyle w:val="ListBullet"/>
+        <w:pStyle w:val="Listaconvietas"/>
         <w:numPr>
           <w:ilvl w:val="0"/>
           <w:numId w:val="0"/>
@@ -1030,7 +1012,6 @@
         <w:spacing w:line="240" w:lineRule="auto"/>
         <w:ind w:left="360" w:hanging="360"/>
         <w:rPr>
-          <w:rFonts w:hint="eastAsia"/>
           <w:lang w:val="es-MX" w:eastAsia="es-MX"/>
         </w:rPr>
       </w:pPr>
@@ -1099,7 +1080,7 @@
     </w:p>
     <w:p>
       <w:pPr>
-        <w:pStyle w:val="ListBullet"/>
+        <w:pStyle w:val="Listaconvietas"/>
         <w:numPr>
           <w:ilvl w:val="0"/>
           <w:numId w:val="0"/>
@@ -1107,7 +1088,6 @@
         <w:spacing w:line="240" w:lineRule="auto"/>
         <w:ind w:left="360" w:hanging="360"/>
         <w:rPr>
-          <w:rFonts w:hint="eastAsia"/>
           <w:lang w:val="es-MX" w:eastAsia="es-MX"/>
         </w:rPr>
       </w:pPr>
@@ -1167,7 +1147,7 @@
     </w:p>
     <w:p>
       <w:pPr>
-        <w:pStyle w:val="ListBullet"/>
+        <w:pStyle w:val="Listaconvietas"/>
         <w:numPr>
           <w:ilvl w:val="0"/>
           <w:numId w:val="0"/>
@@ -1175,7 +1155,6 @@
         <w:spacing w:line="240" w:lineRule="auto"/>
         <w:ind w:left="360" w:hanging="360"/>
         <w:rPr>
-          <w:rFonts w:hint="eastAsia"/>
           <w:lang w:val="es-MX" w:eastAsia="es-MX"/>
         </w:rPr>
       </w:pPr>
@@ -1235,7 +1214,7 @@
     </w:p>
     <w:p>
       <w:pPr>
-        <w:pStyle w:val="ListBullet"/>
+        <w:pStyle w:val="Listaconvietas"/>
         <w:numPr>
           <w:ilvl w:val="0"/>
           <w:numId w:val="0"/>
@@ -1243,7 +1222,6 @@
         <w:spacing w:line="240" w:lineRule="auto"/>
         <w:ind w:left="360" w:hanging="360"/>
         <w:rPr>
-          <w:rFonts w:hint="eastAsia"/>
           <w:lang w:val="es-MX" w:eastAsia="es-MX"/>
         </w:rPr>
       </w:pPr>
@@ -1303,7 +1281,7 @@
     </w:p>
     <w:p>
       <w:pPr>
-        <w:pStyle w:val="ListBullet"/>
+        <w:pStyle w:val="Listaconvietas"/>
         <w:numPr>
           <w:ilvl w:val="0"/>
           <w:numId w:val="0"/>
@@ -1311,7 +1289,6 @@
         <w:spacing w:line="240" w:lineRule="auto"/>
         <w:ind w:left="360" w:hanging="360"/>
         <w:rPr>
-          <w:rFonts w:hint="eastAsia"/>
           <w:lang w:val="es-MX" w:eastAsia="es-MX"/>
         </w:rPr>
       </w:pPr>
@@ -1371,7 +1348,7 @@
     </w:p>
     <w:p>
       <w:pPr>
-        <w:pStyle w:val="ListBullet"/>
+        <w:pStyle w:val="Listaconvietas"/>
         <w:numPr>
           <w:ilvl w:val="0"/>
           <w:numId w:val="0"/>
@@ -1379,7 +1356,6 @@
         <w:spacing w:line="240" w:lineRule="auto"/>
         <w:ind w:left="360" w:hanging="360"/>
         <w:rPr>
-          <w:rFonts w:hint="eastAsia"/>
           <w:lang w:val="es-MX" w:eastAsia="es-MX"/>
         </w:rPr>
       </w:pPr>
@@ -1423,7 +1399,7 @@
     </w:p>
     <w:p>
       <w:pPr>
-        <w:pStyle w:val="ListBullet"/>
+        <w:pStyle w:val="Listaconvietas"/>
         <w:numPr>
           <w:ilvl w:val="0"/>
           <w:numId w:val="0"/>
@@ -1431,7 +1407,6 @@
         <w:spacing w:line="240" w:lineRule="auto"/>
         <w:ind w:left="360" w:hanging="360"/>
         <w:rPr>
-          <w:rFonts w:hint="eastAsia"/>
           <w:lang w:val="es-MX" w:eastAsia="es-MX"/>
         </w:rPr>
       </w:pPr>
@@ -1475,7 +1450,7 @@
     </w:p>
     <w:p>
       <w:pPr>
-        <w:pStyle w:val="ListBullet"/>
+        <w:pStyle w:val="Listaconvietas"/>
         <w:numPr>
           <w:ilvl w:val="0"/>
           <w:numId w:val="0"/>
@@ -1483,7 +1458,6 @@
         <w:spacing w:line="240" w:lineRule="auto"/>
         <w:ind w:left="360" w:hanging="360"/>
         <w:rPr>
-          <w:rFonts w:hint="eastAsia"/>
           <w:lang w:val="es-MX" w:eastAsia="es-MX"/>
         </w:rPr>
       </w:pPr>
@@ -1511,7 +1485,7 @@
     </w:p>
     <w:p>
       <w:pPr>
-        <w:pStyle w:val="ListBullet"/>
+        <w:pStyle w:val="Listaconvietas"/>
         <w:numPr>
           <w:ilvl w:val="0"/>
           <w:numId w:val="0"/>
@@ -1519,7 +1493,6 @@
         <w:spacing w:line="240" w:lineRule="auto"/>
         <w:ind w:left="360" w:hanging="360"/>
         <w:rPr>
-          <w:rFonts w:hint="eastAsia"/>
           <w:lang w:val="es-MX" w:eastAsia="es-MX"/>
         </w:rPr>
       </w:pPr>
@@ -1556,7 +1529,7 @@
     </w:p>
     <w:p>
       <w:pPr>
-        <w:pStyle w:val="ListBullet"/>
+        <w:pStyle w:val="Listaconvietas"/>
         <w:numPr>
           <w:ilvl w:val="0"/>
           <w:numId w:val="0"/>
@@ -1564,7 +1537,6 @@
         <w:spacing w:line="240" w:lineRule="auto"/>
         <w:ind w:left="360" w:hanging="360"/>
         <w:rPr>
-          <w:rFonts w:hint="eastAsia"/>
           <w:lang w:val="es-MX" w:eastAsia="es-MX"/>
         </w:rPr>
       </w:pPr>
@@ -1592,7 +1564,7 @@
     </w:p>
     <w:p>
       <w:pPr>
-        <w:pStyle w:val="ListBullet"/>
+        <w:pStyle w:val="Listaconvietas"/>
         <w:numPr>
           <w:ilvl w:val="0"/>
           <w:numId w:val="0"/>
@@ -1606,7 +1578,7 @@
     </w:p>
     <w:p>
       <w:pPr>
-        <w:pStyle w:val="ListBullet"/>
+        <w:pStyle w:val="Listaconvietas"/>
         <w:numPr>
           <w:ilvl w:val="0"/>
           <w:numId w:val="0"/>
@@ -1646,7 +1618,7 @@
     </w:p>
     <w:p>
       <w:pPr>
-        <w:pStyle w:val="ListBullet"/>
+        <w:pStyle w:val="Listaconvietas"/>
         <w:spacing w:line="240" w:lineRule="auto"/>
         <w:rPr>
           <w:lang w:val="es-MX" w:eastAsia="es-MX"/>
@@ -1656,26 +1628,12 @@
         <w:rPr>
           <w:lang w:val="es-MX" w:eastAsia="es-MX"/>
         </w:rPr>
-        <w:t>o "</w:t>
-      </w:r>
-      <w:proofErr w:type="spellStart"/>
-      <w:r>
-        <w:rPr>
-          <w:lang w:val="es-MX" w:eastAsia="es-MX"/>
-        </w:rPr>
-        <w:t>int</w:t>
-      </w:r>
-      <w:proofErr w:type="spellEnd"/>
-      <w:r>
-        <w:rPr>
-          <w:lang w:val="es-MX" w:eastAsia="es-MX"/>
-        </w:rPr>
-        <w:t>", en este lenguaje no puedes usar "si", "y", "o", "no", etc.</w:t>
+        <w:t>o "int", en este lenguaje no puedes usar "si", "y", "o", "no", etc.</w:t>
       </w:r>
     </w:p>
     <w:p>
       <w:pPr>
-        <w:pStyle w:val="ListBullet"/>
+        <w:pStyle w:val="Listaconvietas"/>
         <w:numPr>
           <w:ilvl w:val="0"/>
           <w:numId w:val="0"/>
@@ -1687,7 +1645,7 @@
     </w:p>
     <w:p>
       <w:pPr>
-        <w:pStyle w:val="Heading1"/>
+        <w:pStyle w:val="Ttulo1"/>
         <w:rPr>
           <w:color w:val="auto"/>
           <w:lang w:val="es-MX"/>
@@ -1716,7 +1674,7 @@
     </w:p>
     <w:tbl>
       <w:tblPr>
-        <w:tblStyle w:val="TableGrid"/>
+        <w:tblStyle w:val="Tablaconcuadrcula"/>
         <w:tblW w:w="0" w:type="auto"/>
         <w:tblLook w:val="04A0" w:firstRow="1" w:lastRow="0" w:firstColumn="1" w:lastColumn="0" w:noHBand="0" w:noVBand="1"/>
       </w:tblPr>
@@ -1888,7 +1846,7 @@
     </w:tbl>
     <w:p>
       <w:pPr>
-        <w:pStyle w:val="Heading1"/>
+        <w:pStyle w:val="Ttulo1"/>
         <w:rPr>
           <w:color w:val="auto"/>
         </w:rPr>
@@ -1936,7 +1894,6 @@
     <w:p>
       <w:pPr>
         <w:rPr>
-          <w:rFonts w:hint="eastAsia"/>
           <w:lang w:val="es-MX"/>
         </w:rPr>
       </w:pPr>
@@ -1981,7 +1938,6 @@
     <w:p>
       <w:pPr>
         <w:rPr>
-          <w:rFonts w:hint="eastAsia"/>
           <w:lang w:val="es-MX"/>
         </w:rPr>
       </w:pPr>
@@ -2078,7 +2034,6 @@
     <w:p>
       <w:pPr>
         <w:rPr>
-          <w:rFonts w:hint="eastAsia"/>
           <w:lang w:val="es-MX"/>
         </w:rPr>
       </w:pPr>
@@ -2207,7 +2162,6 @@
     <w:p>
       <w:pPr>
         <w:rPr>
-          <w:rFonts w:hint="eastAsia"/>
           <w:lang w:val="es-MX"/>
         </w:rPr>
       </w:pPr>
@@ -2268,7 +2222,6 @@
     <w:p>
       <w:pPr>
         <w:rPr>
-          <w:rFonts w:hint="eastAsia"/>
           <w:lang w:val="es-MX"/>
         </w:rPr>
       </w:pPr>
@@ -2329,7 +2282,6 @@
     <w:p>
       <w:pPr>
         <w:rPr>
-          <w:rFonts w:hint="eastAsia"/>
           <w:lang w:val="es-MX"/>
         </w:rPr>
       </w:pPr>
@@ -2399,7 +2351,6 @@
     <w:p>
       <w:pPr>
         <w:rPr>
-          <w:rFonts w:hint="eastAsia"/>
           <w:lang w:val="es-MX"/>
         </w:rPr>
       </w:pPr>
@@ -2444,7 +2395,6 @@
     <w:p>
       <w:pPr>
         <w:rPr>
-          <w:rFonts w:hint="eastAsia"/>
           <w:lang w:val="es-MX"/>
         </w:rPr>
       </w:pPr>
@@ -2596,7 +2546,6 @@
     <w:p>
       <w:pPr>
         <w:rPr>
-          <w:rFonts w:hint="eastAsia"/>
           <w:lang w:val="es-MX"/>
         </w:rPr>
       </w:pPr>
@@ -2632,7 +2581,6 @@
     <w:p>
       <w:pPr>
         <w:rPr>
-          <w:rFonts w:hint="eastAsia"/>
           <w:lang w:val="es-MX"/>
         </w:rPr>
       </w:pPr>
@@ -2718,7 +2666,6 @@
     <w:p>
       <w:pPr>
         <w:rPr>
-          <w:rFonts w:hint="eastAsia"/>
           <w:lang w:val="es-MX"/>
         </w:rPr>
       </w:pPr>
@@ -2804,7 +2751,6 @@
     <w:p>
       <w:pPr>
         <w:rPr>
-          <w:rFonts w:hint="eastAsia"/>
           <w:lang w:val="es-MX"/>
         </w:rPr>
       </w:pPr>
@@ -2872,11 +2818,6 @@
       <w:proofErr w:type="spellEnd"/>
     </w:p>
     <w:p>
-      <w:pPr>
-        <w:rPr>
-          <w:rFonts w:hint="eastAsia"/>
-        </w:rPr>
-      </w:pPr>
       <w:r>
         <w:rPr>
           <w:rFonts w:hint="eastAsia"/>
@@ -2950,7 +2891,6 @@
     <w:p>
       <w:pPr>
         <w:rPr>
-          <w:rFonts w:hint="eastAsia"/>
           <w:lang w:val="es-MX"/>
         </w:rPr>
       </w:pPr>
@@ -3050,7 +2990,6 @@
     <w:p>
       <w:pPr>
         <w:rPr>
-          <w:rFonts w:hint="eastAsia"/>
           <w:lang w:val="es-MX"/>
         </w:rPr>
       </w:pPr>
@@ -3106,7 +3045,6 @@
     <w:p>
       <w:pPr>
         <w:rPr>
-          <w:rFonts w:hint="eastAsia"/>
           <w:lang w:val="es-MX"/>
         </w:rPr>
       </w:pPr>
@@ -3196,7 +3134,6 @@
     <w:p>
       <w:pPr>
         <w:rPr>
-          <w:rFonts w:hint="eastAsia"/>
           <w:lang w:val="es-MX"/>
         </w:rPr>
       </w:pPr>
@@ -3474,7 +3411,7 @@
     </w:p>
     <w:p>
       <w:pPr>
-        <w:pStyle w:val="Heading1"/>
+        <w:pStyle w:val="Ttulo1"/>
         <w:rPr>
           <w:color w:val="auto"/>
           <w:lang w:val="es-MX"/>
@@ -3516,6 +3453,7 @@
       </w:pPr>
       <w:r>
         <w:rPr>
+          <w:noProof/>
           <w:lang w:val="es-MX"/>
         </w:rPr>
         <w:drawing>
@@ -3571,7 +3509,6 @@
     <w:p>
       <w:pPr>
         <w:rPr>
-          <w:rFonts w:hint="eastAsia"/>
           <w:lang w:val="es-MX"/>
         </w:rPr>
       </w:pPr>
@@ -3612,7 +3549,6 @@
     <w:p>
       <w:pPr>
         <w:rPr>
-          <w:rFonts w:hint="eastAsia"/>
           <w:lang w:val="es-MX"/>
         </w:rPr>
       </w:pPr>
@@ -3640,7 +3576,6 @@
     <w:p>
       <w:pPr>
         <w:rPr>
-          <w:rFonts w:hint="eastAsia"/>
           <w:lang w:val="es-MX"/>
         </w:rPr>
       </w:pPr>
@@ -3763,7 +3698,39 @@
         <w:rPr>
           <w:lang w:val="es-MX"/>
         </w:rPr>
-        <w:t xml:space="preserve"> (prog_depurado.txt)</w:t>
+        <w:t xml:space="preserve"> (</w:t>
+      </w:r>
+      <w:proofErr w:type="spellStart"/>
+      <w:r>
+        <w:rPr>
+          <w:lang w:val="es-MX"/>
+        </w:rPr>
+        <w:t>prog</w:t>
+      </w:r>
+      <w:r>
+        <w:rPr>
+          <w:lang w:val="es-MX"/>
+        </w:rPr>
+        <w:t>fte</w:t>
+      </w:r>
+      <w:r>
+        <w:rPr>
+          <w:lang w:val="es-MX"/>
+        </w:rPr>
+        <w:t>.</w:t>
+      </w:r>
+      <w:r>
+        <w:rPr>
+          <w:lang w:val="es-MX"/>
+        </w:rPr>
+        <w:t>dep</w:t>
+      </w:r>
+      <w:proofErr w:type="spellEnd"/>
+      <w:r>
+        <w:rPr>
+          <w:lang w:val="es-MX"/>
+        </w:rPr>
+        <w:t>)</w:t>
       </w:r>
     </w:p>
     <w:p>
@@ -3791,7 +3758,33 @@
         <w:rPr>
           <w:lang w:val="es-MX"/>
         </w:rPr>
-        <w:t>(resultado_simbolos.txt)</w:t>
+        <w:t xml:space="preserve"> </w:t>
+      </w:r>
+      <w:r>
+        <w:rPr>
+          <w:lang w:val="es-MX"/>
+        </w:rPr>
+        <w:t>(</w:t>
+      </w:r>
+      <w:proofErr w:type="spellStart"/>
+      <w:r>
+        <w:rPr>
+          <w:lang w:val="es-MX"/>
+        </w:rPr>
+        <w:t>progfte.</w:t>
+      </w:r>
+      <w:r>
+        <w:rPr>
+          <w:lang w:val="es-MX"/>
+        </w:rPr>
+        <w:t>tab</w:t>
+      </w:r>
+      <w:proofErr w:type="spellEnd"/>
+      <w:r>
+        <w:rPr>
+          <w:lang w:val="es-MX"/>
+        </w:rPr>
+        <w:t>)</w:t>
       </w:r>
     </w:p>
     <w:p>
@@ -3827,12 +3820,32 @@
         <w:rPr>
           <w:lang w:val="es-MX"/>
         </w:rPr>
-        <w:t xml:space="preserve"> (progfte.txt)</w:t>
+        <w:t xml:space="preserve"> (</w:t>
+      </w:r>
+      <w:proofErr w:type="spellStart"/>
+      <w:r>
+        <w:rPr>
+          <w:lang w:val="es-MX"/>
+        </w:rPr>
+        <w:t>progfte.t</w:t>
+      </w:r>
+      <w:r>
+        <w:rPr>
+          <w:lang w:val="es-MX"/>
+        </w:rPr>
+        <w:t>ok</w:t>
+      </w:r>
+      <w:proofErr w:type="spellEnd"/>
+      <w:r>
+        <w:rPr>
+          <w:lang w:val="es-MX"/>
+        </w:rPr>
+        <w:t>)</w:t>
       </w:r>
     </w:p>
     <w:p>
       <w:pPr>
-        <w:pStyle w:val="Heading1"/>
+        <w:pStyle w:val="Ttulo1"/>
         <w:rPr>
           <w:color w:val="auto"/>
           <w:lang w:val="es-MX"/>
@@ -3912,7 +3925,7 @@
     <w:lvl w:ilvl="0">
       <w:start w:val="1"/>
       <w:numFmt w:val="decimal"/>
-      <w:pStyle w:val="ListNumber3"/>
+      <w:pStyle w:val="Listaconnmeros3"/>
       <w:lvlText w:val="%1."/>
       <w:lvlJc w:val="left"/>
       <w:pPr>
@@ -3930,7 +3943,7 @@
     <w:lvl w:ilvl="0">
       <w:start w:val="1"/>
       <w:numFmt w:val="decimal"/>
-      <w:pStyle w:val="ListNumber2"/>
+      <w:pStyle w:val="Listaconnmeros2"/>
       <w:lvlText w:val="%1."/>
       <w:lvlJc w:val="left"/>
       <w:pPr>
@@ -3968,7 +3981,7 @@
     <w:lvl w:ilvl="0">
       <w:start w:val="1"/>
       <w:numFmt w:val="bullet"/>
-      <w:pStyle w:val="ListBullet3"/>
+      <w:pStyle w:val="Listaconvietas3"/>
       <w:lvlText w:val=""/>
       <w:lvlJc w:val="left"/>
       <w:pPr>
@@ -3989,7 +4002,7 @@
     <w:lvl w:ilvl="0">
       <w:start w:val="1"/>
       <w:numFmt w:val="bullet"/>
-      <w:pStyle w:val="ListBullet2"/>
+      <w:pStyle w:val="Listaconvietas2"/>
       <w:lvlText w:val=""/>
       <w:lvlJc w:val="left"/>
       <w:pPr>
@@ -4010,7 +4023,7 @@
     <w:lvl w:ilvl="0">
       <w:start w:val="1"/>
       <w:numFmt w:val="decimal"/>
-      <w:pStyle w:val="ListNumber"/>
+      <w:pStyle w:val="Listaconnmeros"/>
       <w:lvlText w:val="%1."/>
       <w:lvlJc w:val="left"/>
       <w:pPr>
@@ -4028,7 +4041,7 @@
     <w:lvl w:ilvl="0">
       <w:start w:val="1"/>
       <w:numFmt w:val="bullet"/>
-      <w:pStyle w:val="ListBullet"/>
+      <w:pStyle w:val="Listaconvietas"/>
       <w:lvlText w:val=""/>
       <w:lvlJc w:val="left"/>
       <w:pPr>
@@ -4558,11 +4571,11 @@
       <w:rFonts w:ascii="Arial" w:hAnsi="Arial"/>
     </w:rPr>
   </w:style>
-  <w:style w:type="paragraph" w:styleId="Heading1">
+  <w:style w:type="paragraph" w:styleId="Ttulo1">
     <w:name w:val="heading 1"/>
     <w:basedOn w:val="Normal"/>
     <w:next w:val="Normal"/>
-    <w:link w:val="Heading1Char"/>
+    <w:link w:val="Ttulo1Car"/>
     <w:uiPriority w:val="9"/>
     <w:qFormat/>
     <w:rsid w:val="00FC693F"/>
@@ -4581,11 +4594,11 @@
       <w:szCs w:val="28"/>
     </w:rPr>
   </w:style>
-  <w:style w:type="paragraph" w:styleId="Heading2">
+  <w:style w:type="paragraph" w:styleId="Ttulo2">
     <w:name w:val="heading 2"/>
     <w:basedOn w:val="Normal"/>
     <w:next w:val="Normal"/>
-    <w:link w:val="Heading2Char"/>
+    <w:link w:val="Ttulo2Car"/>
     <w:uiPriority w:val="9"/>
     <w:unhideWhenUsed/>
     <w:qFormat/>
@@ -4605,11 +4618,11 @@
       <w:szCs w:val="26"/>
     </w:rPr>
   </w:style>
-  <w:style w:type="paragraph" w:styleId="Heading3">
+  <w:style w:type="paragraph" w:styleId="Ttulo3">
     <w:name w:val="heading 3"/>
     <w:basedOn w:val="Normal"/>
     <w:next w:val="Normal"/>
-    <w:link w:val="Heading3Char"/>
+    <w:link w:val="Ttulo3Car"/>
     <w:uiPriority w:val="9"/>
     <w:unhideWhenUsed/>
     <w:qFormat/>
@@ -4627,11 +4640,11 @@
       <w:color w:val="4F81BD" w:themeColor="accent1"/>
     </w:rPr>
   </w:style>
-  <w:style w:type="paragraph" w:styleId="Heading4">
+  <w:style w:type="paragraph" w:styleId="Ttulo4">
     <w:name w:val="heading 4"/>
     <w:basedOn w:val="Normal"/>
     <w:next w:val="Normal"/>
-    <w:link w:val="Heading4Char"/>
+    <w:link w:val="Ttulo4Car"/>
     <w:uiPriority w:val="9"/>
     <w:semiHidden/>
     <w:unhideWhenUsed/>
@@ -4652,11 +4665,11 @@
       <w:color w:val="4F81BD" w:themeColor="accent1"/>
     </w:rPr>
   </w:style>
-  <w:style w:type="paragraph" w:styleId="Heading5">
+  <w:style w:type="paragraph" w:styleId="Ttulo5">
     <w:name w:val="heading 5"/>
     <w:basedOn w:val="Normal"/>
     <w:next w:val="Normal"/>
-    <w:link w:val="Heading5Char"/>
+    <w:link w:val="Ttulo5Car"/>
     <w:uiPriority w:val="9"/>
     <w:semiHidden/>
     <w:unhideWhenUsed/>
@@ -4673,11 +4686,11 @@
       <w:color w:val="243F60" w:themeColor="accent1" w:themeShade="7F"/>
     </w:rPr>
   </w:style>
-  <w:style w:type="paragraph" w:styleId="Heading6">
+  <w:style w:type="paragraph" w:styleId="Ttulo6">
     <w:name w:val="heading 6"/>
     <w:basedOn w:val="Normal"/>
     <w:next w:val="Normal"/>
-    <w:link w:val="Heading6Char"/>
+    <w:link w:val="Ttulo6Car"/>
     <w:uiPriority w:val="9"/>
     <w:semiHidden/>
     <w:unhideWhenUsed/>
@@ -4696,11 +4709,11 @@
       <w:color w:val="243F60" w:themeColor="accent1" w:themeShade="7F"/>
     </w:rPr>
   </w:style>
-  <w:style w:type="paragraph" w:styleId="Heading7">
+  <w:style w:type="paragraph" w:styleId="Ttulo7">
     <w:name w:val="heading 7"/>
     <w:basedOn w:val="Normal"/>
     <w:next w:val="Normal"/>
-    <w:link w:val="Heading7Char"/>
+    <w:link w:val="Ttulo7Car"/>
     <w:uiPriority w:val="9"/>
     <w:semiHidden/>
     <w:unhideWhenUsed/>
@@ -4719,11 +4732,11 @@
       <w:color w:val="404040" w:themeColor="text1" w:themeTint="BF"/>
     </w:rPr>
   </w:style>
-  <w:style w:type="paragraph" w:styleId="Heading8">
+  <w:style w:type="paragraph" w:styleId="Ttulo8">
     <w:name w:val="heading 8"/>
     <w:basedOn w:val="Normal"/>
     <w:next w:val="Normal"/>
-    <w:link w:val="Heading8Char"/>
+    <w:link w:val="Ttulo8Car"/>
     <w:uiPriority w:val="9"/>
     <w:semiHidden/>
     <w:unhideWhenUsed/>
@@ -4742,11 +4755,11 @@
       <w:szCs w:val="20"/>
     </w:rPr>
   </w:style>
-  <w:style w:type="paragraph" w:styleId="Heading9">
+  <w:style w:type="paragraph" w:styleId="Ttulo9">
     <w:name w:val="heading 9"/>
     <w:basedOn w:val="Normal"/>
     <w:next w:val="Normal"/>
-    <w:link w:val="Heading9Char"/>
+    <w:link w:val="Ttulo9Car"/>
     <w:uiPriority w:val="9"/>
     <w:semiHidden/>
     <w:unhideWhenUsed/>
@@ -4767,13 +4780,13 @@
       <w:szCs w:val="20"/>
     </w:rPr>
   </w:style>
-  <w:style w:type="character" w:default="1" w:styleId="DefaultParagraphFont">
+  <w:style w:type="character" w:default="1" w:styleId="Fuentedeprrafopredeter">
     <w:name w:val="Default Paragraph Font"/>
     <w:uiPriority w:val="1"/>
     <w:semiHidden/>
     <w:unhideWhenUsed/>
   </w:style>
-  <w:style w:type="table" w:default="1" w:styleId="TableNormal">
+  <w:style w:type="table" w:default="1" w:styleId="Tablanormal">
     <w:name w:val="Normal Table"/>
     <w:uiPriority w:val="99"/>
     <w:semiHidden/>
@@ -4788,16 +4801,16 @@
       </w:tblCellMar>
     </w:tblPr>
   </w:style>
-  <w:style w:type="numbering" w:default="1" w:styleId="NoList">
+  <w:style w:type="numbering" w:default="1" w:styleId="Sinlista">
     <w:name w:val="No List"/>
     <w:uiPriority w:val="99"/>
     <w:semiHidden/>
     <w:unhideWhenUsed/>
   </w:style>
-  <w:style w:type="paragraph" w:styleId="Header">
+  <w:style w:type="paragraph" w:styleId="Encabezado">
     <w:name w:val="header"/>
     <w:basedOn w:val="Normal"/>
-    <w:link w:val="HeaderChar"/>
+    <w:link w:val="EncabezadoCar"/>
     <w:uiPriority w:val="99"/>
     <w:unhideWhenUsed/>
     <w:rsid w:val="00E618BF"/>
@@ -4809,17 +4822,17 @@
       <w:spacing w:after="0" w:line="240" w:lineRule="auto"/>
     </w:pPr>
   </w:style>
-  <w:style w:type="character" w:customStyle="1" w:styleId="HeaderChar">
-    <w:name w:val="Header Char"/>
-    <w:basedOn w:val="DefaultParagraphFont"/>
-    <w:link w:val="Header"/>
+  <w:style w:type="character" w:customStyle="1" w:styleId="EncabezadoCar">
+    <w:name w:val="Encabezado Car"/>
+    <w:basedOn w:val="Fuentedeprrafopredeter"/>
+    <w:link w:val="Encabezado"/>
     <w:uiPriority w:val="99"/>
     <w:rsid w:val="00E618BF"/>
   </w:style>
-  <w:style w:type="paragraph" w:styleId="Footer">
+  <w:style w:type="paragraph" w:styleId="Piedepgina">
     <w:name w:val="footer"/>
     <w:basedOn w:val="Normal"/>
-    <w:link w:val="FooterChar"/>
+    <w:link w:val="PiedepginaCar"/>
     <w:uiPriority w:val="99"/>
     <w:unhideWhenUsed/>
     <w:rsid w:val="00E618BF"/>
@@ -4831,14 +4844,14 @@
       <w:spacing w:after="0" w:line="240" w:lineRule="auto"/>
     </w:pPr>
   </w:style>
-  <w:style w:type="character" w:customStyle="1" w:styleId="FooterChar">
-    <w:name w:val="Footer Char"/>
-    <w:basedOn w:val="DefaultParagraphFont"/>
-    <w:link w:val="Footer"/>
+  <w:style w:type="character" w:customStyle="1" w:styleId="PiedepginaCar">
+    <w:name w:val="Pie de página Car"/>
+    <w:basedOn w:val="Fuentedeprrafopredeter"/>
+    <w:link w:val="Piedepgina"/>
     <w:uiPriority w:val="99"/>
     <w:rsid w:val="00E618BF"/>
   </w:style>
-  <w:style w:type="paragraph" w:styleId="NoSpacing">
+  <w:style w:type="paragraph" w:styleId="Sinespaciado">
     <w:name w:val="No Spacing"/>
     <w:uiPriority w:val="1"/>
     <w:qFormat/>
@@ -4847,10 +4860,10 @@
       <w:spacing w:after="0" w:line="240" w:lineRule="auto"/>
     </w:pPr>
   </w:style>
-  <w:style w:type="character" w:customStyle="1" w:styleId="Heading1Char">
-    <w:name w:val="Heading 1 Char"/>
-    <w:basedOn w:val="DefaultParagraphFont"/>
-    <w:link w:val="Heading1"/>
+  <w:style w:type="character" w:customStyle="1" w:styleId="Ttulo1Car">
+    <w:name w:val="Título 1 Car"/>
+    <w:basedOn w:val="Fuentedeprrafopredeter"/>
+    <w:link w:val="Ttulo1"/>
     <w:uiPriority w:val="9"/>
     <w:rsid w:val="00FC693F"/>
     <w:rPr>
@@ -4862,10 +4875,10 @@
       <w:szCs w:val="28"/>
     </w:rPr>
   </w:style>
-  <w:style w:type="character" w:customStyle="1" w:styleId="Heading2Char">
-    <w:name w:val="Heading 2 Char"/>
-    <w:basedOn w:val="DefaultParagraphFont"/>
-    <w:link w:val="Heading2"/>
+  <w:style w:type="character" w:customStyle="1" w:styleId="Ttulo2Car">
+    <w:name w:val="Título 2 Car"/>
+    <w:basedOn w:val="Fuentedeprrafopredeter"/>
+    <w:link w:val="Ttulo2"/>
     <w:uiPriority w:val="9"/>
     <w:rsid w:val="00FC693F"/>
     <w:rPr>
@@ -4877,10 +4890,10 @@
       <w:szCs w:val="26"/>
     </w:rPr>
   </w:style>
-  <w:style w:type="character" w:customStyle="1" w:styleId="Heading3Char">
-    <w:name w:val="Heading 3 Char"/>
-    <w:basedOn w:val="DefaultParagraphFont"/>
-    <w:link w:val="Heading3"/>
+  <w:style w:type="character" w:customStyle="1" w:styleId="Ttulo3Car">
+    <w:name w:val="Título 3 Car"/>
+    <w:basedOn w:val="Fuentedeprrafopredeter"/>
+    <w:link w:val="Ttulo3"/>
     <w:uiPriority w:val="9"/>
     <w:rsid w:val="00FC693F"/>
     <w:rPr>
@@ -4890,11 +4903,11 @@
       <w:color w:val="4F81BD" w:themeColor="accent1"/>
     </w:rPr>
   </w:style>
-  <w:style w:type="paragraph" w:styleId="Title">
+  <w:style w:type="paragraph" w:styleId="Ttulo">
     <w:name w:val="Title"/>
     <w:basedOn w:val="Normal"/>
     <w:next w:val="Normal"/>
-    <w:link w:val="TitleChar"/>
+    <w:link w:val="TtuloCar"/>
     <w:uiPriority w:val="10"/>
     <w:qFormat/>
     <w:rsid w:val="00FC693F"/>
@@ -4914,10 +4927,10 @@
       <w:szCs w:val="52"/>
     </w:rPr>
   </w:style>
-  <w:style w:type="character" w:customStyle="1" w:styleId="TitleChar">
-    <w:name w:val="Title Char"/>
-    <w:basedOn w:val="DefaultParagraphFont"/>
-    <w:link w:val="Title"/>
+  <w:style w:type="character" w:customStyle="1" w:styleId="TtuloCar">
+    <w:name w:val="Título Car"/>
+    <w:basedOn w:val="Fuentedeprrafopredeter"/>
+    <w:link w:val="Ttulo"/>
     <w:uiPriority w:val="10"/>
     <w:rsid w:val="00FC693F"/>
     <w:rPr>
@@ -4929,11 +4942,11 @@
       <w:szCs w:val="52"/>
     </w:rPr>
   </w:style>
-  <w:style w:type="paragraph" w:styleId="Subtitle">
+  <w:style w:type="paragraph" w:styleId="Subttulo">
     <w:name w:val="Subtitle"/>
     <w:basedOn w:val="Normal"/>
     <w:next w:val="Normal"/>
-    <w:link w:val="SubtitleChar"/>
+    <w:link w:val="SubttuloCar"/>
     <w:uiPriority w:val="11"/>
     <w:qFormat/>
     <w:rsid w:val="00FC693F"/>
@@ -4952,10 +4965,10 @@
       <w:szCs w:val="24"/>
     </w:rPr>
   </w:style>
-  <w:style w:type="character" w:customStyle="1" w:styleId="SubtitleChar">
-    <w:name w:val="Subtitle Char"/>
-    <w:basedOn w:val="DefaultParagraphFont"/>
-    <w:link w:val="Subtitle"/>
+  <w:style w:type="character" w:customStyle="1" w:styleId="SubttuloCar">
+    <w:name w:val="Subtítulo Car"/>
+    <w:basedOn w:val="Fuentedeprrafopredeter"/>
+    <w:link w:val="Subttulo"/>
     <w:uiPriority w:val="11"/>
     <w:rsid w:val="00FC693F"/>
     <w:rPr>
@@ -4968,7 +4981,7 @@
       <w:szCs w:val="24"/>
     </w:rPr>
   </w:style>
-  <w:style w:type="paragraph" w:styleId="ListParagraph">
+  <w:style w:type="paragraph" w:styleId="Prrafodelista">
     <w:name w:val="List Paragraph"/>
     <w:basedOn w:val="Normal"/>
     <w:uiPriority w:val="34"/>
@@ -4979,10 +4992,10 @@
       <w:contextualSpacing/>
     </w:pPr>
   </w:style>
-  <w:style w:type="paragraph" w:styleId="BodyText">
+  <w:style w:type="paragraph" w:styleId="Textoindependiente">
     <w:name w:val="Body Text"/>
     <w:basedOn w:val="Normal"/>
-    <w:link w:val="BodyTextChar"/>
+    <w:link w:val="TextoindependienteCar"/>
     <w:uiPriority w:val="99"/>
     <w:unhideWhenUsed/>
     <w:rsid w:val="00AA1D8D"/>
@@ -4990,17 +5003,17 @@
       <w:spacing w:after="120"/>
     </w:pPr>
   </w:style>
-  <w:style w:type="character" w:customStyle="1" w:styleId="BodyTextChar">
-    <w:name w:val="Body Text Char"/>
-    <w:basedOn w:val="DefaultParagraphFont"/>
-    <w:link w:val="BodyText"/>
+  <w:style w:type="character" w:customStyle="1" w:styleId="TextoindependienteCar">
+    <w:name w:val="Texto independiente Car"/>
+    <w:basedOn w:val="Fuentedeprrafopredeter"/>
+    <w:link w:val="Textoindependiente"/>
     <w:uiPriority w:val="99"/>
     <w:rsid w:val="00AA1D8D"/>
   </w:style>
-  <w:style w:type="paragraph" w:styleId="BodyText2">
+  <w:style w:type="paragraph" w:styleId="Textoindependiente2">
     <w:name w:val="Body Text 2"/>
     <w:basedOn w:val="Normal"/>
-    <w:link w:val="BodyText2Char"/>
+    <w:link w:val="Textoindependiente2Car"/>
     <w:uiPriority w:val="99"/>
     <w:unhideWhenUsed/>
     <w:rsid w:val="00AA1D8D"/>
@@ -5008,17 +5021,17 @@
       <w:spacing w:after="120" w:line="480" w:lineRule="auto"/>
     </w:pPr>
   </w:style>
-  <w:style w:type="character" w:customStyle="1" w:styleId="BodyText2Char">
-    <w:name w:val="Body Text 2 Char"/>
-    <w:basedOn w:val="DefaultParagraphFont"/>
-    <w:link w:val="BodyText2"/>
+  <w:style w:type="character" w:customStyle="1" w:styleId="Textoindependiente2Car">
+    <w:name w:val="Texto independiente 2 Car"/>
+    <w:basedOn w:val="Fuentedeprrafopredeter"/>
+    <w:link w:val="Textoindependiente2"/>
     <w:uiPriority w:val="99"/>
     <w:rsid w:val="00AA1D8D"/>
   </w:style>
-  <w:style w:type="paragraph" w:styleId="BodyText3">
+  <w:style w:type="paragraph" w:styleId="Textoindependiente3">
     <w:name w:val="Body Text 3"/>
     <w:basedOn w:val="Normal"/>
-    <w:link w:val="BodyText3Char"/>
+    <w:link w:val="Textoindependiente3Car"/>
     <w:uiPriority w:val="99"/>
     <w:unhideWhenUsed/>
     <w:rsid w:val="00AA1D8D"/>
@@ -5030,10 +5043,10 @@
       <w:szCs w:val="16"/>
     </w:rPr>
   </w:style>
-  <w:style w:type="character" w:customStyle="1" w:styleId="BodyText3Char">
-    <w:name w:val="Body Text 3 Char"/>
-    <w:basedOn w:val="DefaultParagraphFont"/>
-    <w:link w:val="BodyText3"/>
+  <w:style w:type="character" w:customStyle="1" w:styleId="Textoindependiente3Car">
+    <w:name w:val="Texto independiente 3 Car"/>
+    <w:basedOn w:val="Fuentedeprrafopredeter"/>
+    <w:link w:val="Textoindependiente3"/>
     <w:uiPriority w:val="99"/>
     <w:rsid w:val="00AA1D8D"/>
     <w:rPr>
@@ -5041,7 +5054,7 @@
       <w:szCs w:val="16"/>
     </w:rPr>
   </w:style>
-  <w:style w:type="paragraph" w:styleId="List">
+  <w:style w:type="paragraph" w:styleId="Lista">
     <w:name w:val="List"/>
     <w:basedOn w:val="Normal"/>
     <w:uiPriority w:val="99"/>
@@ -5052,7 +5065,7 @@
       <w:contextualSpacing/>
     </w:pPr>
   </w:style>
-  <w:style w:type="paragraph" w:styleId="List2">
+  <w:style w:type="paragraph" w:styleId="Lista2">
     <w:name w:val="List 2"/>
     <w:basedOn w:val="Normal"/>
     <w:uiPriority w:val="99"/>
@@ -5063,7 +5076,7 @@
       <w:contextualSpacing/>
     </w:pPr>
   </w:style>
-  <w:style w:type="paragraph" w:styleId="List3">
+  <w:style w:type="paragraph" w:styleId="Lista3">
     <w:name w:val="List 3"/>
     <w:basedOn w:val="Normal"/>
     <w:uiPriority w:val="99"/>
@@ -5074,7 +5087,7 @@
       <w:contextualSpacing/>
     </w:pPr>
   </w:style>
-  <w:style w:type="paragraph" w:styleId="ListBullet">
+  <w:style w:type="paragraph" w:styleId="Listaconvietas">
     <w:name w:val="List Bullet"/>
     <w:basedOn w:val="Normal"/>
     <w:uiPriority w:val="99"/>
@@ -5087,7 +5100,7 @@
       <w:contextualSpacing/>
     </w:pPr>
   </w:style>
-  <w:style w:type="paragraph" w:styleId="ListBullet2">
+  <w:style w:type="paragraph" w:styleId="Listaconvietas2">
     <w:name w:val="List Bullet 2"/>
     <w:basedOn w:val="Normal"/>
     <w:uiPriority w:val="99"/>
@@ -5100,7 +5113,7 @@
       <w:contextualSpacing/>
     </w:pPr>
   </w:style>
-  <w:style w:type="paragraph" w:styleId="ListBullet3">
+  <w:style w:type="paragraph" w:styleId="Listaconvietas3">
     <w:name w:val="List Bullet 3"/>
     <w:basedOn w:val="Normal"/>
     <w:uiPriority w:val="99"/>
@@ -5113,7 +5126,7 @@
       <w:contextualSpacing/>
     </w:pPr>
   </w:style>
-  <w:style w:type="paragraph" w:styleId="ListNumber">
+  <w:style w:type="paragraph" w:styleId="Listaconnmeros">
     <w:name w:val="List Number"/>
     <w:basedOn w:val="Normal"/>
     <w:uiPriority w:val="99"/>
@@ -5126,7 +5139,7 @@
       <w:contextualSpacing/>
     </w:pPr>
   </w:style>
-  <w:style w:type="paragraph" w:styleId="ListNumber2">
+  <w:style w:type="paragraph" w:styleId="Listaconnmeros2">
     <w:name w:val="List Number 2"/>
     <w:basedOn w:val="Normal"/>
     <w:uiPriority w:val="99"/>
@@ -5139,7 +5152,7 @@
       <w:contextualSpacing/>
     </w:pPr>
   </w:style>
-  <w:style w:type="paragraph" w:styleId="ListNumber3">
+  <w:style w:type="paragraph" w:styleId="Listaconnmeros3">
     <w:name w:val="List Number 3"/>
     <w:basedOn w:val="Normal"/>
     <w:uiPriority w:val="99"/>
@@ -5152,7 +5165,7 @@
       <w:contextualSpacing/>
     </w:pPr>
   </w:style>
-  <w:style w:type="paragraph" w:styleId="ListContinue">
+  <w:style w:type="paragraph" w:styleId="Continuarlista">
     <w:name w:val="List Continue"/>
     <w:basedOn w:val="Normal"/>
     <w:uiPriority w:val="99"/>
@@ -5164,7 +5177,7 @@
       <w:contextualSpacing/>
     </w:pPr>
   </w:style>
-  <w:style w:type="paragraph" w:styleId="ListContinue2">
+  <w:style w:type="paragraph" w:styleId="Continuarlista2">
     <w:name w:val="List Continue 2"/>
     <w:basedOn w:val="Normal"/>
     <w:uiPriority w:val="99"/>
@@ -5176,7 +5189,7 @@
       <w:contextualSpacing/>
     </w:pPr>
   </w:style>
-  <w:style w:type="paragraph" w:styleId="ListContinue3">
+  <w:style w:type="paragraph" w:styleId="Continuarlista3">
     <w:name w:val="List Continue 3"/>
     <w:basedOn w:val="Normal"/>
     <w:uiPriority w:val="99"/>
@@ -5188,9 +5201,9 @@
       <w:contextualSpacing/>
     </w:pPr>
   </w:style>
-  <w:style w:type="paragraph" w:styleId="MacroText">
+  <w:style w:type="paragraph" w:styleId="Textomacro">
     <w:name w:val="macro"/>
-    <w:link w:val="MacroTextChar"/>
+    <w:link w:val="TextomacroCar"/>
     <w:uiPriority w:val="99"/>
     <w:unhideWhenUsed/>
     <w:rsid w:val="0029639D"/>
@@ -5211,10 +5224,10 @@
       <w:szCs w:val="20"/>
     </w:rPr>
   </w:style>
-  <w:style w:type="character" w:customStyle="1" w:styleId="MacroTextChar">
-    <w:name w:val="Macro Text Char"/>
-    <w:basedOn w:val="DefaultParagraphFont"/>
-    <w:link w:val="MacroText"/>
+  <w:style w:type="character" w:customStyle="1" w:styleId="TextomacroCar">
+    <w:name w:val="Texto macro Car"/>
+    <w:basedOn w:val="Fuentedeprrafopredeter"/>
+    <w:link w:val="Textomacro"/>
     <w:uiPriority w:val="99"/>
     <w:rsid w:val="0029639D"/>
     <w:rPr>
@@ -5223,11 +5236,11 @@
       <w:szCs w:val="20"/>
     </w:rPr>
   </w:style>
-  <w:style w:type="paragraph" w:styleId="Quote">
+  <w:style w:type="paragraph" w:styleId="Cita">
     <w:name w:val="Quote"/>
     <w:basedOn w:val="Normal"/>
     <w:next w:val="Normal"/>
-    <w:link w:val="QuoteChar"/>
+    <w:link w:val="CitaCar"/>
     <w:uiPriority w:val="29"/>
     <w:qFormat/>
     <w:rsid w:val="00FC693F"/>
@@ -5237,10 +5250,10 @@
       <w:color w:val="000000" w:themeColor="text1"/>
     </w:rPr>
   </w:style>
-  <w:style w:type="character" w:customStyle="1" w:styleId="QuoteChar">
-    <w:name w:val="Quote Char"/>
-    <w:basedOn w:val="DefaultParagraphFont"/>
-    <w:link w:val="Quote"/>
+  <w:style w:type="character" w:customStyle="1" w:styleId="CitaCar">
+    <w:name w:val="Cita Car"/>
+    <w:basedOn w:val="Fuentedeprrafopredeter"/>
+    <w:link w:val="Cita"/>
     <w:uiPriority w:val="29"/>
     <w:rsid w:val="00FC693F"/>
     <w:rPr>
@@ -5249,10 +5262,10 @@
       <w:color w:val="000000" w:themeColor="text1"/>
     </w:rPr>
   </w:style>
-  <w:style w:type="character" w:customStyle="1" w:styleId="Heading4Char">
-    <w:name w:val="Heading 4 Char"/>
-    <w:basedOn w:val="DefaultParagraphFont"/>
-    <w:link w:val="Heading4"/>
+  <w:style w:type="character" w:customStyle="1" w:styleId="Ttulo4Car">
+    <w:name w:val="Título 4 Car"/>
+    <w:basedOn w:val="Fuentedeprrafopredeter"/>
+    <w:link w:val="Ttulo4"/>
     <w:uiPriority w:val="9"/>
     <w:semiHidden/>
     <w:rsid w:val="00FC693F"/>
@@ -5265,10 +5278,10 @@
       <w:color w:val="4F81BD" w:themeColor="accent1"/>
     </w:rPr>
   </w:style>
-  <w:style w:type="character" w:customStyle="1" w:styleId="Heading5Char">
-    <w:name w:val="Heading 5 Char"/>
-    <w:basedOn w:val="DefaultParagraphFont"/>
-    <w:link w:val="Heading5"/>
+  <w:style w:type="character" w:customStyle="1" w:styleId="Ttulo5Car">
+    <w:name w:val="Título 5 Car"/>
+    <w:basedOn w:val="Fuentedeprrafopredeter"/>
+    <w:link w:val="Ttulo5"/>
     <w:uiPriority w:val="9"/>
     <w:semiHidden/>
     <w:rsid w:val="00FC693F"/>
@@ -5277,10 +5290,10 @@
       <w:color w:val="243F60" w:themeColor="accent1" w:themeShade="7F"/>
     </w:rPr>
   </w:style>
-  <w:style w:type="character" w:customStyle="1" w:styleId="Heading6Char">
-    <w:name w:val="Heading 6 Char"/>
-    <w:basedOn w:val="DefaultParagraphFont"/>
-    <w:link w:val="Heading6"/>
+  <w:style w:type="character" w:customStyle="1" w:styleId="Ttulo6Car">
+    <w:name w:val="Título 6 Car"/>
+    <w:basedOn w:val="Fuentedeprrafopredeter"/>
+    <w:link w:val="Ttulo6"/>
     <w:uiPriority w:val="9"/>
     <w:semiHidden/>
     <w:rsid w:val="00FC693F"/>
@@ -5291,10 +5304,10 @@
       <w:color w:val="243F60" w:themeColor="accent1" w:themeShade="7F"/>
     </w:rPr>
   </w:style>
-  <w:style w:type="character" w:customStyle="1" w:styleId="Heading7Char">
-    <w:name w:val="Heading 7 Char"/>
-    <w:basedOn w:val="DefaultParagraphFont"/>
-    <w:link w:val="Heading7"/>
+  <w:style w:type="character" w:customStyle="1" w:styleId="Ttulo7Car">
+    <w:name w:val="Título 7 Car"/>
+    <w:basedOn w:val="Fuentedeprrafopredeter"/>
+    <w:link w:val="Ttulo7"/>
     <w:uiPriority w:val="9"/>
     <w:semiHidden/>
     <w:rsid w:val="00FC693F"/>
@@ -5305,10 +5318,10 @@
       <w:color w:val="404040" w:themeColor="text1" w:themeTint="BF"/>
     </w:rPr>
   </w:style>
-  <w:style w:type="character" w:customStyle="1" w:styleId="Heading8Char">
-    <w:name w:val="Heading 8 Char"/>
-    <w:basedOn w:val="DefaultParagraphFont"/>
-    <w:link w:val="Heading8"/>
+  <w:style w:type="character" w:customStyle="1" w:styleId="Ttulo8Car">
+    <w:name w:val="Título 8 Car"/>
+    <w:basedOn w:val="Fuentedeprrafopredeter"/>
+    <w:link w:val="Ttulo8"/>
     <w:uiPriority w:val="9"/>
     <w:semiHidden/>
     <w:rsid w:val="00FC693F"/>
@@ -5319,10 +5332,10 @@
       <w:szCs w:val="20"/>
     </w:rPr>
   </w:style>
-  <w:style w:type="character" w:customStyle="1" w:styleId="Heading9Char">
-    <w:name w:val="Heading 9 Char"/>
-    <w:basedOn w:val="DefaultParagraphFont"/>
-    <w:link w:val="Heading9"/>
+  <w:style w:type="character" w:customStyle="1" w:styleId="Ttulo9Car">
+    <w:name w:val="Título 9 Car"/>
+    <w:basedOn w:val="Fuentedeprrafopredeter"/>
+    <w:link w:val="Ttulo9"/>
     <w:uiPriority w:val="9"/>
     <w:semiHidden/>
     <w:rsid w:val="00FC693F"/>
@@ -5335,7 +5348,7 @@
       <w:szCs w:val="20"/>
     </w:rPr>
   </w:style>
-  <w:style w:type="paragraph" w:styleId="Caption">
+  <w:style w:type="paragraph" w:styleId="Descripcin">
     <w:name w:val="caption"/>
     <w:basedOn w:val="Normal"/>
     <w:next w:val="Normal"/>
@@ -5355,9 +5368,9 @@
       <w:szCs w:val="18"/>
     </w:rPr>
   </w:style>
-  <w:style w:type="character" w:styleId="Strong">
+  <w:style w:type="character" w:styleId="Fuerte">
     <w:name w:val="Strong"/>
-    <w:basedOn w:val="DefaultParagraphFont"/>
+    <w:basedOn w:val="Fuentedeprrafopredeter"/>
     <w:uiPriority w:val="22"/>
     <w:qFormat/>
     <w:rsid w:val="00FC693F"/>
@@ -5366,9 +5379,9 @@
       <w:bCs/>
     </w:rPr>
   </w:style>
-  <w:style w:type="character" w:styleId="Emphasis">
+  <w:style w:type="character" w:styleId="nfasis">
     <w:name w:val="Emphasis"/>
-    <w:basedOn w:val="DefaultParagraphFont"/>
+    <w:basedOn w:val="Fuentedeprrafopredeter"/>
     <w:uiPriority w:val="20"/>
     <w:qFormat/>
     <w:rsid w:val="00FC693F"/>
@@ -5377,11 +5390,11 @@
       <w:iCs/>
     </w:rPr>
   </w:style>
-  <w:style w:type="paragraph" w:styleId="IntenseQuote">
+  <w:style w:type="paragraph" w:styleId="Citadestacada">
     <w:name w:val="Intense Quote"/>
     <w:basedOn w:val="Normal"/>
     <w:next w:val="Normal"/>
-    <w:link w:val="IntenseQuoteChar"/>
+    <w:link w:val="CitadestacadaCar"/>
     <w:uiPriority w:val="30"/>
     <w:qFormat/>
     <w:rsid w:val="00FC693F"/>
@@ -5400,10 +5413,10 @@
       <w:color w:val="4F81BD" w:themeColor="accent1"/>
     </w:rPr>
   </w:style>
-  <w:style w:type="character" w:customStyle="1" w:styleId="IntenseQuoteChar">
-    <w:name w:val="Intense Quote Char"/>
-    <w:basedOn w:val="DefaultParagraphFont"/>
-    <w:link w:val="IntenseQuote"/>
+  <w:style w:type="character" w:customStyle="1" w:styleId="CitadestacadaCar">
+    <w:name w:val="Cita destacada Car"/>
+    <w:basedOn w:val="Fuentedeprrafopredeter"/>
+    <w:link w:val="Citadestacada"/>
     <w:uiPriority w:val="30"/>
     <w:rsid w:val="00FC693F"/>
     <w:rPr>
@@ -5414,9 +5427,9 @@
       <w:color w:val="4F81BD" w:themeColor="accent1"/>
     </w:rPr>
   </w:style>
-  <w:style w:type="character" w:styleId="SubtleEmphasis">
+  <w:style w:type="character" w:styleId="nfasissutil">
     <w:name w:val="Subtle Emphasis"/>
-    <w:basedOn w:val="DefaultParagraphFont"/>
+    <w:basedOn w:val="Fuentedeprrafopredeter"/>
     <w:uiPriority w:val="19"/>
     <w:qFormat/>
     <w:rsid w:val="00FC693F"/>
@@ -5426,9 +5439,9 @@
       <w:color w:val="808080" w:themeColor="text1" w:themeTint="7F"/>
     </w:rPr>
   </w:style>
-  <w:style w:type="character" w:styleId="IntenseEmphasis">
+  <w:style w:type="character" w:styleId="nfasisintenso">
     <w:name w:val="Intense Emphasis"/>
-    <w:basedOn w:val="DefaultParagraphFont"/>
+    <w:basedOn w:val="Fuentedeprrafopredeter"/>
     <w:uiPriority w:val="21"/>
     <w:qFormat/>
     <w:rsid w:val="00FC693F"/>
@@ -5440,9 +5453,9 @@
       <w:color w:val="4F81BD" w:themeColor="accent1"/>
     </w:rPr>
   </w:style>
-  <w:style w:type="character" w:styleId="SubtleReference">
+  <w:style w:type="character" w:styleId="Referenciasutil">
     <w:name w:val="Subtle Reference"/>
-    <w:basedOn w:val="DefaultParagraphFont"/>
+    <w:basedOn w:val="Fuentedeprrafopredeter"/>
     <w:uiPriority w:val="31"/>
     <w:qFormat/>
     <w:rsid w:val="00FC693F"/>
@@ -5452,9 +5465,9 @@
       <w:u w:val="single"/>
     </w:rPr>
   </w:style>
-  <w:style w:type="character" w:styleId="IntenseReference">
+  <w:style w:type="character" w:styleId="Referenciaintensa">
     <w:name w:val="Intense Reference"/>
-    <w:basedOn w:val="DefaultParagraphFont"/>
+    <w:basedOn w:val="Fuentedeprrafopredeter"/>
     <w:uiPriority w:val="32"/>
     <w:qFormat/>
     <w:rsid w:val="00FC693F"/>
@@ -5467,9 +5480,9 @@
       <w:u w:val="single"/>
     </w:rPr>
   </w:style>
-  <w:style w:type="character" w:styleId="BookTitle">
+  <w:style w:type="character" w:styleId="Ttulodellibro">
     <w:name w:val="Book Title"/>
-    <w:basedOn w:val="DefaultParagraphFont"/>
+    <w:basedOn w:val="Fuentedeprrafopredeter"/>
     <w:uiPriority w:val="33"/>
     <w:qFormat/>
     <w:rsid w:val="00FC693F"/>
@@ -5480,9 +5493,9 @@
       <w:spacing w:val="5"/>
     </w:rPr>
   </w:style>
-  <w:style w:type="paragraph" w:styleId="TOCHeading">
+  <w:style w:type="paragraph" w:styleId="TtuloTDC">
     <w:name w:val="TOC Heading"/>
-    <w:basedOn w:val="Heading1"/>
+    <w:basedOn w:val="Ttulo1"/>
     <w:next w:val="Normal"/>
     <w:uiPriority w:val="39"/>
     <w:semiHidden/>
@@ -5493,9 +5506,9 @@
       <w:outlineLvl w:val="9"/>
     </w:pPr>
   </w:style>
-  <w:style w:type="table" w:styleId="TableGrid">
+  <w:style w:type="table" w:styleId="Tablaconcuadrcula">
     <w:name w:val="Table Grid"/>
-    <w:basedOn w:val="TableNormal"/>
+    <w:basedOn w:val="Tablanormal"/>
     <w:uiPriority w:val="59"/>
     <w:rsid w:val="00FC693F"/>
     <w:pPr>
@@ -5512,9 +5525,9 @@
       </w:tblBorders>
     </w:tblPr>
   </w:style>
-  <w:style w:type="table" w:styleId="LightShading">
+  <w:style w:type="table" w:styleId="Sombreadoclaro">
     <w:name w:val="Light Shading"/>
-    <w:basedOn w:val="TableNormal"/>
+    <w:basedOn w:val="Tablanormal"/>
     <w:uiPriority w:val="60"/>
     <w:rsid w:val="00FC693F"/>
     <w:pPr>
@@ -5608,9 +5621,9 @@
       </w:tcPr>
     </w:tblStylePr>
   </w:style>
-  <w:style w:type="table" w:styleId="LightShading-Accent1">
+  <w:style w:type="table" w:styleId="Sombreadoclaro-nfasis1">
     <w:name w:val="Light Shading Accent 1"/>
-    <w:basedOn w:val="TableNormal"/>
+    <w:basedOn w:val="Tablanormal"/>
     <w:uiPriority w:val="60"/>
     <w:rsid w:val="00FC693F"/>
     <w:pPr>
@@ -5704,9 +5717,9 @@
       </w:tcPr>
     </w:tblStylePr>
   </w:style>
-  <w:style w:type="table" w:styleId="LightShading-Accent2">
+  <w:style w:type="table" w:styleId="Sombreadoclaro-nfasis2">
     <w:name w:val="Light Shading Accent 2"/>
-    <w:basedOn w:val="TableNormal"/>
+    <w:basedOn w:val="Tablanormal"/>
     <w:uiPriority w:val="60"/>
     <w:rsid w:val="00FC693F"/>
     <w:pPr>
@@ -5800,9 +5813,9 @@
       </w:tcPr>
     </w:tblStylePr>
   </w:style>
-  <w:style w:type="table" w:styleId="LightShading-Accent3">
+  <w:style w:type="table" w:styleId="Sombreadoclaro-nfasis3">
     <w:name w:val="Light Shading Accent 3"/>
-    <w:basedOn w:val="TableNormal"/>
+    <w:basedOn w:val="Tablanormal"/>
     <w:uiPriority w:val="60"/>
     <w:rsid w:val="00FC693F"/>
     <w:pPr>
@@ -5896,9 +5909,9 @@
       </w:tcPr>
     </w:tblStylePr>
   </w:style>
-  <w:style w:type="table" w:styleId="LightShading-Accent4">
+  <w:style w:type="table" w:styleId="Sombreadoclaro-nfasis4">
     <w:name w:val="Light Shading Accent 4"/>
-    <w:basedOn w:val="TableNormal"/>
+    <w:basedOn w:val="Tablanormal"/>
     <w:uiPriority w:val="60"/>
     <w:rsid w:val="00FC693F"/>
     <w:pPr>
@@ -5992,9 +6005,9 @@
       </w:tcPr>
     </w:tblStylePr>
   </w:style>
-  <w:style w:type="table" w:styleId="LightShading-Accent5">
+  <w:style w:type="table" w:styleId="Sombreadoclaro-nfasis5">
     <w:name w:val="Light Shading Accent 5"/>
-    <w:basedOn w:val="TableNormal"/>
+    <w:basedOn w:val="Tablanormal"/>
     <w:uiPriority w:val="60"/>
     <w:rsid w:val="00FC693F"/>
     <w:pPr>
@@ -6088,9 +6101,9 @@
       </w:tcPr>
     </w:tblStylePr>
   </w:style>
-  <w:style w:type="table" w:styleId="LightShading-Accent6">
+  <w:style w:type="table" w:styleId="Sombreadoclaro-nfasis6">
     <w:name w:val="Light Shading Accent 6"/>
-    <w:basedOn w:val="TableNormal"/>
+    <w:basedOn w:val="Tablanormal"/>
     <w:uiPriority w:val="60"/>
     <w:rsid w:val="00FC693F"/>
     <w:pPr>
@@ -6184,9 +6197,9 @@
       </w:tcPr>
     </w:tblStylePr>
   </w:style>
-  <w:style w:type="table" w:styleId="LightList">
+  <w:style w:type="table" w:styleId="Listaclara">
     <w:name w:val="Light List"/>
-    <w:basedOn w:val="TableNormal"/>
+    <w:basedOn w:val="Tablanormal"/>
     <w:uiPriority w:val="61"/>
     <w:rsid w:val="00FC693F"/>
     <w:pPr>
@@ -6269,9 +6282,9 @@
       </w:tcPr>
     </w:tblStylePr>
   </w:style>
-  <w:style w:type="table" w:styleId="LightList-Accent1">
+  <w:style w:type="table" w:styleId="Listaclara-nfasis1">
     <w:name w:val="Light List Accent 1"/>
-    <w:basedOn w:val="TableNormal"/>
+    <w:basedOn w:val="Tablanormal"/>
     <w:uiPriority w:val="61"/>
     <w:rsid w:val="00FC693F"/>
     <w:pPr>
@@ -6354,9 +6367,9 @@
       </w:tcPr>
     </w:tblStylePr>
   </w:style>
-  <w:style w:type="table" w:styleId="LightList-Accent2">
+  <w:style w:type="table" w:styleId="Listaclara-nfasis2">
     <w:name w:val="Light List Accent 2"/>
-    <w:basedOn w:val="TableNormal"/>
+    <w:basedOn w:val="Tablanormal"/>
     <w:uiPriority w:val="61"/>
     <w:rsid w:val="00CB0664"/>
     <w:pPr>
@@ -6439,9 +6452,9 @@
       </w:tcPr>
     </w:tblStylePr>
   </w:style>
-  <w:style w:type="table" w:styleId="LightList-Accent3">
+  <w:style w:type="table" w:styleId="Listaclara-nfasis3">
     <w:name w:val="Light List Accent 3"/>
-    <w:basedOn w:val="TableNormal"/>
+    <w:basedOn w:val="Tablanormal"/>
     <w:uiPriority w:val="61"/>
     <w:rsid w:val="00CB0664"/>
     <w:pPr>
@@ -6524,9 +6537,9 @@
       </w:tcPr>
     </w:tblStylePr>
   </w:style>
-  <w:style w:type="table" w:styleId="LightList-Accent4">
+  <w:style w:type="table" w:styleId="Listaclara-nfasis4">
     <w:name w:val="Light List Accent 4"/>
-    <w:basedOn w:val="TableNormal"/>
+    <w:basedOn w:val="Tablanormal"/>
     <w:uiPriority w:val="61"/>
     <w:rsid w:val="00CB0664"/>
     <w:pPr>
@@ -6609,9 +6622,9 @@
       </w:tcPr>
     </w:tblStylePr>
   </w:style>
-  <w:style w:type="table" w:styleId="LightList-Accent5">
+  <w:style w:type="table" w:styleId="Listaclara-nfasis5">
     <w:name w:val="Light List Accent 5"/>
-    <w:basedOn w:val="TableNormal"/>
+    <w:basedOn w:val="Tablanormal"/>
     <w:uiPriority w:val="61"/>
     <w:rsid w:val="00CB0664"/>
     <w:pPr>
@@ -6694,9 +6707,9 @@
       </w:tcPr>
     </w:tblStylePr>
   </w:style>
-  <w:style w:type="table" w:styleId="LightList-Accent6">
+  <w:style w:type="table" w:styleId="Listaclara-nfasis6">
     <w:name w:val="Light List Accent 6"/>
-    <w:basedOn w:val="TableNormal"/>
+    <w:basedOn w:val="Tablanormal"/>
     <w:uiPriority w:val="61"/>
     <w:rsid w:val="00CB0664"/>
     <w:pPr>
@@ -6779,9 +6792,9 @@
       </w:tcPr>
     </w:tblStylePr>
   </w:style>
-  <w:style w:type="table" w:styleId="LightGrid">
+  <w:style w:type="table" w:styleId="Cuadrculaclara">
     <w:name w:val="Light Grid"/>
-    <w:basedOn w:val="TableNormal"/>
+    <w:basedOn w:val="Tablanormal"/>
     <w:uiPriority w:val="62"/>
     <w:rsid w:val="00CB0664"/>
     <w:pPr>
@@ -6902,9 +6915,9 @@
       </w:tcPr>
     </w:tblStylePr>
   </w:style>
-  <w:style w:type="table" w:styleId="LightGrid-Accent1">
+  <w:style w:type="table" w:styleId="Cuadrculaclara-nfasis1">
     <w:name w:val="Light Grid Accent 1"/>
-    <w:basedOn w:val="TableNormal"/>
+    <w:basedOn w:val="Tablanormal"/>
     <w:uiPriority w:val="62"/>
     <w:rsid w:val="00CB0664"/>
     <w:pPr>
@@ -7025,9 +7038,9 @@
       </w:tcPr>
     </w:tblStylePr>
   </w:style>
-  <w:style w:type="table" w:styleId="LightGrid-Accent2">
+  <w:style w:type="table" w:styleId="Cuadrculaclara-nfasis2">
     <w:name w:val="Light Grid Accent 2"/>
-    <w:basedOn w:val="TableNormal"/>
+    <w:basedOn w:val="Tablanormal"/>
     <w:uiPriority w:val="62"/>
     <w:rsid w:val="00CB0664"/>
     <w:pPr>
@@ -7148,9 +7161,9 @@
       </w:tcPr>
     </w:tblStylePr>
   </w:style>
-  <w:style w:type="table" w:styleId="LightGrid-Accent3">
+  <w:style w:type="table" w:styleId="Cuadrculaclara-nfasis3">
     <w:name w:val="Light Grid Accent 3"/>
-    <w:basedOn w:val="TableNormal"/>
+    <w:basedOn w:val="Tablanormal"/>
     <w:uiPriority w:val="62"/>
     <w:rsid w:val="00CB0664"/>
     <w:pPr>
@@ -7271,9 +7284,9 @@
       </w:tcPr>
     </w:tblStylePr>
   </w:style>
-  <w:style w:type="table" w:styleId="LightGrid-Accent4">
+  <w:style w:type="table" w:styleId="Cuadrculaclara-nfasis4">
     <w:name w:val="Light Grid Accent 4"/>
-    <w:basedOn w:val="TableNormal"/>
+    <w:basedOn w:val="Tablanormal"/>
     <w:uiPriority w:val="62"/>
     <w:rsid w:val="00CB0664"/>
     <w:pPr>
@@ -7394,9 +7407,9 @@
       </w:tcPr>
     </w:tblStylePr>
   </w:style>
-  <w:style w:type="table" w:styleId="LightGrid-Accent5">
+  <w:style w:type="table" w:styleId="Cuadrculaclara-nfasis5">
     <w:name w:val="Light Grid Accent 5"/>
-    <w:basedOn w:val="TableNormal"/>
+    <w:basedOn w:val="Tablanormal"/>
     <w:uiPriority w:val="62"/>
     <w:rsid w:val="00CB0664"/>
     <w:pPr>
@@ -7517,9 +7530,9 @@
       </w:tcPr>
     </w:tblStylePr>
   </w:style>
-  <w:style w:type="table" w:styleId="LightGrid-Accent6">
+  <w:style w:type="table" w:styleId="Cuadrculaclara-nfasis6">
     <w:name w:val="Light Grid Accent 6"/>
-    <w:basedOn w:val="TableNormal"/>
+    <w:basedOn w:val="Tablanormal"/>
     <w:uiPriority w:val="62"/>
     <w:rsid w:val="00CB0664"/>
     <w:pPr>
@@ -7640,9 +7653,9 @@
       </w:tcPr>
     </w:tblStylePr>
   </w:style>
-  <w:style w:type="table" w:styleId="MediumShading1">
+  <w:style w:type="table" w:styleId="Sombreadomedio1">
     <w:name w:val="Medium Shading 1"/>
-    <w:basedOn w:val="TableNormal"/>
+    <w:basedOn w:val="Tablanormal"/>
     <w:uiPriority w:val="63"/>
     <w:rsid w:val="00CB0664"/>
     <w:pPr>
@@ -7739,9 +7752,9 @@
       </w:tcPr>
     </w:tblStylePr>
   </w:style>
-  <w:style w:type="table" w:styleId="MediumShading1-Accent1">
+  <w:style w:type="table" w:styleId="Sombreadomedio1-nfasis1">
     <w:name w:val="Medium Shading 1 Accent 1"/>
-    <w:basedOn w:val="TableNormal"/>
+    <w:basedOn w:val="Tablanormal"/>
     <w:uiPriority w:val="63"/>
     <w:rsid w:val="00CB0664"/>
     <w:pPr>
@@ -7838,9 +7851,9 @@
       </w:tcPr>
     </w:tblStylePr>
   </w:style>
-  <w:style w:type="table" w:styleId="MediumShading1-Accent2">
+  <w:style w:type="table" w:styleId="Sombreadomedio1-nfasis2">
     <w:name w:val="Medium Shading 1 Accent 2"/>
-    <w:basedOn w:val="TableNormal"/>
+    <w:basedOn w:val="Tablanormal"/>
     <w:uiPriority w:val="63"/>
     <w:rsid w:val="00CB0664"/>
     <w:pPr>
@@ -7937,9 +7950,9 @@
       </w:tcPr>
     </w:tblStylePr>
   </w:style>
-  <w:style w:type="table" w:styleId="MediumShading1-Accent3">
+  <w:style w:type="table" w:styleId="Sombreadomedio1-nfasis3">
     <w:name w:val="Medium Shading 1 Accent 3"/>
-    <w:basedOn w:val="TableNormal"/>
+    <w:basedOn w:val="Tablanormal"/>
     <w:uiPriority w:val="63"/>
     <w:rsid w:val="00CB0664"/>
     <w:pPr>
@@ -8036,9 +8049,9 @@
       </w:tcPr>
     </w:tblStylePr>
   </w:style>
-  <w:style w:type="table" w:styleId="MediumShading1-Accent4">
+  <w:style w:type="table" w:styleId="Sombreadomedio1-nfasis4">
     <w:name w:val="Medium Shading 1 Accent 4"/>
-    <w:basedOn w:val="TableNormal"/>
+    <w:basedOn w:val="Tablanormal"/>
     <w:uiPriority w:val="63"/>
     <w:rsid w:val="00CB0664"/>
     <w:pPr>
@@ -8135,9 +8148,9 @@
       </w:tcPr>
     </w:tblStylePr>
   </w:style>
-  <w:style w:type="table" w:styleId="MediumShading1-Accent5">
+  <w:style w:type="table" w:styleId="Sombreadomedio1-nfasis5">
     <w:name w:val="Medium Shading 1 Accent 5"/>
-    <w:basedOn w:val="TableNormal"/>
+    <w:basedOn w:val="Tablanormal"/>
     <w:uiPriority w:val="63"/>
     <w:rsid w:val="00CB0664"/>
     <w:pPr>
@@ -8234,9 +8247,9 @@
       </w:tcPr>
     </w:tblStylePr>
   </w:style>
-  <w:style w:type="table" w:styleId="MediumShading1-Accent6">
+  <w:style w:type="table" w:styleId="Sombreadomedio1-nfasis6">
     <w:name w:val="Medium Shading 1 Accent 6"/>
-    <w:basedOn w:val="TableNormal"/>
+    <w:basedOn w:val="Tablanormal"/>
     <w:uiPriority w:val="63"/>
     <w:rsid w:val="00CB0664"/>
     <w:pPr>
@@ -8333,9 +8346,9 @@
       </w:tcPr>
     </w:tblStylePr>
   </w:style>
-  <w:style w:type="table" w:styleId="MediumShading2">
+  <w:style w:type="table" w:styleId="Sombreadomedio2">
     <w:name w:val="Medium Shading 2"/>
-    <w:basedOn w:val="TableNormal"/>
+    <w:basedOn w:val="Tablanormal"/>
     <w:uiPriority w:val="64"/>
     <w:rsid w:val="00CB0664"/>
     <w:pPr>
@@ -8475,9 +8488,9 @@
       </w:tcPr>
     </w:tblStylePr>
   </w:style>
-  <w:style w:type="table" w:styleId="MediumShading2-Accent1">
+  <w:style w:type="table" w:styleId="Sombreadomedio2-nfasis1">
     <w:name w:val="Medium Shading 2 Accent 1"/>
-    <w:basedOn w:val="TableNormal"/>
+    <w:basedOn w:val="Tablanormal"/>
     <w:uiPriority w:val="64"/>
     <w:rsid w:val="00CB0664"/>
     <w:pPr>
@@ -8617,9 +8630,9 @@
       </w:tcPr>
     </w:tblStylePr>
   </w:style>
-  <w:style w:type="table" w:styleId="MediumShading2-Accent2">
+  <w:style w:type="table" w:styleId="Sombreadomedio2-nfasis2">
     <w:name w:val="Medium Shading 2 Accent 2"/>
-    <w:basedOn w:val="TableNormal"/>
+    <w:basedOn w:val="Tablanormal"/>
     <w:uiPriority w:val="64"/>
     <w:rsid w:val="00CB0664"/>
     <w:pPr>
@@ -8759,9 +8772,9 @@
       </w:tcPr>
     </w:tblStylePr>
   </w:style>
-  <w:style w:type="table" w:styleId="MediumShading2-Accent3">
+  <w:style w:type="table" w:styleId="Sombreadomedio2-nfasis3">
     <w:name w:val="Medium Shading 2 Accent 3"/>
-    <w:basedOn w:val="TableNormal"/>
+    <w:basedOn w:val="Tablanormal"/>
     <w:uiPriority w:val="64"/>
     <w:rsid w:val="00CB0664"/>
     <w:pPr>
@@ -8901,9 +8914,9 @@
       </w:tcPr>
     </w:tblStylePr>
   </w:style>
-  <w:style w:type="table" w:styleId="MediumShading2-Accent4">
+  <w:style w:type="table" w:styleId="Sombreadomedio2-nfasis4">
     <w:name w:val="Medium Shading 2 Accent 4"/>
-    <w:basedOn w:val="TableNormal"/>
+    <w:basedOn w:val="Tablanormal"/>
     <w:uiPriority w:val="64"/>
     <w:rsid w:val="00CB0664"/>
     <w:pPr>
@@ -9043,9 +9056,9 @@
       </w:tcPr>
     </w:tblStylePr>
   </w:style>
-  <w:style w:type="table" w:styleId="MediumShading2-Accent5">
+  <w:style w:type="table" w:styleId="Sombreadomedio2-nfasis5">
     <w:name w:val="Medium Shading 2 Accent 5"/>
-    <w:basedOn w:val="TableNormal"/>
+    <w:basedOn w:val="Tablanormal"/>
     <w:uiPriority w:val="64"/>
     <w:rsid w:val="00CB0664"/>
     <w:pPr>
@@ -9185,9 +9198,9 @@
       </w:tcPr>
     </w:tblStylePr>
   </w:style>
-  <w:style w:type="table" w:styleId="MediumShading2-Accent6">
+  <w:style w:type="table" w:styleId="Sombreadomedio2-nfasis6">
     <w:name w:val="Medium Shading 2 Accent 6"/>
-    <w:basedOn w:val="TableNormal"/>
+    <w:basedOn w:val="Tablanormal"/>
     <w:uiPriority w:val="64"/>
     <w:rsid w:val="00CB0664"/>
     <w:pPr>
@@ -9327,9 +9340,9 @@
       </w:tcPr>
     </w:tblStylePr>
   </w:style>
-  <w:style w:type="table" w:styleId="MediumList1">
+  <w:style w:type="table" w:styleId="Listamedia1">
     <w:name w:val="Medium List 1"/>
-    <w:basedOn w:val="TableNormal"/>
+    <w:basedOn w:val="Tablanormal"/>
     <w:uiPriority w:val="65"/>
     <w:rsid w:val="00CB0664"/>
     <w:pPr>
@@ -9404,9 +9417,9 @@
       </w:tcPr>
     </w:tblStylePr>
   </w:style>
-  <w:style w:type="table" w:styleId="MediumList1-Accent1">
+  <w:style w:type="table" w:styleId="Listamedia1-nfasis1">
     <w:name w:val="Medium List 1 Accent 1"/>
-    <w:basedOn w:val="TableNormal"/>
+    <w:basedOn w:val="Tablanormal"/>
     <w:uiPriority w:val="65"/>
     <w:rsid w:val="00CB0664"/>
     <w:pPr>
@@ -9481,9 +9494,9 @@
       </w:tcPr>
     </w:tblStylePr>
   </w:style>
-  <w:style w:type="table" w:styleId="MediumList1-Accent2">
+  <w:style w:type="table" w:styleId="Listamedia1-nfasis2">
     <w:name w:val="Medium List 1 Accent 2"/>
-    <w:basedOn w:val="TableNormal"/>
+    <w:basedOn w:val="Tablanormal"/>
     <w:uiPriority w:val="65"/>
     <w:rsid w:val="00CB0664"/>
     <w:pPr>
@@ -9558,9 +9571,9 @@
       </w:tcPr>
     </w:tblStylePr>
   </w:style>
-  <w:style w:type="table" w:styleId="MediumList1-Accent3">
+  <w:style w:type="table" w:styleId="Listamedia1-nfasis3">
     <w:name w:val="Medium List 1 Accent 3"/>
-    <w:basedOn w:val="TableNormal"/>
+    <w:basedOn w:val="Tablanormal"/>
     <w:uiPriority w:val="65"/>
     <w:rsid w:val="00CB0664"/>
     <w:pPr>
@@ -9635,9 +9648,9 @@
       </w:tcPr>
     </w:tblStylePr>
   </w:style>
-  <w:style w:type="table" w:styleId="MediumList1-Accent4">
+  <w:style w:type="table" w:styleId="Listamedia1-nfasis4">
     <w:name w:val="Medium List 1 Accent 4"/>
-    <w:basedOn w:val="TableNormal"/>
+    <w:basedOn w:val="Tablanormal"/>
     <w:uiPriority w:val="65"/>
     <w:rsid w:val="00CB0664"/>
     <w:pPr>
@@ -9712,9 +9725,9 @@
       </w:tcPr>
     </w:tblStylePr>
   </w:style>
-  <w:style w:type="table" w:styleId="MediumList1-Accent5">
+  <w:style w:type="table" w:styleId="Listamedia1-nfasis5">
     <w:name w:val="Medium List 1 Accent 5"/>
-    <w:basedOn w:val="TableNormal"/>
+    <w:basedOn w:val="Tablanormal"/>
     <w:uiPriority w:val="65"/>
     <w:rsid w:val="00CB0664"/>
     <w:pPr>
@@ -9789,9 +9802,9 @@
       </w:tcPr>
     </w:tblStylePr>
   </w:style>
-  <w:style w:type="table" w:styleId="MediumList1-Accent6">
+  <w:style w:type="table" w:styleId="Listamedia1-nfasis6">
     <w:name w:val="Medium List 1 Accent 6"/>
-    <w:basedOn w:val="TableNormal"/>
+    <w:basedOn w:val="Tablanormal"/>
     <w:uiPriority w:val="65"/>
     <w:rsid w:val="00CB0664"/>
     <w:pPr>
@@ -9866,9 +9879,9 @@
       </w:tcPr>
     </w:tblStylePr>
   </w:style>
-  <w:style w:type="table" w:styleId="MediumList2">
+  <w:style w:type="table" w:styleId="Listamedia2">
     <w:name w:val="Medium List 2"/>
-    <w:basedOn w:val="TableNormal"/>
+    <w:basedOn w:val="Tablanormal"/>
     <w:uiPriority w:val="66"/>
     <w:rsid w:val="00CB0664"/>
     <w:pPr>
@@ -9987,9 +10000,9 @@
       </w:tcPr>
     </w:tblStylePr>
   </w:style>
-  <w:style w:type="table" w:styleId="MediumList2-Accent1">
+  <w:style w:type="table" w:styleId="Listamedia2-nfasis1">
     <w:name w:val="Medium List 2 Accent 1"/>
-    <w:basedOn w:val="TableNormal"/>
+    <w:basedOn w:val="Tablanormal"/>
     <w:uiPriority w:val="66"/>
     <w:rsid w:val="00CB0664"/>
     <w:pPr>
@@ -10108,9 +10121,9 @@
       </w:tcPr>
     </w:tblStylePr>
   </w:style>
-  <w:style w:type="table" w:styleId="MediumList2-Accent2">
+  <w:style w:type="table" w:styleId="Listamedia2-nfasis2">
     <w:name w:val="Medium List 2 Accent 2"/>
-    <w:basedOn w:val="TableNormal"/>
+    <w:basedOn w:val="Tablanormal"/>
     <w:uiPriority w:val="66"/>
     <w:rsid w:val="00CB0664"/>
     <w:pPr>
@@ -10229,9 +10242,9 @@
       </w:tcPr>
     </w:tblStylePr>
   </w:style>
-  <w:style w:type="table" w:styleId="MediumList2-Accent3">
+  <w:style w:type="table" w:styleId="Listamedia2-nfasis3">
     <w:name w:val="Medium List 2 Accent 3"/>
-    <w:basedOn w:val="TableNormal"/>
+    <w:basedOn w:val="Tablanormal"/>
     <w:uiPriority w:val="66"/>
     <w:rsid w:val="00CB0664"/>
     <w:pPr>
@@ -10350,9 +10363,9 @@
       </w:tcPr>
     </w:tblStylePr>
   </w:style>
-  <w:style w:type="table" w:styleId="MediumList2-Accent4">
+  <w:style w:type="table" w:styleId="Listamedia2-nfasis4">
     <w:name w:val="Medium List 2 Accent 4"/>
-    <w:basedOn w:val="TableNormal"/>
+    <w:basedOn w:val="Tablanormal"/>
     <w:uiPriority w:val="66"/>
     <w:rsid w:val="00CB0664"/>
     <w:pPr>
@@ -10471,9 +10484,9 @@
       </w:tcPr>
     </w:tblStylePr>
   </w:style>
-  <w:style w:type="table" w:styleId="MediumList2-Accent5">
+  <w:style w:type="table" w:styleId="Listamedia2-nfasis5">
     <w:name w:val="Medium List 2 Accent 5"/>
-    <w:basedOn w:val="TableNormal"/>
+    <w:basedOn w:val="Tablanormal"/>
     <w:uiPriority w:val="66"/>
     <w:rsid w:val="00CB0664"/>
     <w:pPr>
@@ -10592,9 +10605,9 @@
       </w:tcPr>
     </w:tblStylePr>
   </w:style>
-  <w:style w:type="table" w:styleId="MediumList2-Accent6">
+  <w:style w:type="table" w:styleId="Listamedia2-nfasis6">
     <w:name w:val="Medium List 2 Accent 6"/>
-    <w:basedOn w:val="TableNormal"/>
+    <w:basedOn w:val="Tablanormal"/>
     <w:uiPriority w:val="66"/>
     <w:rsid w:val="00CB0664"/>
     <w:pPr>
@@ -10713,9 +10726,9 @@
       </w:tcPr>
     </w:tblStylePr>
   </w:style>
-  <w:style w:type="table" w:styleId="MediumGrid1">
+  <w:style w:type="table" w:styleId="Cuadrculamedia1">
     <w:name w:val="Medium Grid 1"/>
-    <w:basedOn w:val="TableNormal"/>
+    <w:basedOn w:val="Tablanormal"/>
     <w:uiPriority w:val="67"/>
     <w:rsid w:val="00CB0664"/>
     <w:pPr>
@@ -10779,9 +10792,9 @@
       </w:tcPr>
     </w:tblStylePr>
   </w:style>
-  <w:style w:type="table" w:styleId="MediumGrid1-Accent1">
+  <w:style w:type="table" w:styleId="Cuadrculamedia1-nfasis1">
     <w:name w:val="Medium Grid 1 Accent 1"/>
-    <w:basedOn w:val="TableNormal"/>
+    <w:basedOn w:val="Tablanormal"/>
     <w:uiPriority w:val="67"/>
     <w:rsid w:val="00CB0664"/>
     <w:pPr>
@@ -10845,9 +10858,9 @@
       </w:tcPr>
     </w:tblStylePr>
   </w:style>
-  <w:style w:type="table" w:styleId="MediumGrid1-Accent2">
+  <w:style w:type="table" w:styleId="Cuadrculamedia1-nfasis2">
     <w:name w:val="Medium Grid 1 Accent 2"/>
-    <w:basedOn w:val="TableNormal"/>
+    <w:basedOn w:val="Tablanormal"/>
     <w:uiPriority w:val="67"/>
     <w:rsid w:val="00CB0664"/>
     <w:pPr>
@@ -10911,9 +10924,9 @@
       </w:tcPr>
     </w:tblStylePr>
   </w:style>
-  <w:style w:type="table" w:styleId="MediumGrid1-Accent3">
+  <w:style w:type="table" w:styleId="Cuadrculamedia1-nfasis3">
     <w:name w:val="Medium Grid 1 Accent 3"/>
-    <w:basedOn w:val="TableNormal"/>
+    <w:basedOn w:val="Tablanormal"/>
     <w:uiPriority w:val="67"/>
     <w:rsid w:val="00CB0664"/>
     <w:pPr>
@@ -10977,9 +10990,9 @@
       </w:tcPr>
     </w:tblStylePr>
   </w:style>
-  <w:style w:type="table" w:styleId="MediumGrid1-Accent4">
+  <w:style w:type="table" w:styleId="Cuadrculamedia1-nfasis4">
     <w:name w:val="Medium Grid 1 Accent 4"/>
-    <w:basedOn w:val="TableNormal"/>
+    <w:basedOn w:val="Tablanormal"/>
     <w:uiPriority w:val="67"/>
     <w:rsid w:val="00CB0664"/>
     <w:pPr>
@@ -11043,9 +11056,9 @@
       </w:tcPr>
     </w:tblStylePr>
   </w:style>
-  <w:style w:type="table" w:styleId="MediumGrid1-Accent5">
+  <w:style w:type="table" w:styleId="Cuadrculamedia1-nfasis5">
     <w:name w:val="Medium Grid 1 Accent 5"/>
-    <w:basedOn w:val="TableNormal"/>
+    <w:basedOn w:val="Tablanormal"/>
     <w:uiPriority w:val="67"/>
     <w:rsid w:val="00CB0664"/>
     <w:pPr>
@@ -11109,9 +11122,9 @@
       </w:tcPr>
     </w:tblStylePr>
   </w:style>
-  <w:style w:type="table" w:styleId="MediumGrid1-Accent6">
+  <w:style w:type="table" w:styleId="Cuadrculamedia1-nfasis6">
     <w:name w:val="Medium Grid 1 Accent 6"/>
-    <w:basedOn w:val="TableNormal"/>
+    <w:basedOn w:val="Tablanormal"/>
     <w:uiPriority w:val="67"/>
     <w:rsid w:val="00CB0664"/>
     <w:pPr>
@@ -11175,9 +11188,9 @@
       </w:tcPr>
     </w:tblStylePr>
   </w:style>
-  <w:style w:type="table" w:styleId="MediumGrid2">
+  <w:style w:type="table" w:styleId="Cuadrculamedia2">
     <w:name w:val="Medium Grid 2"/>
-    <w:basedOn w:val="TableNormal"/>
+    <w:basedOn w:val="Tablanormal"/>
     <w:uiPriority w:val="68"/>
     <w:rsid w:val="00CB0664"/>
     <w:pPr>
@@ -11293,9 +11306,9 @@
       </w:tcPr>
     </w:tblStylePr>
   </w:style>
-  <w:style w:type="table" w:styleId="MediumGrid2-Accent1">
+  <w:style w:type="table" w:styleId="Cuadrculamedia2-nfasis1">
     <w:name w:val="Medium Grid 2 Accent 1"/>
-    <w:basedOn w:val="TableNormal"/>
+    <w:basedOn w:val="Tablanormal"/>
     <w:uiPriority w:val="68"/>
     <w:rsid w:val="00CB0664"/>
     <w:pPr>
@@ -11411,9 +11424,9 @@
       </w:tcPr>
     </w:tblStylePr>
   </w:style>
-  <w:style w:type="table" w:styleId="MediumGrid2-Accent2">
+  <w:style w:type="table" w:styleId="Cuadrculamedia2-nfasis2">
     <w:name w:val="Medium Grid 2 Accent 2"/>
-    <w:basedOn w:val="TableNormal"/>
+    <w:basedOn w:val="Tablanormal"/>
     <w:uiPriority w:val="68"/>
     <w:rsid w:val="00CB0664"/>
     <w:pPr>
@@ -11529,9 +11542,9 @@
       </w:tcPr>
     </w:tblStylePr>
   </w:style>
-  <w:style w:type="table" w:styleId="MediumGrid2-Accent3">
+  <w:style w:type="table" w:styleId="Cuadrculamedia2-nfasis3">
     <w:name w:val="Medium Grid 2 Accent 3"/>
-    <w:basedOn w:val="TableNormal"/>
+    <w:basedOn w:val="Tablanormal"/>
     <w:uiPriority w:val="68"/>
     <w:rsid w:val="00CB0664"/>
     <w:pPr>
@@ -11647,9 +11660,9 @@
       </w:tcPr>
     </w:tblStylePr>
   </w:style>
-  <w:style w:type="table" w:styleId="MediumGrid2-Accent4">
+  <w:style w:type="table" w:styleId="Cuadrculamedia2-nfasis4">
     <w:name w:val="Medium Grid 2 Accent 4"/>
-    <w:basedOn w:val="TableNormal"/>
+    <w:basedOn w:val="Tablanormal"/>
     <w:uiPriority w:val="68"/>
     <w:rsid w:val="00CB0664"/>
     <w:pPr>
@@ -11765,9 +11778,9 @@
       </w:tcPr>
     </w:tblStylePr>
   </w:style>
-  <w:style w:type="table" w:styleId="MediumGrid2-Accent5">
+  <w:style w:type="table" w:styleId="Cuadrculamedia2-nfasis5">
     <w:name w:val="Medium Grid 2 Accent 5"/>
-    <w:basedOn w:val="TableNormal"/>
+    <w:basedOn w:val="Tablanormal"/>
     <w:uiPriority w:val="68"/>
     <w:rsid w:val="00CB0664"/>
     <w:pPr>
@@ -11883,9 +11896,9 @@
       </w:tcPr>
     </w:tblStylePr>
   </w:style>
-  <w:style w:type="table" w:styleId="MediumGrid2-Accent6">
+  <w:style w:type="table" w:styleId="Cuadrculamedia2-nfasis6">
     <w:name w:val="Medium Grid 2 Accent 6"/>
-    <w:basedOn w:val="TableNormal"/>
+    <w:basedOn w:val="Tablanormal"/>
     <w:uiPriority w:val="68"/>
     <w:rsid w:val="00CB0664"/>
     <w:pPr>
@@ -12001,9 +12014,9 @@
       </w:tcPr>
     </w:tblStylePr>
   </w:style>
-  <w:style w:type="table" w:styleId="MediumGrid3">
+  <w:style w:type="table" w:styleId="Cuadrculamedia3">
     <w:name w:val="Medium Grid 3"/>
-    <w:basedOn w:val="TableNormal"/>
+    <w:basedOn w:val="Tablanormal"/>
     <w:uiPriority w:val="69"/>
     <w:rsid w:val="00CB0664"/>
     <w:pPr>
@@ -12135,9 +12148,9 @@
       </w:tcPr>
     </w:tblStylePr>
   </w:style>
-  <w:style w:type="table" w:styleId="MediumGrid3-Accent1">
+  <w:style w:type="table" w:styleId="Cuadrculamedia3-nfasis1">
     <w:name w:val="Medium Grid 3 Accent 1"/>
-    <w:basedOn w:val="TableNormal"/>
+    <w:basedOn w:val="Tablanormal"/>
     <w:uiPriority w:val="69"/>
     <w:rsid w:val="00CB0664"/>
     <w:pPr>
@@ -12269,9 +12282,9 @@
       </w:tcPr>
     </w:tblStylePr>
   </w:style>
-  <w:style w:type="table" w:styleId="MediumGrid3-Accent2">
+  <w:style w:type="table" w:styleId="Cuadrculamedia3-nfasis2">
     <w:name w:val="Medium Grid 3 Accent 2"/>
-    <w:basedOn w:val="TableNormal"/>
+    <w:basedOn w:val="Tablanormal"/>
     <w:uiPriority w:val="69"/>
     <w:rsid w:val="00CB0664"/>
     <w:pPr>
@@ -12403,9 +12416,9 @@
       </w:tcPr>
     </w:tblStylePr>
   </w:style>
-  <w:style w:type="table" w:styleId="MediumGrid3-Accent3">
+  <w:style w:type="table" w:styleId="Cuadrculamedia3-nfasis3">
     <w:name w:val="Medium Grid 3 Accent 3"/>
-    <w:basedOn w:val="TableNormal"/>
+    <w:basedOn w:val="Tablanormal"/>
     <w:uiPriority w:val="69"/>
     <w:rsid w:val="00CB0664"/>
     <w:pPr>
@@ -12537,9 +12550,9 @@
       </w:tcPr>
     </w:tblStylePr>
   </w:style>
-  <w:style w:type="table" w:styleId="MediumGrid3-Accent4">
+  <w:style w:type="table" w:styleId="Cuadrculamedia3-nfasis4">
     <w:name w:val="Medium Grid 3 Accent 4"/>
-    <w:basedOn w:val="TableNormal"/>
+    <w:basedOn w:val="Tablanormal"/>
     <w:uiPriority w:val="69"/>
     <w:rsid w:val="00CB0664"/>
     <w:pPr>
@@ -12671,9 +12684,9 @@
       </w:tcPr>
     </w:tblStylePr>
   </w:style>
-  <w:style w:type="table" w:styleId="MediumGrid3-Accent5">
+  <w:style w:type="table" w:styleId="Cuadrculamedia3-nfasis5">
     <w:name w:val="Medium Grid 3 Accent 5"/>
-    <w:basedOn w:val="TableNormal"/>
+    <w:basedOn w:val="Tablanormal"/>
     <w:uiPriority w:val="69"/>
     <w:rsid w:val="00CB0664"/>
     <w:pPr>
@@ -12805,9 +12818,9 @@
       </w:tcPr>
     </w:tblStylePr>
   </w:style>
-  <w:style w:type="table" w:styleId="MediumGrid3-Accent6">
+  <w:style w:type="table" w:styleId="Cuadrculamedia3-nfasis6">
     <w:name w:val="Medium Grid 3 Accent 6"/>
-    <w:basedOn w:val="TableNormal"/>
+    <w:basedOn w:val="Tablanormal"/>
     <w:uiPriority w:val="69"/>
     <w:rsid w:val="00CB0664"/>
     <w:pPr>
@@ -12939,9 +12952,9 @@
       </w:tcPr>
     </w:tblStylePr>
   </w:style>
-  <w:style w:type="table" w:styleId="DarkList">
+  <w:style w:type="table" w:styleId="Listaoscura">
     <w:name w:val="Dark List"/>
-    <w:basedOn w:val="TableNormal"/>
+    <w:basedOn w:val="Tablanormal"/>
     <w:uiPriority w:val="70"/>
     <w:rsid w:val="00CB0664"/>
     <w:pPr>
@@ -13046,9 +13059,9 @@
       </w:tcPr>
     </w:tblStylePr>
   </w:style>
-  <w:style w:type="table" w:styleId="DarkList-Accent1">
+  <w:style w:type="table" w:styleId="Listaoscura-nfasis1">
     <w:name w:val="Dark List Accent 1"/>
-    <w:basedOn w:val="TableNormal"/>
+    <w:basedOn w:val="Tablanormal"/>
     <w:uiPriority w:val="70"/>
     <w:rsid w:val="00CB0664"/>
     <w:pPr>
@@ -13153,9 +13166,9 @@
       </w:tcPr>
     </w:tblStylePr>
   </w:style>
-  <w:style w:type="table" w:styleId="DarkList-Accent2">
+  <w:style w:type="table" w:styleId="Listaoscura-nfasis2">
     <w:name w:val="Dark List Accent 2"/>
-    <w:basedOn w:val="TableNormal"/>
+    <w:basedOn w:val="Tablanormal"/>
     <w:uiPriority w:val="70"/>
     <w:rsid w:val="00CB0664"/>
     <w:pPr>
@@ -13260,9 +13273,9 @@
       </w:tcPr>
     </w:tblStylePr>
   </w:style>
-  <w:style w:type="table" w:styleId="DarkList-Accent3">
+  <w:style w:type="table" w:styleId="Listaoscura-nfasis3">
     <w:name w:val="Dark List Accent 3"/>
-    <w:basedOn w:val="TableNormal"/>
+    <w:basedOn w:val="Tablanormal"/>
     <w:uiPriority w:val="70"/>
     <w:rsid w:val="00CB0664"/>
     <w:pPr>
@@ -13367,9 +13380,9 @@
       </w:tcPr>
     </w:tblStylePr>
   </w:style>
-  <w:style w:type="table" w:styleId="DarkList-Accent4">
+  <w:style w:type="table" w:styleId="Listaoscura-nfasis4">
     <w:name w:val="Dark List Accent 4"/>
-    <w:basedOn w:val="TableNormal"/>
+    <w:basedOn w:val="Tablanormal"/>
     <w:uiPriority w:val="70"/>
     <w:rsid w:val="00CB0664"/>
     <w:pPr>
@@ -13474,9 +13487,9 @@
       </w:tcPr>
     </w:tblStylePr>
   </w:style>
-  <w:style w:type="table" w:styleId="DarkList-Accent5">
+  <w:style w:type="table" w:styleId="Listaoscura-nfasis5">
     <w:name w:val="Dark List Accent 5"/>
-    <w:basedOn w:val="TableNormal"/>
+    <w:basedOn w:val="Tablanormal"/>
     <w:uiPriority w:val="70"/>
     <w:rsid w:val="00CB0664"/>
     <w:pPr>
@@ -13581,9 +13594,9 @@
       </w:tcPr>
     </w:tblStylePr>
   </w:style>
-  <w:style w:type="table" w:styleId="DarkList-Accent6">
+  <w:style w:type="table" w:styleId="Listaoscura-nfasis6">
     <w:name w:val="Dark List Accent 6"/>
-    <w:basedOn w:val="TableNormal"/>
+    <w:basedOn w:val="Tablanormal"/>
     <w:uiPriority w:val="70"/>
     <w:rsid w:val="00CB0664"/>
     <w:pPr>
@@ -13688,9 +13701,9 @@
       </w:tcPr>
     </w:tblStylePr>
   </w:style>
-  <w:style w:type="table" w:styleId="ColorfulShading">
+  <w:style w:type="table" w:styleId="Sombreadovistoso">
     <w:name w:val="Colorful Shading"/>
-    <w:basedOn w:val="TableNormal"/>
+    <w:basedOn w:val="Tablanormal"/>
     <w:uiPriority w:val="71"/>
     <w:rsid w:val="00CB0664"/>
     <w:pPr>
@@ -13803,9 +13816,9 @@
       </w:rPr>
     </w:tblStylePr>
   </w:style>
-  <w:style w:type="table" w:styleId="ColorfulShading-Accent1">
+  <w:style w:type="table" w:styleId="Sombreadovistoso-nfasis1">
     <w:name w:val="Colorful Shading Accent 1"/>
-    <w:basedOn w:val="TableNormal"/>
+    <w:basedOn w:val="Tablanormal"/>
     <w:uiPriority w:val="71"/>
     <w:rsid w:val="00CB0664"/>
     <w:pPr>
@@ -13918,9 +13931,9 @@
       </w:rPr>
     </w:tblStylePr>
   </w:style>
-  <w:style w:type="table" w:styleId="ColorfulShading-Accent2">
+  <w:style w:type="table" w:styleId="Sombreadovistoso-nfasis2">
     <w:name w:val="Colorful Shading Accent 2"/>
-    <w:basedOn w:val="TableNormal"/>
+    <w:basedOn w:val="Tablanormal"/>
     <w:uiPriority w:val="71"/>
     <w:rsid w:val="00CB0664"/>
     <w:pPr>
@@ -14033,9 +14046,9 @@
       </w:rPr>
     </w:tblStylePr>
   </w:style>
-  <w:style w:type="table" w:styleId="ColorfulShading-Accent3">
+  <w:style w:type="table" w:styleId="Sombreadovistoso-nfasis3">
     <w:name w:val="Colorful Shading Accent 3"/>
-    <w:basedOn w:val="TableNormal"/>
+    <w:basedOn w:val="Tablanormal"/>
     <w:uiPriority w:val="71"/>
     <w:rsid w:val="00CB0664"/>
     <w:pPr>
@@ -14138,9 +14151,9 @@
       </w:tcPr>
     </w:tblStylePr>
   </w:style>
-  <w:style w:type="table" w:styleId="ColorfulShading-Accent4">
+  <w:style w:type="table" w:styleId="Sombreadovistoso-nfasis4">
     <w:name w:val="Colorful Shading Accent 4"/>
-    <w:basedOn w:val="TableNormal"/>
+    <w:basedOn w:val="Tablanormal"/>
     <w:uiPriority w:val="71"/>
     <w:rsid w:val="00CB0664"/>
     <w:pPr>
@@ -14253,9 +14266,9 @@
       </w:rPr>
     </w:tblStylePr>
   </w:style>
-  <w:style w:type="table" w:styleId="ColorfulShading-Accent5">
+  <w:style w:type="table" w:styleId="Sombreadovistoso-nfasis5">
     <w:name w:val="Colorful Shading Accent 5"/>
-    <w:basedOn w:val="TableNormal"/>
+    <w:basedOn w:val="Tablanormal"/>
     <w:uiPriority w:val="71"/>
     <w:rsid w:val="00CB0664"/>
     <w:pPr>
@@ -14368,9 +14381,9 @@
       </w:rPr>
     </w:tblStylePr>
   </w:style>
-  <w:style w:type="table" w:styleId="ColorfulShading-Accent6">
+  <w:style w:type="table" w:styleId="Sombreadovistoso-nfasis6">
     <w:name w:val="Colorful Shading Accent 6"/>
-    <w:basedOn w:val="TableNormal"/>
+    <w:basedOn w:val="Tablanormal"/>
     <w:uiPriority w:val="71"/>
     <w:rsid w:val="00CB0664"/>
     <w:pPr>
@@ -14483,9 +14496,9 @@
       </w:rPr>
     </w:tblStylePr>
   </w:style>
-  <w:style w:type="table" w:styleId="ColorfulList">
+  <w:style w:type="table" w:styleId="Listavistosa">
     <w:name w:val="Colorful List"/>
-    <w:basedOn w:val="TableNormal"/>
+    <w:basedOn w:val="Tablanormal"/>
     <w:uiPriority w:val="72"/>
     <w:rsid w:val="00CB0664"/>
     <w:pPr>
@@ -14562,9 +14575,9 @@
       </w:tcPr>
     </w:tblStylePr>
   </w:style>
-  <w:style w:type="table" w:styleId="ColorfulList-Accent1">
+  <w:style w:type="table" w:styleId="Listavistosa-nfasis1">
     <w:name w:val="Colorful List Accent 1"/>
-    <w:basedOn w:val="TableNormal"/>
+    <w:basedOn w:val="Tablanormal"/>
     <w:uiPriority w:val="72"/>
     <w:rsid w:val="00CB0664"/>
     <w:pPr>
@@ -14641,9 +14654,9 @@
       </w:tcPr>
     </w:tblStylePr>
   </w:style>
-  <w:style w:type="table" w:styleId="ColorfulList-Accent2">
+  <w:style w:type="table" w:styleId="Listavistosa-nfasis2">
     <w:name w:val="Colorful List Accent 2"/>
-    <w:basedOn w:val="TableNormal"/>
+    <w:basedOn w:val="Tablanormal"/>
     <w:uiPriority w:val="72"/>
     <w:rsid w:val="00CB0664"/>
     <w:pPr>
@@ -14720,9 +14733,9 @@
       </w:tcPr>
     </w:tblStylePr>
   </w:style>
-  <w:style w:type="table" w:styleId="ColorfulList-Accent3">
+  <w:style w:type="table" w:styleId="Listavistosa-nfasis3">
     <w:name w:val="Colorful List Accent 3"/>
-    <w:basedOn w:val="TableNormal"/>
+    <w:basedOn w:val="Tablanormal"/>
     <w:uiPriority w:val="72"/>
     <w:rsid w:val="00CB0664"/>
     <w:pPr>
@@ -14799,9 +14812,9 @@
       </w:tcPr>
     </w:tblStylePr>
   </w:style>
-  <w:style w:type="table" w:styleId="ColorfulList-Accent4">
+  <w:style w:type="table" w:styleId="Listavistosa-nfasis4">
     <w:name w:val="Colorful List Accent 4"/>
-    <w:basedOn w:val="TableNormal"/>
+    <w:basedOn w:val="Tablanormal"/>
     <w:uiPriority w:val="72"/>
     <w:rsid w:val="00CB0664"/>
     <w:pPr>
@@ -14878,9 +14891,9 @@
       </w:tcPr>
     </w:tblStylePr>
   </w:style>
-  <w:style w:type="table" w:styleId="ColorfulList-Accent5">
+  <w:style w:type="table" w:styleId="Listavistosa-nfasis5">
     <w:name w:val="Colorful List Accent 5"/>
-    <w:basedOn w:val="TableNormal"/>
+    <w:basedOn w:val="Tablanormal"/>
     <w:uiPriority w:val="72"/>
     <w:rsid w:val="00CB0664"/>
     <w:pPr>
@@ -14957,9 +14970,9 @@
       </w:tcPr>
     </w:tblStylePr>
   </w:style>
-  <w:style w:type="table" w:styleId="ColorfulList-Accent6">
+  <w:style w:type="table" w:styleId="Listavistosa-nfasis6">
     <w:name w:val="Colorful List Accent 6"/>
-    <w:basedOn w:val="TableNormal"/>
+    <w:basedOn w:val="Tablanormal"/>
     <w:uiPriority w:val="72"/>
     <w:rsid w:val="00CB0664"/>
     <w:pPr>
@@ -15036,9 +15049,9 @@
       </w:tcPr>
     </w:tblStylePr>
   </w:style>
-  <w:style w:type="table" w:styleId="ColorfulGrid">
+  <w:style w:type="table" w:styleId="Cuadrculavistosa">
     <w:name w:val="Colorful Grid"/>
-    <w:basedOn w:val="TableNormal"/>
+    <w:basedOn w:val="Tablanormal"/>
     <w:uiPriority w:val="73"/>
     <w:rsid w:val="00CB0664"/>
     <w:pPr>
@@ -15109,9 +15122,9 @@
       </w:tcPr>
     </w:tblStylePr>
   </w:style>
-  <w:style w:type="table" w:styleId="ColorfulGrid-Accent1">
+  <w:style w:type="table" w:styleId="Cuadrculavistosa-nfasis1">
     <w:name w:val="Colorful Grid Accent 1"/>
-    <w:basedOn w:val="TableNormal"/>
+    <w:basedOn w:val="Tablanormal"/>
     <w:uiPriority w:val="73"/>
     <w:rsid w:val="00CB0664"/>
     <w:pPr>
@@ -15182,9 +15195,9 @@
       </w:tcPr>
     </w:tblStylePr>
   </w:style>
-  <w:style w:type="table" w:styleId="ColorfulGrid-Accent2">
+  <w:style w:type="table" w:styleId="Cuadrculavistosa-nfasis2">
     <w:name w:val="Colorful Grid Accent 2"/>
-    <w:basedOn w:val="TableNormal"/>
+    <w:basedOn w:val="Tablanormal"/>
     <w:uiPriority w:val="73"/>
     <w:rsid w:val="00CB0664"/>
     <w:pPr>
@@ -15255,9 +15268,9 @@
       </w:tcPr>
     </w:tblStylePr>
   </w:style>
-  <w:style w:type="table" w:styleId="ColorfulGrid-Accent3">
+  <w:style w:type="table" w:styleId="Cuadrculavistosa-nfasis3">
     <w:name w:val="Colorful Grid Accent 3"/>
-    <w:basedOn w:val="TableNormal"/>
+    <w:basedOn w:val="Tablanormal"/>
     <w:uiPriority w:val="73"/>
     <w:rsid w:val="00CB0664"/>
     <w:pPr>
@@ -15328,9 +15341,9 @@
       </w:tcPr>
     </w:tblStylePr>
   </w:style>
-  <w:style w:type="table" w:styleId="ColorfulGrid-Accent4">
+  <w:style w:type="table" w:styleId="Cuadrculavistosa-nfasis4">
     <w:name w:val="Colorful Grid Accent 4"/>
-    <w:basedOn w:val="TableNormal"/>
+    <w:basedOn w:val="Tablanormal"/>
     <w:uiPriority w:val="73"/>
     <w:rsid w:val="00CB0664"/>
     <w:pPr>
@@ -15401,9 +15414,9 @@
       </w:tcPr>
     </w:tblStylePr>
   </w:style>
-  <w:style w:type="table" w:styleId="ColorfulGrid-Accent5">
+  <w:style w:type="table" w:styleId="Cuadrculavistosa-nfasis5">
     <w:name w:val="Colorful Grid Accent 5"/>
-    <w:basedOn w:val="TableNormal"/>
+    <w:basedOn w:val="Tablanormal"/>
     <w:uiPriority w:val="73"/>
     <w:rsid w:val="00CB0664"/>
     <w:pPr>
@@ -15474,9 +15487,9 @@
       </w:tcPr>
     </w:tblStylePr>
   </w:style>
-  <w:style w:type="table" w:styleId="ColorfulGrid-Accent6">
+  <w:style w:type="table" w:styleId="Cuadrculavistosa-nfasis6">
     <w:name w:val="Colorful Grid Accent 6"/>
-    <w:basedOn w:val="TableNormal"/>
+    <w:basedOn w:val="Tablanormal"/>
     <w:uiPriority w:val="73"/>
     <w:rsid w:val="00CB0664"/>
     <w:pPr>

--- a/mini-compilador-documentado-corregido/Documentacion_MiniCompilador_Alan.docx
+++ b/mini-compilador-documentado-corregido/Documentacion_MiniCompilador_Alan.docx
@@ -413,6 +413,11 @@
           <w:lang w:val="es-MX"/>
         </w:rPr>
         <w:br/>
+      </w:r>
+      <w:r>
+        <w:rPr>
+          <w:lang w:val="es-MX"/>
+        </w:rPr>
         <w:t>2. Especificación del Lenguaje</w:t>
       </w:r>
       <w:r>
@@ -3771,13 +3776,7 @@
         <w:rPr>
           <w:lang w:val="es-MX"/>
         </w:rPr>
-        <w:t>progfte.</w:t>
-      </w:r>
-      <w:r>
-        <w:rPr>
-          <w:lang w:val="es-MX"/>
-        </w:rPr>
-        <w:t>tab</w:t>
+        <w:t>progfte.tab</w:t>
       </w:r>
       <w:proofErr w:type="spellEnd"/>
       <w:r>
@@ -3865,12 +3864,420 @@
           <w:lang w:val="es-MX"/>
         </w:rPr>
       </w:pPr>
-      <w:r>
-        <w:rPr>
-          <w:lang w:val="es-MX"/>
-        </w:rPr>
-        <w:t>El proyecto logra abstraer la complejidad de un compilador real en una herramienta funcional. La inclusión de reportes de tokens y código depurado facilita la auditoría del proceso de compilación.</w:t>
-      </w:r>
+    </w:p>
+    <w:p>
+      <w:pPr>
+        <w:rPr>
+          <w:lang w:val="es-MX"/>
+        </w:rPr>
+      </w:pPr>
+      <w:r>
+        <w:rPr>
+          <w:lang w:val="es-MX"/>
+        </w:rPr>
+        <w:t xml:space="preserve">Alan </w:t>
+      </w:r>
+      <w:r>
+        <w:rPr>
+          <w:lang w:val="es-MX"/>
+        </w:rPr>
+        <w:t xml:space="preserve">Josué Rosales </w:t>
+      </w:r>
+      <w:proofErr w:type="spellStart"/>
+      <w:r>
+        <w:rPr>
+          <w:lang w:val="es-MX"/>
+        </w:rPr>
+        <w:t>Gutierrez</w:t>
+      </w:r>
+      <w:proofErr w:type="spellEnd"/>
+      <w:r>
+        <w:rPr>
+          <w:lang w:val="es-MX"/>
+        </w:rPr>
+        <w:t>:</w:t>
+      </w:r>
+    </w:p>
+    <w:p>
+      <w:pPr>
+        <w:rPr>
+          <w:kern w:val="2"/>
+          <w:lang w:val="es-MX" w:eastAsia="es-MX"/>
+          <w14:ligatures w14:val="standardContextual"/>
+        </w:rPr>
+      </w:pPr>
+      <w:r>
+        <w:rPr>
+          <w:lang w:val="es-MX"/>
+        </w:rPr>
+        <w:t>El proyecto permitió representar de forma clara la idea general de cómo funciona un compilador, pero en una versión más sencilla y enfocada al aprendizaje. Además, la generación de reportes (como la lista de tokens y el código depurado) resultó de gran ayuda para revisar cada etapa, comprobar que el lenguaje se interpreta correctamente y facilitar la detección de errores.</w:t>
+      </w:r>
+    </w:p>
+    <w:p>
+      <w:pPr>
+        <w:rPr>
+          <w:lang w:val="es-MX"/>
+        </w:rPr>
+      </w:pPr>
+      <w:r>
+        <w:rPr>
+          <w:lang w:val="es-MX"/>
+        </w:rPr>
+        <w:t>Jesus Vega Villa</w:t>
+      </w:r>
+      <w:r>
+        <w:rPr>
+          <w:lang w:val="es-MX"/>
+        </w:rPr>
+        <w:t>:</w:t>
+      </w:r>
+    </w:p>
+    <w:p>
+      <w:pPr>
+        <w:rPr>
+          <w:kern w:val="2"/>
+          <w:lang w:val="es-MX" w:eastAsia="es-MX"/>
+          <w14:ligatures w14:val="standardContextual"/>
+        </w:rPr>
+      </w:pPr>
+      <w:r>
+        <w:rPr>
+          <w:lang w:val="es-MX"/>
+        </w:rPr>
+        <w:t>En conclusión, este proyecto nos sirvió para entender mejor (ya en la práctica) cómo se puede leer un programa paso por paso: primero identificar sus partes, luego revisar que esté bien escrito y, al final, generar algunas salidas útiles como la lista de tokens, la tabla de símbolos y el código depurado. Trabajarlo con Python y PLY fue una buena opción porque nos permitió avanzar rápido y comprobar que el lenguaje que diseñamos se reconoce correctamente.</w:t>
+      </w:r>
+    </w:p>
+    <w:p>
+      <w:pPr>
+        <w:rPr>
+          <w:lang w:val="es-MX"/>
+        </w:rPr>
+      </w:pPr>
+      <w:r>
+        <w:rPr>
+          <w:lang w:val="es-MX"/>
+        </w:rPr>
+        <w:t>Paola Collins</w:t>
+      </w:r>
+      <w:r>
+        <w:rPr>
+          <w:lang w:val="es-MX"/>
+        </w:rPr>
+        <w:t>:</w:t>
+      </w:r>
+    </w:p>
+    <w:p>
+      <w:pPr>
+        <w:rPr>
+          <w:lang w:val="es-MX"/>
+        </w:rPr>
+      </w:pPr>
+      <w:r>
+        <w:rPr>
+          <w:lang w:val="es-MX"/>
+        </w:rPr>
+        <w:t>Este trabajo permitió reforzar lo aprendido en clase al llevarlo a un desarrollo real, desde definir un lenguaje sencillo hasta lograr que el programa pudiera reconocer instrucciones y ejecutarlas. También fue útil para comprender la importancia de organizar cada etapa del proceso y documentar los resultados, ya que los reportes generados ayudan a verificar que todo funcione correctamente y a detectar errores con mayor facilidad. En general, el proyecto cumplió su objetivo y nos dio una base sólida para proyectos más completos en el futuro.</w:t>
+      </w:r>
+    </w:p>
+    <w:p>
+      <w:pPr>
+        <w:rPr>
+          <w:b/>
+          <w:bCs/>
+          <w:kern w:val="36"/>
+          <w:sz w:val="28"/>
+          <w:szCs w:val="28"/>
+          <w:lang w:val="es-MX" w:eastAsia="es-MX"/>
+          <w14:ligatures w14:val="standardContextual"/>
+        </w:rPr>
+      </w:pPr>
+      <w:r>
+        <w:rPr>
+          <w:b/>
+          <w:bCs/>
+        </w:rPr>
+        <w:t xml:space="preserve">8. </w:t>
+      </w:r>
+      <w:proofErr w:type="spellStart"/>
+      <w:r>
+        <w:rPr>
+          <w:b/>
+          <w:bCs/>
+        </w:rPr>
+        <w:t>Referencias</w:t>
+      </w:r>
+      <w:proofErr w:type="spellEnd"/>
+      <w:r>
+        <w:rPr>
+          <w:b/>
+          <w:bCs/>
+        </w:rPr>
+        <w:t xml:space="preserve"> </w:t>
+      </w:r>
+      <w:proofErr w:type="spellStart"/>
+      <w:r>
+        <w:rPr>
+          <w:b/>
+          <w:bCs/>
+        </w:rPr>
+        <w:t>bibliográficas</w:t>
+      </w:r>
+      <w:proofErr w:type="spellEnd"/>
+    </w:p>
+    <w:p>
+      <w:pPr>
+        <w:pStyle w:val="Prrafodelista"/>
+        <w:numPr>
+          <w:ilvl w:val="0"/>
+          <w:numId w:val="11"/>
+        </w:numPr>
+        <w:rPr>
+          <w:kern w:val="2"/>
+          <w:lang w:val="es-MX" w:eastAsia="es-MX"/>
+          <w14:ligatures w14:val="standardContextual"/>
+        </w:rPr>
+      </w:pPr>
+      <w:r>
+        <w:t xml:space="preserve">Aho, A. V., Lam, M. S., Sethi, R., &amp; Ullman, J. D. (2007). </w:t>
+      </w:r>
+      <w:r>
+        <w:rPr>
+          <w:i/>
+          <w:iCs/>
+        </w:rPr>
+        <w:t>Compilers: Principles, Techniques, and Tools</w:t>
+      </w:r>
+      <w:r>
+        <w:t xml:space="preserve"> (2nd ed.). Addison-Wesley.</w:t>
+      </w:r>
+    </w:p>
+    <w:p>
+      <w:pPr>
+        <w:pStyle w:val="Prrafodelista"/>
+        <w:numPr>
+          <w:ilvl w:val="0"/>
+          <w:numId w:val="11"/>
+        </w:numPr>
+      </w:pPr>
+      <w:r>
+        <w:t xml:space="preserve">Hopcroft, J. E., Motwani, R., &amp; Ullman, J. D. (2006). </w:t>
+      </w:r>
+      <w:r>
+        <w:rPr>
+          <w:i/>
+          <w:iCs/>
+        </w:rPr>
+        <w:t>Introduction to Automata Theory, Languages, and Computation</w:t>
+      </w:r>
+      <w:r>
+        <w:t xml:space="preserve"> (3rd ed.). Pearson.</w:t>
+      </w:r>
+    </w:p>
+    <w:p>
+      <w:pPr>
+        <w:pStyle w:val="Prrafodelista"/>
+        <w:numPr>
+          <w:ilvl w:val="0"/>
+          <w:numId w:val="11"/>
+        </w:numPr>
+      </w:pPr>
+      <w:r>
+        <w:t xml:space="preserve">Parr, T. (2013). </w:t>
+      </w:r>
+      <w:r>
+        <w:rPr>
+          <w:i/>
+          <w:iCs/>
+        </w:rPr>
+        <w:t>The Definitive ANTLR 4 Reference</w:t>
+      </w:r>
+      <w:r>
+        <w:t>. Pragmatic Bookshelf.</w:t>
+      </w:r>
+    </w:p>
+    <w:p>
+      <w:pPr>
+        <w:pStyle w:val="Prrafodelista"/>
+        <w:numPr>
+          <w:ilvl w:val="0"/>
+          <w:numId w:val="11"/>
+        </w:numPr>
+        <w:rPr>
+          <w:lang w:val="es-MX"/>
+        </w:rPr>
+      </w:pPr>
+      <w:r>
+        <w:rPr>
+          <w:lang w:val="es-MX"/>
+        </w:rPr>
+        <w:lastRenderedPageBreak/>
+        <w:t xml:space="preserve">Beazley, D. (s. f.). </w:t>
+      </w:r>
+      <w:r>
+        <w:rPr>
+          <w:i/>
+          <w:iCs/>
+          <w:lang w:val="es-MX"/>
+        </w:rPr>
+        <w:t>PLY (Python Lex-</w:t>
+      </w:r>
+      <w:proofErr w:type="spellStart"/>
+      <w:r>
+        <w:rPr>
+          <w:i/>
+          <w:iCs/>
+          <w:lang w:val="es-MX"/>
+        </w:rPr>
+        <w:t>Yacc</w:t>
+      </w:r>
+      <w:proofErr w:type="spellEnd"/>
+      <w:r>
+        <w:rPr>
+          <w:i/>
+          <w:iCs/>
+          <w:lang w:val="es-MX"/>
+        </w:rPr>
+        <w:t xml:space="preserve">) </w:t>
+      </w:r>
+      <w:proofErr w:type="spellStart"/>
+      <w:r>
+        <w:rPr>
+          <w:i/>
+          <w:iCs/>
+          <w:lang w:val="es-MX"/>
+        </w:rPr>
+        <w:t>Documentation</w:t>
+      </w:r>
+      <w:proofErr w:type="spellEnd"/>
+      <w:r>
+        <w:rPr>
+          <w:lang w:val="es-MX"/>
+        </w:rPr>
+        <w:t>. https://ply.readthedocs.io/en/latest/ (Consultado en 2026).</w:t>
+      </w:r>
+    </w:p>
+    <w:p>
+      <w:pPr>
+        <w:pStyle w:val="Prrafodelista"/>
+        <w:numPr>
+          <w:ilvl w:val="0"/>
+          <w:numId w:val="11"/>
+        </w:numPr>
+        <w:rPr>
+          <w:lang w:val="es-MX"/>
+        </w:rPr>
+      </w:pPr>
+      <w:r>
+        <w:rPr>
+          <w:lang w:val="es-MX"/>
+        </w:rPr>
+        <w:t xml:space="preserve">Beazley, D. (s. f.). </w:t>
+      </w:r>
+      <w:proofErr w:type="spellStart"/>
+      <w:r>
+        <w:rPr>
+          <w:i/>
+          <w:iCs/>
+          <w:lang w:val="es-MX"/>
+        </w:rPr>
+        <w:t>dabeaz</w:t>
+      </w:r>
+      <w:proofErr w:type="spellEnd"/>
+      <w:r>
+        <w:rPr>
+          <w:i/>
+          <w:iCs/>
+          <w:lang w:val="es-MX"/>
+        </w:rPr>
+        <w:t>/</w:t>
+      </w:r>
+      <w:proofErr w:type="spellStart"/>
+      <w:r>
+        <w:rPr>
+          <w:i/>
+          <w:iCs/>
+          <w:lang w:val="es-MX"/>
+        </w:rPr>
+        <w:t>ply</w:t>
+      </w:r>
+      <w:proofErr w:type="spellEnd"/>
+      <w:r>
+        <w:rPr>
+          <w:lang w:val="es-MX"/>
+        </w:rPr>
+        <w:t xml:space="preserve"> (repositorio). GitHub. https://github.com/dabeaz/ply (Consultado en 2026).</w:t>
+      </w:r>
+    </w:p>
+    <w:p>
+      <w:pPr>
+        <w:pStyle w:val="Prrafodelista"/>
+        <w:numPr>
+          <w:ilvl w:val="0"/>
+          <w:numId w:val="11"/>
+        </w:numPr>
+        <w:rPr>
+          <w:lang w:val="es-MX"/>
+        </w:rPr>
+      </w:pPr>
+      <w:r>
+        <w:t xml:space="preserve">Python Software Foundation. (s. f.). </w:t>
+      </w:r>
+      <w:r>
+        <w:rPr>
+          <w:i/>
+          <w:iCs/>
+          <w:lang w:val="es-MX"/>
+        </w:rPr>
+        <w:t>Referencia del Lenguaje Python</w:t>
+      </w:r>
+      <w:r>
+        <w:rPr>
+          <w:lang w:val="es-MX"/>
+        </w:rPr>
+        <w:t>. https://docs.python.org/es/3/reference/index.html (Consultado en 2026).</w:t>
+      </w:r>
+    </w:p>
+    <w:p>
+      <w:pPr>
+        <w:pStyle w:val="Prrafodelista"/>
+        <w:numPr>
+          <w:ilvl w:val="0"/>
+          <w:numId w:val="11"/>
+        </w:numPr>
+        <w:rPr>
+          <w:lang w:val="es-MX"/>
+        </w:rPr>
+      </w:pPr>
+      <w:r>
+        <w:rPr>
+          <w:lang w:val="es-MX"/>
+        </w:rPr>
+        <w:t xml:space="preserve">Wikipedia. (s. f.). </w:t>
+      </w:r>
+      <w:r>
+        <w:rPr>
+          <w:i/>
+          <w:iCs/>
+          <w:lang w:val="es-MX"/>
+        </w:rPr>
+        <w:t>Notación de Backus-Naur</w:t>
+      </w:r>
+      <w:r>
+        <w:rPr>
+          <w:lang w:val="es-MX"/>
+        </w:rPr>
+        <w:t>. https://es.wikipedia.org/wiki/Notaci%C3%B3n_de_Backus-Naur (Consultado en 2026).</w:t>
+      </w:r>
+    </w:p>
+    <w:p>
+      <w:pPr>
+        <w:rPr>
+          <w:kern w:val="2"/>
+          <w:u w:val="single"/>
+          <w:lang w:val="es-MX" w:eastAsia="es-MX"/>
+          <w14:ligatures w14:val="standardContextual"/>
+        </w:rPr>
+      </w:pPr>
     </w:p>
     <w:sectPr>
       <w:pgSz w:w="12240" w:h="15840"/>
@@ -4056,6 +4463,304 @@
     </w:lvl>
   </w:abstractNum>
   <w:abstractNum w:abstractNumId="9" w15:restartNumberingAfterBreak="0">
+    <w:nsid w:val="09FC3563"/>
+    <w:multiLevelType w:val="multilevel"/>
+    <w:tmpl w:val="921470CA"/>
+    <w:lvl w:ilvl="0">
+      <w:start w:val="1"/>
+      <w:numFmt w:val="bullet"/>
+      <w:lvlText w:val=""/>
+      <w:lvlJc w:val="left"/>
+      <w:pPr>
+        <w:tabs>
+          <w:tab w:val="num" w:pos="720"/>
+        </w:tabs>
+        <w:ind w:left="720" w:hanging="360"/>
+      </w:pPr>
+      <w:rPr>
+        <w:rFonts w:ascii="Symbol" w:hAnsi="Symbol" w:hint="default"/>
+        <w:sz w:val="20"/>
+      </w:rPr>
+    </w:lvl>
+    <w:lvl w:ilvl="1" w:tentative="1">
+      <w:start w:val="1"/>
+      <w:numFmt w:val="bullet"/>
+      <w:lvlText w:val="o"/>
+      <w:lvlJc w:val="left"/>
+      <w:pPr>
+        <w:tabs>
+          <w:tab w:val="num" w:pos="1440"/>
+        </w:tabs>
+        <w:ind w:left="1440" w:hanging="360"/>
+      </w:pPr>
+      <w:rPr>
+        <w:rFonts w:ascii="Courier New" w:hAnsi="Courier New" w:hint="default"/>
+        <w:sz w:val="20"/>
+      </w:rPr>
+    </w:lvl>
+    <w:lvl w:ilvl="2" w:tentative="1">
+      <w:start w:val="1"/>
+      <w:numFmt w:val="bullet"/>
+      <w:lvlText w:val=""/>
+      <w:lvlJc w:val="left"/>
+      <w:pPr>
+        <w:tabs>
+          <w:tab w:val="num" w:pos="2160"/>
+        </w:tabs>
+        <w:ind w:left="2160" w:hanging="360"/>
+      </w:pPr>
+      <w:rPr>
+        <w:rFonts w:ascii="Wingdings" w:hAnsi="Wingdings" w:hint="default"/>
+        <w:sz w:val="20"/>
+      </w:rPr>
+    </w:lvl>
+    <w:lvl w:ilvl="3" w:tentative="1">
+      <w:start w:val="1"/>
+      <w:numFmt w:val="bullet"/>
+      <w:lvlText w:val=""/>
+      <w:lvlJc w:val="left"/>
+      <w:pPr>
+        <w:tabs>
+          <w:tab w:val="num" w:pos="2880"/>
+        </w:tabs>
+        <w:ind w:left="2880" w:hanging="360"/>
+      </w:pPr>
+      <w:rPr>
+        <w:rFonts w:ascii="Wingdings" w:hAnsi="Wingdings" w:hint="default"/>
+        <w:sz w:val="20"/>
+      </w:rPr>
+    </w:lvl>
+    <w:lvl w:ilvl="4" w:tentative="1">
+      <w:start w:val="1"/>
+      <w:numFmt w:val="bullet"/>
+      <w:lvlText w:val=""/>
+      <w:lvlJc w:val="left"/>
+      <w:pPr>
+        <w:tabs>
+          <w:tab w:val="num" w:pos="3600"/>
+        </w:tabs>
+        <w:ind w:left="3600" w:hanging="360"/>
+      </w:pPr>
+      <w:rPr>
+        <w:rFonts w:ascii="Wingdings" w:hAnsi="Wingdings" w:hint="default"/>
+        <w:sz w:val="20"/>
+      </w:rPr>
+    </w:lvl>
+    <w:lvl w:ilvl="5" w:tentative="1">
+      <w:start w:val="1"/>
+      <w:numFmt w:val="bullet"/>
+      <w:lvlText w:val=""/>
+      <w:lvlJc w:val="left"/>
+      <w:pPr>
+        <w:tabs>
+          <w:tab w:val="num" w:pos="4320"/>
+        </w:tabs>
+        <w:ind w:left="4320" w:hanging="360"/>
+      </w:pPr>
+      <w:rPr>
+        <w:rFonts w:ascii="Wingdings" w:hAnsi="Wingdings" w:hint="default"/>
+        <w:sz w:val="20"/>
+      </w:rPr>
+    </w:lvl>
+    <w:lvl w:ilvl="6" w:tentative="1">
+      <w:start w:val="1"/>
+      <w:numFmt w:val="bullet"/>
+      <w:lvlText w:val=""/>
+      <w:lvlJc w:val="left"/>
+      <w:pPr>
+        <w:tabs>
+          <w:tab w:val="num" w:pos="5040"/>
+        </w:tabs>
+        <w:ind w:left="5040" w:hanging="360"/>
+      </w:pPr>
+      <w:rPr>
+        <w:rFonts w:ascii="Wingdings" w:hAnsi="Wingdings" w:hint="default"/>
+        <w:sz w:val="20"/>
+      </w:rPr>
+    </w:lvl>
+    <w:lvl w:ilvl="7" w:tentative="1">
+      <w:start w:val="1"/>
+      <w:numFmt w:val="bullet"/>
+      <w:lvlText w:val=""/>
+      <w:lvlJc w:val="left"/>
+      <w:pPr>
+        <w:tabs>
+          <w:tab w:val="num" w:pos="5760"/>
+        </w:tabs>
+        <w:ind w:left="5760" w:hanging="360"/>
+      </w:pPr>
+      <w:rPr>
+        <w:rFonts w:ascii="Wingdings" w:hAnsi="Wingdings" w:hint="default"/>
+        <w:sz w:val="20"/>
+      </w:rPr>
+    </w:lvl>
+    <w:lvl w:ilvl="8" w:tentative="1">
+      <w:start w:val="1"/>
+      <w:numFmt w:val="bullet"/>
+      <w:lvlText w:val=""/>
+      <w:lvlJc w:val="left"/>
+      <w:pPr>
+        <w:tabs>
+          <w:tab w:val="num" w:pos="6480"/>
+        </w:tabs>
+        <w:ind w:left="6480" w:hanging="360"/>
+      </w:pPr>
+      <w:rPr>
+        <w:rFonts w:ascii="Wingdings" w:hAnsi="Wingdings" w:hint="default"/>
+        <w:sz w:val="20"/>
+      </w:rPr>
+    </w:lvl>
+  </w:abstractNum>
+  <w:abstractNum w:abstractNumId="10" w15:restartNumberingAfterBreak="0">
+    <w:nsid w:val="0DA05FEB"/>
+    <w:multiLevelType w:val="multilevel"/>
+    <w:tmpl w:val="F75294C6"/>
+    <w:lvl w:ilvl="0">
+      <w:start w:val="1"/>
+      <w:numFmt w:val="bullet"/>
+      <w:lvlText w:val=""/>
+      <w:lvlJc w:val="left"/>
+      <w:pPr>
+        <w:tabs>
+          <w:tab w:val="num" w:pos="720"/>
+        </w:tabs>
+        <w:ind w:left="720" w:hanging="360"/>
+      </w:pPr>
+      <w:rPr>
+        <w:rFonts w:ascii="Symbol" w:hAnsi="Symbol" w:hint="default"/>
+        <w:sz w:val="20"/>
+      </w:rPr>
+    </w:lvl>
+    <w:lvl w:ilvl="1" w:tentative="1">
+      <w:start w:val="1"/>
+      <w:numFmt w:val="bullet"/>
+      <w:lvlText w:val="o"/>
+      <w:lvlJc w:val="left"/>
+      <w:pPr>
+        <w:tabs>
+          <w:tab w:val="num" w:pos="1440"/>
+        </w:tabs>
+        <w:ind w:left="1440" w:hanging="360"/>
+      </w:pPr>
+      <w:rPr>
+        <w:rFonts w:ascii="Courier New" w:hAnsi="Courier New" w:hint="default"/>
+        <w:sz w:val="20"/>
+      </w:rPr>
+    </w:lvl>
+    <w:lvl w:ilvl="2" w:tentative="1">
+      <w:start w:val="1"/>
+      <w:numFmt w:val="bullet"/>
+      <w:lvlText w:val=""/>
+      <w:lvlJc w:val="left"/>
+      <w:pPr>
+        <w:tabs>
+          <w:tab w:val="num" w:pos="2160"/>
+        </w:tabs>
+        <w:ind w:left="2160" w:hanging="360"/>
+      </w:pPr>
+      <w:rPr>
+        <w:rFonts w:ascii="Wingdings" w:hAnsi="Wingdings" w:hint="default"/>
+        <w:sz w:val="20"/>
+      </w:rPr>
+    </w:lvl>
+    <w:lvl w:ilvl="3" w:tentative="1">
+      <w:start w:val="1"/>
+      <w:numFmt w:val="bullet"/>
+      <w:lvlText w:val=""/>
+      <w:lvlJc w:val="left"/>
+      <w:pPr>
+        <w:tabs>
+          <w:tab w:val="num" w:pos="2880"/>
+        </w:tabs>
+        <w:ind w:left="2880" w:hanging="360"/>
+      </w:pPr>
+      <w:rPr>
+        <w:rFonts w:ascii="Wingdings" w:hAnsi="Wingdings" w:hint="default"/>
+        <w:sz w:val="20"/>
+      </w:rPr>
+    </w:lvl>
+    <w:lvl w:ilvl="4" w:tentative="1">
+      <w:start w:val="1"/>
+      <w:numFmt w:val="bullet"/>
+      <w:lvlText w:val=""/>
+      <w:lvlJc w:val="left"/>
+      <w:pPr>
+        <w:tabs>
+          <w:tab w:val="num" w:pos="3600"/>
+        </w:tabs>
+        <w:ind w:left="3600" w:hanging="360"/>
+      </w:pPr>
+      <w:rPr>
+        <w:rFonts w:ascii="Wingdings" w:hAnsi="Wingdings" w:hint="default"/>
+        <w:sz w:val="20"/>
+      </w:rPr>
+    </w:lvl>
+    <w:lvl w:ilvl="5" w:tentative="1">
+      <w:start w:val="1"/>
+      <w:numFmt w:val="bullet"/>
+      <w:lvlText w:val=""/>
+      <w:lvlJc w:val="left"/>
+      <w:pPr>
+        <w:tabs>
+          <w:tab w:val="num" w:pos="4320"/>
+        </w:tabs>
+        <w:ind w:left="4320" w:hanging="360"/>
+      </w:pPr>
+      <w:rPr>
+        <w:rFonts w:ascii="Wingdings" w:hAnsi="Wingdings" w:hint="default"/>
+        <w:sz w:val="20"/>
+      </w:rPr>
+    </w:lvl>
+    <w:lvl w:ilvl="6" w:tentative="1">
+      <w:start w:val="1"/>
+      <w:numFmt w:val="bullet"/>
+      <w:lvlText w:val=""/>
+      <w:lvlJc w:val="left"/>
+      <w:pPr>
+        <w:tabs>
+          <w:tab w:val="num" w:pos="5040"/>
+        </w:tabs>
+        <w:ind w:left="5040" w:hanging="360"/>
+      </w:pPr>
+      <w:rPr>
+        <w:rFonts w:ascii="Wingdings" w:hAnsi="Wingdings" w:hint="default"/>
+        <w:sz w:val="20"/>
+      </w:rPr>
+    </w:lvl>
+    <w:lvl w:ilvl="7" w:tentative="1">
+      <w:start w:val="1"/>
+      <w:numFmt w:val="bullet"/>
+      <w:lvlText w:val=""/>
+      <w:lvlJc w:val="left"/>
+      <w:pPr>
+        <w:tabs>
+          <w:tab w:val="num" w:pos="5760"/>
+        </w:tabs>
+        <w:ind w:left="5760" w:hanging="360"/>
+      </w:pPr>
+      <w:rPr>
+        <w:rFonts w:ascii="Wingdings" w:hAnsi="Wingdings" w:hint="default"/>
+        <w:sz w:val="20"/>
+      </w:rPr>
+    </w:lvl>
+    <w:lvl w:ilvl="8" w:tentative="1">
+      <w:start w:val="1"/>
+      <w:numFmt w:val="bullet"/>
+      <w:lvlText w:val=""/>
+      <w:lvlJc w:val="left"/>
+      <w:pPr>
+        <w:tabs>
+          <w:tab w:val="num" w:pos="6480"/>
+        </w:tabs>
+        <w:ind w:left="6480" w:hanging="360"/>
+      </w:pPr>
+      <w:rPr>
+        <w:rFonts w:ascii="Wingdings" w:hAnsi="Wingdings" w:hint="default"/>
+        <w:sz w:val="20"/>
+      </w:rPr>
+    </w:lvl>
+  </w:abstractNum>
+  <w:abstractNum w:abstractNumId="11" w15:restartNumberingAfterBreak="0">
     <w:nsid w:val="21CA04A8"/>
     <w:multiLevelType w:val="hybridMultilevel"/>
     <w:tmpl w:val="E542DBEA"/>
@@ -4141,6 +4846,417 @@
       <w:lvlJc w:val="right"/>
       <w:pPr>
         <w:ind w:left="6480" w:hanging="180"/>
+      </w:pPr>
+    </w:lvl>
+  </w:abstractNum>
+  <w:abstractNum w:abstractNumId="12" w15:restartNumberingAfterBreak="0">
+    <w:nsid w:val="2C061416"/>
+    <w:multiLevelType w:val="multilevel"/>
+    <w:tmpl w:val="730C22A8"/>
+    <w:lvl w:ilvl="0">
+      <w:start w:val="1"/>
+      <w:numFmt w:val="bullet"/>
+      <w:lvlText w:val=""/>
+      <w:lvlJc w:val="left"/>
+      <w:pPr>
+        <w:tabs>
+          <w:tab w:val="num" w:pos="720"/>
+        </w:tabs>
+        <w:ind w:left="720" w:hanging="360"/>
+      </w:pPr>
+      <w:rPr>
+        <w:rFonts w:ascii="Symbol" w:hAnsi="Symbol" w:hint="default"/>
+        <w:sz w:val="20"/>
+      </w:rPr>
+    </w:lvl>
+    <w:lvl w:ilvl="1" w:tentative="1">
+      <w:start w:val="1"/>
+      <w:numFmt w:val="bullet"/>
+      <w:lvlText w:val="o"/>
+      <w:lvlJc w:val="left"/>
+      <w:pPr>
+        <w:tabs>
+          <w:tab w:val="num" w:pos="1440"/>
+        </w:tabs>
+        <w:ind w:left="1440" w:hanging="360"/>
+      </w:pPr>
+      <w:rPr>
+        <w:rFonts w:ascii="Courier New" w:hAnsi="Courier New" w:hint="default"/>
+        <w:sz w:val="20"/>
+      </w:rPr>
+    </w:lvl>
+    <w:lvl w:ilvl="2" w:tentative="1">
+      <w:start w:val="1"/>
+      <w:numFmt w:val="bullet"/>
+      <w:lvlText w:val=""/>
+      <w:lvlJc w:val="left"/>
+      <w:pPr>
+        <w:tabs>
+          <w:tab w:val="num" w:pos="2160"/>
+        </w:tabs>
+        <w:ind w:left="2160" w:hanging="360"/>
+      </w:pPr>
+      <w:rPr>
+        <w:rFonts w:ascii="Wingdings" w:hAnsi="Wingdings" w:hint="default"/>
+        <w:sz w:val="20"/>
+      </w:rPr>
+    </w:lvl>
+    <w:lvl w:ilvl="3" w:tentative="1">
+      <w:start w:val="1"/>
+      <w:numFmt w:val="bullet"/>
+      <w:lvlText w:val=""/>
+      <w:lvlJc w:val="left"/>
+      <w:pPr>
+        <w:tabs>
+          <w:tab w:val="num" w:pos="2880"/>
+        </w:tabs>
+        <w:ind w:left="2880" w:hanging="360"/>
+      </w:pPr>
+      <w:rPr>
+        <w:rFonts w:ascii="Wingdings" w:hAnsi="Wingdings" w:hint="default"/>
+        <w:sz w:val="20"/>
+      </w:rPr>
+    </w:lvl>
+    <w:lvl w:ilvl="4" w:tentative="1">
+      <w:start w:val="1"/>
+      <w:numFmt w:val="bullet"/>
+      <w:lvlText w:val=""/>
+      <w:lvlJc w:val="left"/>
+      <w:pPr>
+        <w:tabs>
+          <w:tab w:val="num" w:pos="3600"/>
+        </w:tabs>
+        <w:ind w:left="3600" w:hanging="360"/>
+      </w:pPr>
+      <w:rPr>
+        <w:rFonts w:ascii="Wingdings" w:hAnsi="Wingdings" w:hint="default"/>
+        <w:sz w:val="20"/>
+      </w:rPr>
+    </w:lvl>
+    <w:lvl w:ilvl="5" w:tentative="1">
+      <w:start w:val="1"/>
+      <w:numFmt w:val="bullet"/>
+      <w:lvlText w:val=""/>
+      <w:lvlJc w:val="left"/>
+      <w:pPr>
+        <w:tabs>
+          <w:tab w:val="num" w:pos="4320"/>
+        </w:tabs>
+        <w:ind w:left="4320" w:hanging="360"/>
+      </w:pPr>
+      <w:rPr>
+        <w:rFonts w:ascii="Wingdings" w:hAnsi="Wingdings" w:hint="default"/>
+        <w:sz w:val="20"/>
+      </w:rPr>
+    </w:lvl>
+    <w:lvl w:ilvl="6" w:tentative="1">
+      <w:start w:val="1"/>
+      <w:numFmt w:val="bullet"/>
+      <w:lvlText w:val=""/>
+      <w:lvlJc w:val="left"/>
+      <w:pPr>
+        <w:tabs>
+          <w:tab w:val="num" w:pos="5040"/>
+        </w:tabs>
+        <w:ind w:left="5040" w:hanging="360"/>
+      </w:pPr>
+      <w:rPr>
+        <w:rFonts w:ascii="Wingdings" w:hAnsi="Wingdings" w:hint="default"/>
+        <w:sz w:val="20"/>
+      </w:rPr>
+    </w:lvl>
+    <w:lvl w:ilvl="7" w:tentative="1">
+      <w:start w:val="1"/>
+      <w:numFmt w:val="bullet"/>
+      <w:lvlText w:val=""/>
+      <w:lvlJc w:val="left"/>
+      <w:pPr>
+        <w:tabs>
+          <w:tab w:val="num" w:pos="5760"/>
+        </w:tabs>
+        <w:ind w:left="5760" w:hanging="360"/>
+      </w:pPr>
+      <w:rPr>
+        <w:rFonts w:ascii="Wingdings" w:hAnsi="Wingdings" w:hint="default"/>
+        <w:sz w:val="20"/>
+      </w:rPr>
+    </w:lvl>
+    <w:lvl w:ilvl="8" w:tentative="1">
+      <w:start w:val="1"/>
+      <w:numFmt w:val="bullet"/>
+      <w:lvlText w:val=""/>
+      <w:lvlJc w:val="left"/>
+      <w:pPr>
+        <w:tabs>
+          <w:tab w:val="num" w:pos="6480"/>
+        </w:tabs>
+        <w:ind w:left="6480" w:hanging="360"/>
+      </w:pPr>
+      <w:rPr>
+        <w:rFonts w:ascii="Wingdings" w:hAnsi="Wingdings" w:hint="default"/>
+        <w:sz w:val="20"/>
+      </w:rPr>
+    </w:lvl>
+  </w:abstractNum>
+  <w:abstractNum w:abstractNumId="13" w15:restartNumberingAfterBreak="0">
+    <w:nsid w:val="2D3867D7"/>
+    <w:multiLevelType w:val="multilevel"/>
+    <w:tmpl w:val="EAEC0252"/>
+    <w:lvl w:ilvl="0">
+      <w:start w:val="1"/>
+      <w:numFmt w:val="bullet"/>
+      <w:lvlText w:val=""/>
+      <w:lvlJc w:val="left"/>
+      <w:pPr>
+        <w:tabs>
+          <w:tab w:val="num" w:pos="720"/>
+        </w:tabs>
+        <w:ind w:left="720" w:hanging="360"/>
+      </w:pPr>
+      <w:rPr>
+        <w:rFonts w:ascii="Symbol" w:hAnsi="Symbol" w:hint="default"/>
+        <w:sz w:val="20"/>
+      </w:rPr>
+    </w:lvl>
+    <w:lvl w:ilvl="1" w:tentative="1">
+      <w:start w:val="1"/>
+      <w:numFmt w:val="bullet"/>
+      <w:lvlText w:val="o"/>
+      <w:lvlJc w:val="left"/>
+      <w:pPr>
+        <w:tabs>
+          <w:tab w:val="num" w:pos="1440"/>
+        </w:tabs>
+        <w:ind w:left="1440" w:hanging="360"/>
+      </w:pPr>
+      <w:rPr>
+        <w:rFonts w:ascii="Courier New" w:hAnsi="Courier New" w:hint="default"/>
+        <w:sz w:val="20"/>
+      </w:rPr>
+    </w:lvl>
+    <w:lvl w:ilvl="2" w:tentative="1">
+      <w:start w:val="1"/>
+      <w:numFmt w:val="bullet"/>
+      <w:lvlText w:val=""/>
+      <w:lvlJc w:val="left"/>
+      <w:pPr>
+        <w:tabs>
+          <w:tab w:val="num" w:pos="2160"/>
+        </w:tabs>
+        <w:ind w:left="2160" w:hanging="360"/>
+      </w:pPr>
+      <w:rPr>
+        <w:rFonts w:ascii="Wingdings" w:hAnsi="Wingdings" w:hint="default"/>
+        <w:sz w:val="20"/>
+      </w:rPr>
+    </w:lvl>
+    <w:lvl w:ilvl="3" w:tentative="1">
+      <w:start w:val="1"/>
+      <w:numFmt w:val="bullet"/>
+      <w:lvlText w:val=""/>
+      <w:lvlJc w:val="left"/>
+      <w:pPr>
+        <w:tabs>
+          <w:tab w:val="num" w:pos="2880"/>
+        </w:tabs>
+        <w:ind w:left="2880" w:hanging="360"/>
+      </w:pPr>
+      <w:rPr>
+        <w:rFonts w:ascii="Wingdings" w:hAnsi="Wingdings" w:hint="default"/>
+        <w:sz w:val="20"/>
+      </w:rPr>
+    </w:lvl>
+    <w:lvl w:ilvl="4" w:tentative="1">
+      <w:start w:val="1"/>
+      <w:numFmt w:val="bullet"/>
+      <w:lvlText w:val=""/>
+      <w:lvlJc w:val="left"/>
+      <w:pPr>
+        <w:tabs>
+          <w:tab w:val="num" w:pos="3600"/>
+        </w:tabs>
+        <w:ind w:left="3600" w:hanging="360"/>
+      </w:pPr>
+      <w:rPr>
+        <w:rFonts w:ascii="Wingdings" w:hAnsi="Wingdings" w:hint="default"/>
+        <w:sz w:val="20"/>
+      </w:rPr>
+    </w:lvl>
+    <w:lvl w:ilvl="5" w:tentative="1">
+      <w:start w:val="1"/>
+      <w:numFmt w:val="bullet"/>
+      <w:lvlText w:val=""/>
+      <w:lvlJc w:val="left"/>
+      <w:pPr>
+        <w:tabs>
+          <w:tab w:val="num" w:pos="4320"/>
+        </w:tabs>
+        <w:ind w:left="4320" w:hanging="360"/>
+      </w:pPr>
+      <w:rPr>
+        <w:rFonts w:ascii="Wingdings" w:hAnsi="Wingdings" w:hint="default"/>
+        <w:sz w:val="20"/>
+      </w:rPr>
+    </w:lvl>
+    <w:lvl w:ilvl="6" w:tentative="1">
+      <w:start w:val="1"/>
+      <w:numFmt w:val="bullet"/>
+      <w:lvlText w:val=""/>
+      <w:lvlJc w:val="left"/>
+      <w:pPr>
+        <w:tabs>
+          <w:tab w:val="num" w:pos="5040"/>
+        </w:tabs>
+        <w:ind w:left="5040" w:hanging="360"/>
+      </w:pPr>
+      <w:rPr>
+        <w:rFonts w:ascii="Wingdings" w:hAnsi="Wingdings" w:hint="default"/>
+        <w:sz w:val="20"/>
+      </w:rPr>
+    </w:lvl>
+    <w:lvl w:ilvl="7" w:tentative="1">
+      <w:start w:val="1"/>
+      <w:numFmt w:val="bullet"/>
+      <w:lvlText w:val=""/>
+      <w:lvlJc w:val="left"/>
+      <w:pPr>
+        <w:tabs>
+          <w:tab w:val="num" w:pos="5760"/>
+        </w:tabs>
+        <w:ind w:left="5760" w:hanging="360"/>
+      </w:pPr>
+      <w:rPr>
+        <w:rFonts w:ascii="Wingdings" w:hAnsi="Wingdings" w:hint="default"/>
+        <w:sz w:val="20"/>
+      </w:rPr>
+    </w:lvl>
+    <w:lvl w:ilvl="8" w:tentative="1">
+      <w:start w:val="1"/>
+      <w:numFmt w:val="bullet"/>
+      <w:lvlText w:val=""/>
+      <w:lvlJc w:val="left"/>
+      <w:pPr>
+        <w:tabs>
+          <w:tab w:val="num" w:pos="6480"/>
+        </w:tabs>
+        <w:ind w:left="6480" w:hanging="360"/>
+      </w:pPr>
+      <w:rPr>
+        <w:rFonts w:ascii="Wingdings" w:hAnsi="Wingdings" w:hint="default"/>
+        <w:sz w:val="20"/>
+      </w:rPr>
+    </w:lvl>
+  </w:abstractNum>
+  <w:abstractNum w:abstractNumId="14" w15:restartNumberingAfterBreak="0">
+    <w:nsid w:val="7DDC3C1D"/>
+    <w:multiLevelType w:val="multilevel"/>
+    <w:tmpl w:val="C20A873A"/>
+    <w:lvl w:ilvl="0">
+      <w:start w:val="1"/>
+      <w:numFmt w:val="decimal"/>
+      <w:lvlText w:val="%1."/>
+      <w:lvlJc w:val="left"/>
+      <w:pPr>
+        <w:tabs>
+          <w:tab w:val="num" w:pos="720"/>
+        </w:tabs>
+        <w:ind w:left="720" w:hanging="360"/>
+      </w:pPr>
+    </w:lvl>
+    <w:lvl w:ilvl="1" w:tentative="1">
+      <w:start w:val="1"/>
+      <w:numFmt w:val="decimal"/>
+      <w:lvlText w:val="%2."/>
+      <w:lvlJc w:val="left"/>
+      <w:pPr>
+        <w:tabs>
+          <w:tab w:val="num" w:pos="1440"/>
+        </w:tabs>
+        <w:ind w:left="1440" w:hanging="360"/>
+      </w:pPr>
+    </w:lvl>
+    <w:lvl w:ilvl="2" w:tentative="1">
+      <w:start w:val="1"/>
+      <w:numFmt w:val="decimal"/>
+      <w:lvlText w:val="%3."/>
+      <w:lvlJc w:val="left"/>
+      <w:pPr>
+        <w:tabs>
+          <w:tab w:val="num" w:pos="2160"/>
+        </w:tabs>
+        <w:ind w:left="2160" w:hanging="360"/>
+      </w:pPr>
+    </w:lvl>
+    <w:lvl w:ilvl="3" w:tentative="1">
+      <w:start w:val="1"/>
+      <w:numFmt w:val="decimal"/>
+      <w:lvlText w:val="%4."/>
+      <w:lvlJc w:val="left"/>
+      <w:pPr>
+        <w:tabs>
+          <w:tab w:val="num" w:pos="2880"/>
+        </w:tabs>
+        <w:ind w:left="2880" w:hanging="360"/>
+      </w:pPr>
+    </w:lvl>
+    <w:lvl w:ilvl="4" w:tentative="1">
+      <w:start w:val="1"/>
+      <w:numFmt w:val="decimal"/>
+      <w:lvlText w:val="%5."/>
+      <w:lvlJc w:val="left"/>
+      <w:pPr>
+        <w:tabs>
+          <w:tab w:val="num" w:pos="3600"/>
+        </w:tabs>
+        <w:ind w:left="3600" w:hanging="360"/>
+      </w:pPr>
+    </w:lvl>
+    <w:lvl w:ilvl="5" w:tentative="1">
+      <w:start w:val="1"/>
+      <w:numFmt w:val="decimal"/>
+      <w:lvlText w:val="%6."/>
+      <w:lvlJc w:val="left"/>
+      <w:pPr>
+        <w:tabs>
+          <w:tab w:val="num" w:pos="4320"/>
+        </w:tabs>
+        <w:ind w:left="4320" w:hanging="360"/>
+      </w:pPr>
+    </w:lvl>
+    <w:lvl w:ilvl="6" w:tentative="1">
+      <w:start w:val="1"/>
+      <w:numFmt w:val="decimal"/>
+      <w:lvlText w:val="%7."/>
+      <w:lvlJc w:val="left"/>
+      <w:pPr>
+        <w:tabs>
+          <w:tab w:val="num" w:pos="5040"/>
+        </w:tabs>
+        <w:ind w:left="5040" w:hanging="360"/>
+      </w:pPr>
+    </w:lvl>
+    <w:lvl w:ilvl="7" w:tentative="1">
+      <w:start w:val="1"/>
+      <w:numFmt w:val="decimal"/>
+      <w:lvlText w:val="%8."/>
+      <w:lvlJc w:val="left"/>
+      <w:pPr>
+        <w:tabs>
+          <w:tab w:val="num" w:pos="5760"/>
+        </w:tabs>
+        <w:ind w:left="5760" w:hanging="360"/>
+      </w:pPr>
+    </w:lvl>
+    <w:lvl w:ilvl="8" w:tentative="1">
+      <w:start w:val="1"/>
+      <w:numFmt w:val="decimal"/>
+      <w:lvlText w:val="%9."/>
+      <w:lvlJc w:val="left"/>
+      <w:pPr>
+        <w:tabs>
+          <w:tab w:val="num" w:pos="6480"/>
+        </w:tabs>
+        <w:ind w:left="6480" w:hanging="360"/>
       </w:pPr>
     </w:lvl>
   </w:abstractNum>
@@ -4172,7 +5288,22 @@
     <w:abstractNumId w:val="0"/>
   </w:num>
   <w:num w:numId="10" w16cid:durableId="1515421230">
+    <w:abstractNumId w:val="11"/>
+  </w:num>
+  <w:num w:numId="11" w16cid:durableId="431509567">
+    <w:abstractNumId w:val="14"/>
+  </w:num>
+  <w:num w:numId="12" w16cid:durableId="1239746823">
     <w:abstractNumId w:val="9"/>
+  </w:num>
+  <w:num w:numId="13" w16cid:durableId="16081941">
+    <w:abstractNumId w:val="10"/>
+  </w:num>
+  <w:num w:numId="14" w16cid:durableId="827137586">
+    <w:abstractNumId w:val="13"/>
+  </w:num>
+  <w:num w:numId="15" w16cid:durableId="61149845">
+    <w:abstractNumId w:val="12"/>
   </w:num>
 </w:numbering>
 </file>

--- a/mini-compilador-documentado-corregido/Documentacion_MiniCompilador_Alan.docx
+++ b/mini-compilador-documentado-corregido/Documentacion_MiniCompilador_Alan.docx
@@ -382,7 +382,7 @@
     </w:p>
     <w:p>
       <w:pPr>
-        <w:pStyle w:val="Ttulo1"/>
+        <w:pStyle w:val="Heading1"/>
         <w:rPr>
           <w:color w:val="auto"/>
           <w:lang w:val="es-MX"/>
@@ -413,11 +413,6 @@
           <w:lang w:val="es-MX"/>
         </w:rPr>
         <w:br/>
-      </w:r>
-      <w:r>
-        <w:rPr>
-          <w:lang w:val="es-MX"/>
-        </w:rPr>
         <w:t>2. Especificación del Lenguaje</w:t>
       </w:r>
       <w:r>
@@ -472,7 +467,7 @@
     </w:p>
     <w:p>
       <w:pPr>
-        <w:pStyle w:val="Ttulo1"/>
+        <w:pStyle w:val="Heading1"/>
         <w:rPr>
           <w:color w:val="auto"/>
           <w:lang w:val="es-MX"/>
@@ -576,7 +571,7 @@
     </w:p>
     <w:p>
       <w:pPr>
-        <w:pStyle w:val="Ttulo1"/>
+        <w:pStyle w:val="Heading1"/>
         <w:rPr>
           <w:color w:val="auto"/>
           <w:lang w:val="es-MX"/>
@@ -605,7 +600,7 @@
     </w:p>
     <w:p>
       <w:pPr>
-        <w:pStyle w:val="Listaconvietas"/>
+        <w:pStyle w:val="ListBullet"/>
         <w:numPr>
           <w:ilvl w:val="0"/>
           <w:numId w:val="10"/>
@@ -637,7 +632,7 @@
     </w:p>
     <w:p>
       <w:pPr>
-        <w:pStyle w:val="Listaconvietas"/>
+        <w:pStyle w:val="ListBullet"/>
         <w:numPr>
           <w:ilvl w:val="0"/>
           <w:numId w:val="0"/>
@@ -662,7 +657,7 @@
     </w:p>
     <w:p>
       <w:pPr>
-        <w:pStyle w:val="Listaconvietas"/>
+        <w:pStyle w:val="ListBullet"/>
         <w:numPr>
           <w:ilvl w:val="0"/>
           <w:numId w:val="0"/>
@@ -701,7 +696,7 @@
     </w:p>
     <w:p>
       <w:pPr>
-        <w:pStyle w:val="Listaconvietas"/>
+        <w:pStyle w:val="ListBullet"/>
         <w:numPr>
           <w:ilvl w:val="0"/>
           <w:numId w:val="0"/>
@@ -713,7 +708,7 @@
     </w:p>
     <w:p>
       <w:pPr>
-        <w:pStyle w:val="Listaconvietas"/>
+        <w:pStyle w:val="ListBullet"/>
         <w:numPr>
           <w:ilvl w:val="0"/>
           <w:numId w:val="0"/>
@@ -732,7 +727,7 @@
     </w:p>
     <w:p>
       <w:pPr>
-        <w:pStyle w:val="Listaconvietas"/>
+        <w:pStyle w:val="ListBullet"/>
         <w:numPr>
           <w:ilvl w:val="0"/>
           <w:numId w:val="0"/>
@@ -746,7 +741,7 @@
     </w:p>
     <w:p>
       <w:pPr>
-        <w:pStyle w:val="Listaconvietas"/>
+        <w:pStyle w:val="ListBullet"/>
         <w:numPr>
           <w:ilvl w:val="0"/>
           <w:numId w:val="0"/>
@@ -772,7 +767,7 @@
     </w:p>
     <w:p>
       <w:pPr>
-        <w:pStyle w:val="Listaconvietas"/>
+        <w:pStyle w:val="ListBullet"/>
         <w:numPr>
           <w:ilvl w:val="0"/>
           <w:numId w:val="0"/>
@@ -798,7 +793,7 @@
     </w:p>
     <w:p>
       <w:pPr>
-        <w:pStyle w:val="Listaconvietas"/>
+        <w:pStyle w:val="ListBullet"/>
         <w:numPr>
           <w:ilvl w:val="0"/>
           <w:numId w:val="0"/>
@@ -823,7 +818,7 @@
     </w:p>
     <w:p>
       <w:pPr>
-        <w:pStyle w:val="Listaconvietas"/>
+        <w:pStyle w:val="ListBullet"/>
         <w:numPr>
           <w:ilvl w:val="0"/>
           <w:numId w:val="0"/>
@@ -842,7 +837,7 @@
     </w:p>
     <w:p>
       <w:pPr>
-        <w:pStyle w:val="Listaconvietas"/>
+        <w:pStyle w:val="ListBullet"/>
         <w:numPr>
           <w:ilvl w:val="0"/>
           <w:numId w:val="0"/>
@@ -855,7 +850,7 @@
     </w:p>
     <w:p>
       <w:pPr>
-        <w:pStyle w:val="Listaconvietas"/>
+        <w:pStyle w:val="ListBullet"/>
         <w:numPr>
           <w:ilvl w:val="0"/>
           <w:numId w:val="0"/>
@@ -876,7 +871,7 @@
     </w:p>
     <w:p>
       <w:pPr>
-        <w:pStyle w:val="Listaconvietas"/>
+        <w:pStyle w:val="ListBullet"/>
         <w:numPr>
           <w:ilvl w:val="0"/>
           <w:numId w:val="0"/>
@@ -890,7 +885,7 @@
     </w:p>
     <w:p>
       <w:pPr>
-        <w:pStyle w:val="Listaconvietas"/>
+        <w:pStyle w:val="ListBullet"/>
         <w:numPr>
           <w:ilvl w:val="0"/>
           <w:numId w:val="0"/>
@@ -903,13 +898,14 @@
     </w:p>
     <w:p>
       <w:pPr>
-        <w:pStyle w:val="Listaconvietas"/>
+        <w:pStyle w:val="ListBullet"/>
         <w:numPr>
           <w:ilvl w:val="0"/>
           <w:numId w:val="0"/>
         </w:numPr>
         <w:spacing w:line="240" w:lineRule="auto"/>
         <w:rPr>
+          <w:rFonts w:hint="eastAsia"/>
           <w:lang w:val="es-MX" w:eastAsia="es-MX"/>
         </w:rPr>
       </w:pPr>
@@ -954,18 +950,35 @@
           <w:rFonts w:hint="eastAsia"/>
           <w:lang w:val="es-MX" w:eastAsia="es-MX"/>
         </w:rPr>
-        <w:t>equivale a int)</w:t>
+        <w:t xml:space="preserve">equivale a </w:t>
+      </w:r>
+      <w:proofErr w:type="spellStart"/>
+      <w:r>
+        <w:rPr>
+          <w:rFonts w:hint="eastAsia"/>
+          <w:lang w:val="es-MX" w:eastAsia="es-MX"/>
+        </w:rPr>
+        <w:t>int</w:t>
+      </w:r>
+      <w:proofErr w:type="spellEnd"/>
+      <w:r>
+        <w:rPr>
+          <w:rFonts w:hint="eastAsia"/>
+          <w:lang w:val="es-MX" w:eastAsia="es-MX"/>
+        </w:rPr>
+        <w:t>)</w:t>
       </w:r>
     </w:p>
     <w:p>
       <w:pPr>
-        <w:pStyle w:val="Listaconvietas"/>
+        <w:pStyle w:val="ListBullet"/>
         <w:numPr>
           <w:ilvl w:val="0"/>
           <w:numId w:val="0"/>
         </w:numPr>
         <w:spacing w:line="240" w:lineRule="auto"/>
         <w:rPr>
+          <w:rFonts w:hint="eastAsia"/>
           <w:lang w:val="es-MX" w:eastAsia="es-MX"/>
         </w:rPr>
       </w:pPr>
@@ -1009,7 +1022,7 @@
     </w:p>
     <w:p>
       <w:pPr>
-        <w:pStyle w:val="Listaconvietas"/>
+        <w:pStyle w:val="ListBullet"/>
         <w:numPr>
           <w:ilvl w:val="0"/>
           <w:numId w:val="0"/>
@@ -1017,6 +1030,7 @@
         <w:spacing w:line="240" w:lineRule="auto"/>
         <w:ind w:left="360" w:hanging="360"/>
         <w:rPr>
+          <w:rFonts w:hint="eastAsia"/>
           <w:lang w:val="es-MX" w:eastAsia="es-MX"/>
         </w:rPr>
       </w:pPr>
@@ -1085,7 +1099,7 @@
     </w:p>
     <w:p>
       <w:pPr>
-        <w:pStyle w:val="Listaconvietas"/>
+        <w:pStyle w:val="ListBullet"/>
         <w:numPr>
           <w:ilvl w:val="0"/>
           <w:numId w:val="0"/>
@@ -1093,6 +1107,7 @@
         <w:spacing w:line="240" w:lineRule="auto"/>
         <w:ind w:left="360" w:hanging="360"/>
         <w:rPr>
+          <w:rFonts w:hint="eastAsia"/>
           <w:lang w:val="es-MX" w:eastAsia="es-MX"/>
         </w:rPr>
       </w:pPr>
@@ -1152,7 +1167,7 @@
     </w:p>
     <w:p>
       <w:pPr>
-        <w:pStyle w:val="Listaconvietas"/>
+        <w:pStyle w:val="ListBullet"/>
         <w:numPr>
           <w:ilvl w:val="0"/>
           <w:numId w:val="0"/>
@@ -1160,6 +1175,7 @@
         <w:spacing w:line="240" w:lineRule="auto"/>
         <w:ind w:left="360" w:hanging="360"/>
         <w:rPr>
+          <w:rFonts w:hint="eastAsia"/>
           <w:lang w:val="es-MX" w:eastAsia="es-MX"/>
         </w:rPr>
       </w:pPr>
@@ -1219,7 +1235,7 @@
     </w:p>
     <w:p>
       <w:pPr>
-        <w:pStyle w:val="Listaconvietas"/>
+        <w:pStyle w:val="ListBullet"/>
         <w:numPr>
           <w:ilvl w:val="0"/>
           <w:numId w:val="0"/>
@@ -1227,6 +1243,7 @@
         <w:spacing w:line="240" w:lineRule="auto"/>
         <w:ind w:left="360" w:hanging="360"/>
         <w:rPr>
+          <w:rFonts w:hint="eastAsia"/>
           <w:lang w:val="es-MX" w:eastAsia="es-MX"/>
         </w:rPr>
       </w:pPr>
@@ -1286,7 +1303,7 @@
     </w:p>
     <w:p>
       <w:pPr>
-        <w:pStyle w:val="Listaconvietas"/>
+        <w:pStyle w:val="ListBullet"/>
         <w:numPr>
           <w:ilvl w:val="0"/>
           <w:numId w:val="0"/>
@@ -1294,6 +1311,7 @@
         <w:spacing w:line="240" w:lineRule="auto"/>
         <w:ind w:left="360" w:hanging="360"/>
         <w:rPr>
+          <w:rFonts w:hint="eastAsia"/>
           <w:lang w:val="es-MX" w:eastAsia="es-MX"/>
         </w:rPr>
       </w:pPr>
@@ -1353,7 +1371,7 @@
     </w:p>
     <w:p>
       <w:pPr>
-        <w:pStyle w:val="Listaconvietas"/>
+        <w:pStyle w:val="ListBullet"/>
         <w:numPr>
           <w:ilvl w:val="0"/>
           <w:numId w:val="0"/>
@@ -1361,6 +1379,7 @@
         <w:spacing w:line="240" w:lineRule="auto"/>
         <w:ind w:left="360" w:hanging="360"/>
         <w:rPr>
+          <w:rFonts w:hint="eastAsia"/>
           <w:lang w:val="es-MX" w:eastAsia="es-MX"/>
         </w:rPr>
       </w:pPr>
@@ -1404,7 +1423,7 @@
     </w:p>
     <w:p>
       <w:pPr>
-        <w:pStyle w:val="Listaconvietas"/>
+        <w:pStyle w:val="ListBullet"/>
         <w:numPr>
           <w:ilvl w:val="0"/>
           <w:numId w:val="0"/>
@@ -1412,6 +1431,7 @@
         <w:spacing w:line="240" w:lineRule="auto"/>
         <w:ind w:left="360" w:hanging="360"/>
         <w:rPr>
+          <w:rFonts w:hint="eastAsia"/>
           <w:lang w:val="es-MX" w:eastAsia="es-MX"/>
         </w:rPr>
       </w:pPr>
@@ -1455,7 +1475,7 @@
     </w:p>
     <w:p>
       <w:pPr>
-        <w:pStyle w:val="Listaconvietas"/>
+        <w:pStyle w:val="ListBullet"/>
         <w:numPr>
           <w:ilvl w:val="0"/>
           <w:numId w:val="0"/>
@@ -1463,6 +1483,7 @@
         <w:spacing w:line="240" w:lineRule="auto"/>
         <w:ind w:left="360" w:hanging="360"/>
         <w:rPr>
+          <w:rFonts w:hint="eastAsia"/>
           <w:lang w:val="es-MX" w:eastAsia="es-MX"/>
         </w:rPr>
       </w:pPr>
@@ -1490,7 +1511,7 @@
     </w:p>
     <w:p>
       <w:pPr>
-        <w:pStyle w:val="Listaconvietas"/>
+        <w:pStyle w:val="ListBullet"/>
         <w:numPr>
           <w:ilvl w:val="0"/>
           <w:numId w:val="0"/>
@@ -1498,6 +1519,7 @@
         <w:spacing w:line="240" w:lineRule="auto"/>
         <w:ind w:left="360" w:hanging="360"/>
         <w:rPr>
+          <w:rFonts w:hint="eastAsia"/>
           <w:lang w:val="es-MX" w:eastAsia="es-MX"/>
         </w:rPr>
       </w:pPr>
@@ -1534,7 +1556,7 @@
     </w:p>
     <w:p>
       <w:pPr>
-        <w:pStyle w:val="Listaconvietas"/>
+        <w:pStyle w:val="ListBullet"/>
         <w:numPr>
           <w:ilvl w:val="0"/>
           <w:numId w:val="0"/>
@@ -1542,6 +1564,7 @@
         <w:spacing w:line="240" w:lineRule="auto"/>
         <w:ind w:left="360" w:hanging="360"/>
         <w:rPr>
+          <w:rFonts w:hint="eastAsia"/>
           <w:lang w:val="es-MX" w:eastAsia="es-MX"/>
         </w:rPr>
       </w:pPr>
@@ -1569,7 +1592,7 @@
     </w:p>
     <w:p>
       <w:pPr>
-        <w:pStyle w:val="Listaconvietas"/>
+        <w:pStyle w:val="ListBullet"/>
         <w:numPr>
           <w:ilvl w:val="0"/>
           <w:numId w:val="0"/>
@@ -1583,7 +1606,7 @@
     </w:p>
     <w:p>
       <w:pPr>
-        <w:pStyle w:val="Listaconvietas"/>
+        <w:pStyle w:val="ListBullet"/>
         <w:numPr>
           <w:ilvl w:val="0"/>
           <w:numId w:val="0"/>
@@ -1623,7 +1646,7 @@
     </w:p>
     <w:p>
       <w:pPr>
-        <w:pStyle w:val="Listaconvietas"/>
+        <w:pStyle w:val="ListBullet"/>
         <w:spacing w:line="240" w:lineRule="auto"/>
         <w:rPr>
           <w:lang w:val="es-MX" w:eastAsia="es-MX"/>
@@ -1633,12 +1656,26 @@
         <w:rPr>
           <w:lang w:val="es-MX" w:eastAsia="es-MX"/>
         </w:rPr>
-        <w:t>o "int", en este lenguaje no puedes usar "si", "y", "o", "no", etc.</w:t>
+        <w:t>o "</w:t>
+      </w:r>
+      <w:proofErr w:type="spellStart"/>
+      <w:r>
+        <w:rPr>
+          <w:lang w:val="es-MX" w:eastAsia="es-MX"/>
+        </w:rPr>
+        <w:t>int</w:t>
+      </w:r>
+      <w:proofErr w:type="spellEnd"/>
+      <w:r>
+        <w:rPr>
+          <w:lang w:val="es-MX" w:eastAsia="es-MX"/>
+        </w:rPr>
+        <w:t>", en este lenguaje no puedes usar "si", "y", "o", "no", etc.</w:t>
       </w:r>
     </w:p>
     <w:p>
       <w:pPr>
-        <w:pStyle w:val="Listaconvietas"/>
+        <w:pStyle w:val="ListBullet"/>
         <w:numPr>
           <w:ilvl w:val="0"/>
           <w:numId w:val="0"/>
@@ -1650,7 +1687,7 @@
     </w:p>
     <w:p>
       <w:pPr>
-        <w:pStyle w:val="Ttulo1"/>
+        <w:pStyle w:val="Heading1"/>
         <w:rPr>
           <w:color w:val="auto"/>
           <w:lang w:val="es-MX"/>
@@ -1679,7 +1716,7 @@
     </w:p>
     <w:tbl>
       <w:tblPr>
-        <w:tblStyle w:val="Tablaconcuadrcula"/>
+        <w:tblStyle w:val="TableGrid"/>
         <w:tblW w:w="0" w:type="auto"/>
         <w:tblLook w:val="04A0" w:firstRow="1" w:lastRow="0" w:firstColumn="1" w:lastColumn="0" w:noHBand="0" w:noVBand="1"/>
       </w:tblPr>
@@ -1851,7 +1888,7 @@
     </w:tbl>
     <w:p>
       <w:pPr>
-        <w:pStyle w:val="Ttulo1"/>
+        <w:pStyle w:val="Heading1"/>
         <w:rPr>
           <w:color w:val="auto"/>
         </w:rPr>
@@ -1899,6 +1936,7 @@
     <w:p>
       <w:pPr>
         <w:rPr>
+          <w:rFonts w:hint="eastAsia"/>
           <w:lang w:val="es-MX"/>
         </w:rPr>
       </w:pPr>
@@ -1943,6 +1981,7 @@
     <w:p>
       <w:pPr>
         <w:rPr>
+          <w:rFonts w:hint="eastAsia"/>
           <w:lang w:val="es-MX"/>
         </w:rPr>
       </w:pPr>
@@ -2039,6 +2078,7 @@
     <w:p>
       <w:pPr>
         <w:rPr>
+          <w:rFonts w:hint="eastAsia"/>
           <w:lang w:val="es-MX"/>
         </w:rPr>
       </w:pPr>
@@ -2167,6 +2207,7 @@
     <w:p>
       <w:pPr>
         <w:rPr>
+          <w:rFonts w:hint="eastAsia"/>
           <w:lang w:val="es-MX"/>
         </w:rPr>
       </w:pPr>
@@ -2227,6 +2268,7 @@
     <w:p>
       <w:pPr>
         <w:rPr>
+          <w:rFonts w:hint="eastAsia"/>
           <w:lang w:val="es-MX"/>
         </w:rPr>
       </w:pPr>
@@ -2287,6 +2329,7 @@
     <w:p>
       <w:pPr>
         <w:rPr>
+          <w:rFonts w:hint="eastAsia"/>
           <w:lang w:val="es-MX"/>
         </w:rPr>
       </w:pPr>
@@ -2356,6 +2399,7 @@
     <w:p>
       <w:pPr>
         <w:rPr>
+          <w:rFonts w:hint="eastAsia"/>
           <w:lang w:val="es-MX"/>
         </w:rPr>
       </w:pPr>
@@ -2400,6 +2444,7 @@
     <w:p>
       <w:pPr>
         <w:rPr>
+          <w:rFonts w:hint="eastAsia"/>
           <w:lang w:val="es-MX"/>
         </w:rPr>
       </w:pPr>
@@ -2551,6 +2596,7 @@
     <w:p>
       <w:pPr>
         <w:rPr>
+          <w:rFonts w:hint="eastAsia"/>
           <w:lang w:val="es-MX"/>
         </w:rPr>
       </w:pPr>
@@ -2586,6 +2632,7 @@
     <w:p>
       <w:pPr>
         <w:rPr>
+          <w:rFonts w:hint="eastAsia"/>
           <w:lang w:val="es-MX"/>
         </w:rPr>
       </w:pPr>
@@ -2671,6 +2718,7 @@
     <w:p>
       <w:pPr>
         <w:rPr>
+          <w:rFonts w:hint="eastAsia"/>
           <w:lang w:val="es-MX"/>
         </w:rPr>
       </w:pPr>
@@ -2756,6 +2804,7 @@
     <w:p>
       <w:pPr>
         <w:rPr>
+          <w:rFonts w:hint="eastAsia"/>
           <w:lang w:val="es-MX"/>
         </w:rPr>
       </w:pPr>
@@ -2823,6 +2872,11 @@
       <w:proofErr w:type="spellEnd"/>
     </w:p>
     <w:p>
+      <w:pPr>
+        <w:rPr>
+          <w:rFonts w:hint="eastAsia"/>
+        </w:rPr>
+      </w:pPr>
       <w:r>
         <w:rPr>
           <w:rFonts w:hint="eastAsia"/>
@@ -2896,6 +2950,7 @@
     <w:p>
       <w:pPr>
         <w:rPr>
+          <w:rFonts w:hint="eastAsia"/>
           <w:lang w:val="es-MX"/>
         </w:rPr>
       </w:pPr>
@@ -2995,6 +3050,7 @@
     <w:p>
       <w:pPr>
         <w:rPr>
+          <w:rFonts w:hint="eastAsia"/>
           <w:lang w:val="es-MX"/>
         </w:rPr>
       </w:pPr>
@@ -3050,6 +3106,7 @@
     <w:p>
       <w:pPr>
         <w:rPr>
+          <w:rFonts w:hint="eastAsia"/>
           <w:lang w:val="es-MX"/>
         </w:rPr>
       </w:pPr>
@@ -3139,6 +3196,7 @@
     <w:p>
       <w:pPr>
         <w:rPr>
+          <w:rFonts w:hint="eastAsia"/>
           <w:lang w:val="es-MX"/>
         </w:rPr>
       </w:pPr>
@@ -3416,7 +3474,7 @@
     </w:p>
     <w:p>
       <w:pPr>
-        <w:pStyle w:val="Ttulo1"/>
+        <w:pStyle w:val="Heading1"/>
         <w:rPr>
           <w:color w:val="auto"/>
           <w:lang w:val="es-MX"/>
@@ -3458,7 +3516,6 @@
       </w:pPr>
       <w:r>
         <w:rPr>
-          <w:noProof/>
           <w:lang w:val="es-MX"/>
         </w:rPr>
         <w:drawing>
@@ -3514,6 +3571,7 @@
     <w:p>
       <w:pPr>
         <w:rPr>
+          <w:rFonts w:hint="eastAsia"/>
           <w:lang w:val="es-MX"/>
         </w:rPr>
       </w:pPr>
@@ -3554,6 +3612,7 @@
     <w:p>
       <w:pPr>
         <w:rPr>
+          <w:rFonts w:hint="eastAsia"/>
           <w:lang w:val="es-MX"/>
         </w:rPr>
       </w:pPr>
@@ -3581,6 +3640,7 @@
     <w:p>
       <w:pPr>
         <w:rPr>
+          <w:rFonts w:hint="eastAsia"/>
           <w:lang w:val="es-MX"/>
         </w:rPr>
       </w:pPr>
@@ -3703,39 +3763,7 @@
         <w:rPr>
           <w:lang w:val="es-MX"/>
         </w:rPr>
-        <w:t xml:space="preserve"> (</w:t>
-      </w:r>
-      <w:proofErr w:type="spellStart"/>
-      <w:r>
-        <w:rPr>
-          <w:lang w:val="es-MX"/>
-        </w:rPr>
-        <w:t>prog</w:t>
-      </w:r>
-      <w:r>
-        <w:rPr>
-          <w:lang w:val="es-MX"/>
-        </w:rPr>
-        <w:t>fte</w:t>
-      </w:r>
-      <w:r>
-        <w:rPr>
-          <w:lang w:val="es-MX"/>
-        </w:rPr>
-        <w:t>.</w:t>
-      </w:r>
-      <w:r>
-        <w:rPr>
-          <w:lang w:val="es-MX"/>
-        </w:rPr>
-        <w:t>dep</w:t>
-      </w:r>
-      <w:proofErr w:type="spellEnd"/>
-      <w:r>
-        <w:rPr>
-          <w:lang w:val="es-MX"/>
-        </w:rPr>
-        <w:t>)</w:t>
+        <w:t xml:space="preserve"> (prog_depurado.txt)</w:t>
       </w:r>
     </w:p>
     <w:p>
@@ -3763,27 +3791,7 @@
         <w:rPr>
           <w:lang w:val="es-MX"/>
         </w:rPr>
-        <w:t xml:space="preserve"> </w:t>
-      </w:r>
-      <w:r>
-        <w:rPr>
-          <w:lang w:val="es-MX"/>
-        </w:rPr>
-        <w:t>(</w:t>
-      </w:r>
-      <w:proofErr w:type="spellStart"/>
-      <w:r>
-        <w:rPr>
-          <w:lang w:val="es-MX"/>
-        </w:rPr>
-        <w:t>progfte.tab</w:t>
-      </w:r>
-      <w:proofErr w:type="spellEnd"/>
-      <w:r>
-        <w:rPr>
-          <w:lang w:val="es-MX"/>
-        </w:rPr>
-        <w:t>)</w:t>
+        <w:t>(resultado_simbolos.txt)</w:t>
       </w:r>
     </w:p>
     <w:p>
@@ -3819,32 +3827,12 @@
         <w:rPr>
           <w:lang w:val="es-MX"/>
         </w:rPr>
-        <w:t xml:space="preserve"> (</w:t>
-      </w:r>
-      <w:proofErr w:type="spellStart"/>
-      <w:r>
-        <w:rPr>
-          <w:lang w:val="es-MX"/>
-        </w:rPr>
-        <w:t>progfte.t</w:t>
-      </w:r>
-      <w:r>
-        <w:rPr>
-          <w:lang w:val="es-MX"/>
-        </w:rPr>
-        <w:t>ok</w:t>
-      </w:r>
-      <w:proofErr w:type="spellEnd"/>
-      <w:r>
-        <w:rPr>
-          <w:lang w:val="es-MX"/>
-        </w:rPr>
-        <w:t>)</w:t>
+        <w:t xml:space="preserve"> (progfte.txt)</w:t>
       </w:r>
     </w:p>
     <w:p>
       <w:pPr>
-        <w:pStyle w:val="Ttulo1"/>
+        <w:pStyle w:val="Heading1"/>
         <w:rPr>
           <w:color w:val="auto"/>
           <w:lang w:val="es-MX"/>
@@ -3864,420 +3852,12 @@
           <w:lang w:val="es-MX"/>
         </w:rPr>
       </w:pPr>
-    </w:p>
-    <w:p>
-      <w:pPr>
-        <w:rPr>
-          <w:lang w:val="es-MX"/>
-        </w:rPr>
-      </w:pPr>
-      <w:r>
-        <w:rPr>
-          <w:lang w:val="es-MX"/>
-        </w:rPr>
-        <w:t xml:space="preserve">Alan </w:t>
-      </w:r>
-      <w:r>
-        <w:rPr>
-          <w:lang w:val="es-MX"/>
-        </w:rPr>
-        <w:t xml:space="preserve">Josué Rosales </w:t>
-      </w:r>
-      <w:proofErr w:type="spellStart"/>
-      <w:r>
-        <w:rPr>
-          <w:lang w:val="es-MX"/>
-        </w:rPr>
-        <w:t>Gutierrez</w:t>
-      </w:r>
-      <w:proofErr w:type="spellEnd"/>
-      <w:r>
-        <w:rPr>
-          <w:lang w:val="es-MX"/>
-        </w:rPr>
-        <w:t>:</w:t>
-      </w:r>
-    </w:p>
-    <w:p>
-      <w:pPr>
-        <w:rPr>
-          <w:kern w:val="2"/>
-          <w:lang w:val="es-MX" w:eastAsia="es-MX"/>
-          <w14:ligatures w14:val="standardContextual"/>
-        </w:rPr>
-      </w:pPr>
-      <w:r>
-        <w:rPr>
-          <w:lang w:val="es-MX"/>
-        </w:rPr>
-        <w:t>El proyecto permitió representar de forma clara la idea general de cómo funciona un compilador, pero en una versión más sencilla y enfocada al aprendizaje. Además, la generación de reportes (como la lista de tokens y el código depurado) resultó de gran ayuda para revisar cada etapa, comprobar que el lenguaje se interpreta correctamente y facilitar la detección de errores.</w:t>
-      </w:r>
-    </w:p>
-    <w:p>
-      <w:pPr>
-        <w:rPr>
-          <w:lang w:val="es-MX"/>
-        </w:rPr>
-      </w:pPr>
-      <w:r>
-        <w:rPr>
-          <w:lang w:val="es-MX"/>
-        </w:rPr>
-        <w:t>Jesus Vega Villa</w:t>
-      </w:r>
-      <w:r>
-        <w:rPr>
-          <w:lang w:val="es-MX"/>
-        </w:rPr>
-        <w:t>:</w:t>
-      </w:r>
-    </w:p>
-    <w:p>
-      <w:pPr>
-        <w:rPr>
-          <w:kern w:val="2"/>
-          <w:lang w:val="es-MX" w:eastAsia="es-MX"/>
-          <w14:ligatures w14:val="standardContextual"/>
-        </w:rPr>
-      </w:pPr>
-      <w:r>
-        <w:rPr>
-          <w:lang w:val="es-MX"/>
-        </w:rPr>
-        <w:t>En conclusión, este proyecto nos sirvió para entender mejor (ya en la práctica) cómo se puede leer un programa paso por paso: primero identificar sus partes, luego revisar que esté bien escrito y, al final, generar algunas salidas útiles como la lista de tokens, la tabla de símbolos y el código depurado. Trabajarlo con Python y PLY fue una buena opción porque nos permitió avanzar rápido y comprobar que el lenguaje que diseñamos se reconoce correctamente.</w:t>
-      </w:r>
-    </w:p>
-    <w:p>
-      <w:pPr>
-        <w:rPr>
-          <w:lang w:val="es-MX"/>
-        </w:rPr>
-      </w:pPr>
-      <w:r>
-        <w:rPr>
-          <w:lang w:val="es-MX"/>
-        </w:rPr>
-        <w:t>Paola Collins</w:t>
-      </w:r>
-      <w:r>
-        <w:rPr>
-          <w:lang w:val="es-MX"/>
-        </w:rPr>
-        <w:t>:</w:t>
-      </w:r>
-    </w:p>
-    <w:p>
-      <w:pPr>
-        <w:rPr>
-          <w:lang w:val="es-MX"/>
-        </w:rPr>
-      </w:pPr>
-      <w:r>
-        <w:rPr>
-          <w:lang w:val="es-MX"/>
-        </w:rPr>
-        <w:t>Este trabajo permitió reforzar lo aprendido en clase al llevarlo a un desarrollo real, desde definir un lenguaje sencillo hasta lograr que el programa pudiera reconocer instrucciones y ejecutarlas. También fue útil para comprender la importancia de organizar cada etapa del proceso y documentar los resultados, ya que los reportes generados ayudan a verificar que todo funcione correctamente y a detectar errores con mayor facilidad. En general, el proyecto cumplió su objetivo y nos dio una base sólida para proyectos más completos en el futuro.</w:t>
-      </w:r>
-    </w:p>
-    <w:p>
-      <w:pPr>
-        <w:rPr>
-          <w:b/>
-          <w:bCs/>
-          <w:kern w:val="36"/>
-          <w:sz w:val="28"/>
-          <w:szCs w:val="28"/>
-          <w:lang w:val="es-MX" w:eastAsia="es-MX"/>
-          <w14:ligatures w14:val="standardContextual"/>
-        </w:rPr>
-      </w:pPr>
-      <w:r>
-        <w:rPr>
-          <w:b/>
-          <w:bCs/>
-        </w:rPr>
-        <w:t xml:space="preserve">8. </w:t>
-      </w:r>
-      <w:proofErr w:type="spellStart"/>
-      <w:r>
-        <w:rPr>
-          <w:b/>
-          <w:bCs/>
-        </w:rPr>
-        <w:t>Referencias</w:t>
-      </w:r>
-      <w:proofErr w:type="spellEnd"/>
-      <w:r>
-        <w:rPr>
-          <w:b/>
-          <w:bCs/>
-        </w:rPr>
-        <w:t xml:space="preserve"> </w:t>
-      </w:r>
-      <w:proofErr w:type="spellStart"/>
-      <w:r>
-        <w:rPr>
-          <w:b/>
-          <w:bCs/>
-        </w:rPr>
-        <w:t>bibliográficas</w:t>
-      </w:r>
-      <w:proofErr w:type="spellEnd"/>
-    </w:p>
-    <w:p>
-      <w:pPr>
-        <w:pStyle w:val="Prrafodelista"/>
-        <w:numPr>
-          <w:ilvl w:val="0"/>
-          <w:numId w:val="11"/>
-        </w:numPr>
-        <w:rPr>
-          <w:kern w:val="2"/>
-          <w:lang w:val="es-MX" w:eastAsia="es-MX"/>
-          <w14:ligatures w14:val="standardContextual"/>
-        </w:rPr>
-      </w:pPr>
-      <w:r>
-        <w:t xml:space="preserve">Aho, A. V., Lam, M. S., Sethi, R., &amp; Ullman, J. D. (2007). </w:t>
-      </w:r>
-      <w:r>
-        <w:rPr>
-          <w:i/>
-          <w:iCs/>
-        </w:rPr>
-        <w:t>Compilers: Principles, Techniques, and Tools</w:t>
-      </w:r>
-      <w:r>
-        <w:t xml:space="preserve"> (2nd ed.). Addison-Wesley.</w:t>
-      </w:r>
-    </w:p>
-    <w:p>
-      <w:pPr>
-        <w:pStyle w:val="Prrafodelista"/>
-        <w:numPr>
-          <w:ilvl w:val="0"/>
-          <w:numId w:val="11"/>
-        </w:numPr>
-      </w:pPr>
-      <w:r>
-        <w:t xml:space="preserve">Hopcroft, J. E., Motwani, R., &amp; Ullman, J. D. (2006). </w:t>
-      </w:r>
-      <w:r>
-        <w:rPr>
-          <w:i/>
-          <w:iCs/>
-        </w:rPr>
-        <w:t>Introduction to Automata Theory, Languages, and Computation</w:t>
-      </w:r>
-      <w:r>
-        <w:t xml:space="preserve"> (3rd ed.). Pearson.</w:t>
-      </w:r>
-    </w:p>
-    <w:p>
-      <w:pPr>
-        <w:pStyle w:val="Prrafodelista"/>
-        <w:numPr>
-          <w:ilvl w:val="0"/>
-          <w:numId w:val="11"/>
-        </w:numPr>
-      </w:pPr>
-      <w:r>
-        <w:t xml:space="preserve">Parr, T. (2013). </w:t>
-      </w:r>
-      <w:r>
-        <w:rPr>
-          <w:i/>
-          <w:iCs/>
-        </w:rPr>
-        <w:t>The Definitive ANTLR 4 Reference</w:t>
-      </w:r>
-      <w:r>
-        <w:t>. Pragmatic Bookshelf.</w:t>
-      </w:r>
-    </w:p>
-    <w:p>
-      <w:pPr>
-        <w:pStyle w:val="Prrafodelista"/>
-        <w:numPr>
-          <w:ilvl w:val="0"/>
-          <w:numId w:val="11"/>
-        </w:numPr>
-        <w:rPr>
-          <w:lang w:val="es-MX"/>
-        </w:rPr>
-      </w:pPr>
-      <w:r>
-        <w:rPr>
-          <w:lang w:val="es-MX"/>
-        </w:rPr>
-        <w:lastRenderedPageBreak/>
-        <w:t xml:space="preserve">Beazley, D. (s. f.). </w:t>
-      </w:r>
-      <w:r>
-        <w:rPr>
-          <w:i/>
-          <w:iCs/>
-          <w:lang w:val="es-MX"/>
-        </w:rPr>
-        <w:t>PLY (Python Lex-</w:t>
-      </w:r>
-      <w:proofErr w:type="spellStart"/>
-      <w:r>
-        <w:rPr>
-          <w:i/>
-          <w:iCs/>
-          <w:lang w:val="es-MX"/>
-        </w:rPr>
-        <w:t>Yacc</w:t>
-      </w:r>
-      <w:proofErr w:type="spellEnd"/>
-      <w:r>
-        <w:rPr>
-          <w:i/>
-          <w:iCs/>
-          <w:lang w:val="es-MX"/>
-        </w:rPr>
-        <w:t xml:space="preserve">) </w:t>
-      </w:r>
-      <w:proofErr w:type="spellStart"/>
-      <w:r>
-        <w:rPr>
-          <w:i/>
-          <w:iCs/>
-          <w:lang w:val="es-MX"/>
-        </w:rPr>
-        <w:t>Documentation</w:t>
-      </w:r>
-      <w:proofErr w:type="spellEnd"/>
-      <w:r>
-        <w:rPr>
-          <w:lang w:val="es-MX"/>
-        </w:rPr>
-        <w:t>. https://ply.readthedocs.io/en/latest/ (Consultado en 2026).</w:t>
-      </w:r>
-    </w:p>
-    <w:p>
-      <w:pPr>
-        <w:pStyle w:val="Prrafodelista"/>
-        <w:numPr>
-          <w:ilvl w:val="0"/>
-          <w:numId w:val="11"/>
-        </w:numPr>
-        <w:rPr>
-          <w:lang w:val="es-MX"/>
-        </w:rPr>
-      </w:pPr>
-      <w:r>
-        <w:rPr>
-          <w:lang w:val="es-MX"/>
-        </w:rPr>
-        <w:t xml:space="preserve">Beazley, D. (s. f.). </w:t>
-      </w:r>
-      <w:proofErr w:type="spellStart"/>
-      <w:r>
-        <w:rPr>
-          <w:i/>
-          <w:iCs/>
-          <w:lang w:val="es-MX"/>
-        </w:rPr>
-        <w:t>dabeaz</w:t>
-      </w:r>
-      <w:proofErr w:type="spellEnd"/>
-      <w:r>
-        <w:rPr>
-          <w:i/>
-          <w:iCs/>
-          <w:lang w:val="es-MX"/>
-        </w:rPr>
-        <w:t>/</w:t>
-      </w:r>
-      <w:proofErr w:type="spellStart"/>
-      <w:r>
-        <w:rPr>
-          <w:i/>
-          <w:iCs/>
-          <w:lang w:val="es-MX"/>
-        </w:rPr>
-        <w:t>ply</w:t>
-      </w:r>
-      <w:proofErr w:type="spellEnd"/>
-      <w:r>
-        <w:rPr>
-          <w:lang w:val="es-MX"/>
-        </w:rPr>
-        <w:t xml:space="preserve"> (repositorio). GitHub. https://github.com/dabeaz/ply (Consultado en 2026).</w:t>
-      </w:r>
-    </w:p>
-    <w:p>
-      <w:pPr>
-        <w:pStyle w:val="Prrafodelista"/>
-        <w:numPr>
-          <w:ilvl w:val="0"/>
-          <w:numId w:val="11"/>
-        </w:numPr>
-        <w:rPr>
-          <w:lang w:val="es-MX"/>
-        </w:rPr>
-      </w:pPr>
-      <w:r>
-        <w:t xml:space="preserve">Python Software Foundation. (s. f.). </w:t>
-      </w:r>
-      <w:r>
-        <w:rPr>
-          <w:i/>
-          <w:iCs/>
-          <w:lang w:val="es-MX"/>
-        </w:rPr>
-        <w:t>Referencia del Lenguaje Python</w:t>
-      </w:r>
-      <w:r>
-        <w:rPr>
-          <w:lang w:val="es-MX"/>
-        </w:rPr>
-        <w:t>. https://docs.python.org/es/3/reference/index.html (Consultado en 2026).</w:t>
-      </w:r>
-    </w:p>
-    <w:p>
-      <w:pPr>
-        <w:pStyle w:val="Prrafodelista"/>
-        <w:numPr>
-          <w:ilvl w:val="0"/>
-          <w:numId w:val="11"/>
-        </w:numPr>
-        <w:rPr>
-          <w:lang w:val="es-MX"/>
-        </w:rPr>
-      </w:pPr>
-      <w:r>
-        <w:rPr>
-          <w:lang w:val="es-MX"/>
-        </w:rPr>
-        <w:t xml:space="preserve">Wikipedia. (s. f.). </w:t>
-      </w:r>
-      <w:r>
-        <w:rPr>
-          <w:i/>
-          <w:iCs/>
-          <w:lang w:val="es-MX"/>
-        </w:rPr>
-        <w:t>Notación de Backus-Naur</w:t>
-      </w:r>
-      <w:r>
-        <w:rPr>
-          <w:lang w:val="es-MX"/>
-        </w:rPr>
-        <w:t>. https://es.wikipedia.org/wiki/Notaci%C3%B3n_de_Backus-Naur (Consultado en 2026).</w:t>
-      </w:r>
-    </w:p>
-    <w:p>
-      <w:pPr>
-        <w:rPr>
-          <w:kern w:val="2"/>
-          <w:u w:val="single"/>
-          <w:lang w:val="es-MX" w:eastAsia="es-MX"/>
-          <w14:ligatures w14:val="standardContextual"/>
-        </w:rPr>
-      </w:pPr>
+      <w:r>
+        <w:rPr>
+          <w:lang w:val="es-MX"/>
+        </w:rPr>
+        <w:t>El proyecto logra abstraer la complejidad de un compilador real en una herramienta funcional. La inclusión de reportes de tokens y código depurado facilita la auditoría del proceso de compilación.</w:t>
+      </w:r>
     </w:p>
     <w:sectPr>
       <w:pgSz w:w="12240" w:h="15840"/>
@@ -4332,7 +3912,7 @@
     <w:lvl w:ilvl="0">
       <w:start w:val="1"/>
       <w:numFmt w:val="decimal"/>
-      <w:pStyle w:val="Listaconnmeros3"/>
+      <w:pStyle w:val="ListNumber3"/>
       <w:lvlText w:val="%1."/>
       <w:lvlJc w:val="left"/>
       <w:pPr>
@@ -4350,7 +3930,7 @@
     <w:lvl w:ilvl="0">
       <w:start w:val="1"/>
       <w:numFmt w:val="decimal"/>
-      <w:pStyle w:val="Listaconnmeros2"/>
+      <w:pStyle w:val="ListNumber2"/>
       <w:lvlText w:val="%1."/>
       <w:lvlJc w:val="left"/>
       <w:pPr>
@@ -4388,7 +3968,7 @@
     <w:lvl w:ilvl="0">
       <w:start w:val="1"/>
       <w:numFmt w:val="bullet"/>
-      <w:pStyle w:val="Listaconvietas3"/>
+      <w:pStyle w:val="ListBullet3"/>
       <w:lvlText w:val=""/>
       <w:lvlJc w:val="left"/>
       <w:pPr>
@@ -4409,7 +3989,7 @@
     <w:lvl w:ilvl="0">
       <w:start w:val="1"/>
       <w:numFmt w:val="bullet"/>
-      <w:pStyle w:val="Listaconvietas2"/>
+      <w:pStyle w:val="ListBullet2"/>
       <w:lvlText w:val=""/>
       <w:lvlJc w:val="left"/>
       <w:pPr>
@@ -4430,7 +4010,7 @@
     <w:lvl w:ilvl="0">
       <w:start w:val="1"/>
       <w:numFmt w:val="decimal"/>
-      <w:pStyle w:val="Listaconnmeros"/>
+      <w:pStyle w:val="ListNumber"/>
       <w:lvlText w:val="%1."/>
       <w:lvlJc w:val="left"/>
       <w:pPr>
@@ -4448,7 +4028,7 @@
     <w:lvl w:ilvl="0">
       <w:start w:val="1"/>
       <w:numFmt w:val="bullet"/>
-      <w:pStyle w:val="Listaconvietas"/>
+      <w:pStyle w:val="ListBullet"/>
       <w:lvlText w:val=""/>
       <w:lvlJc w:val="left"/>
       <w:pPr>
@@ -4463,304 +4043,6 @@
     </w:lvl>
   </w:abstractNum>
   <w:abstractNum w:abstractNumId="9" w15:restartNumberingAfterBreak="0">
-    <w:nsid w:val="09FC3563"/>
-    <w:multiLevelType w:val="multilevel"/>
-    <w:tmpl w:val="921470CA"/>
-    <w:lvl w:ilvl="0">
-      <w:start w:val="1"/>
-      <w:numFmt w:val="bullet"/>
-      <w:lvlText w:val=""/>
-      <w:lvlJc w:val="left"/>
-      <w:pPr>
-        <w:tabs>
-          <w:tab w:val="num" w:pos="720"/>
-        </w:tabs>
-        <w:ind w:left="720" w:hanging="360"/>
-      </w:pPr>
-      <w:rPr>
-        <w:rFonts w:ascii="Symbol" w:hAnsi="Symbol" w:hint="default"/>
-        <w:sz w:val="20"/>
-      </w:rPr>
-    </w:lvl>
-    <w:lvl w:ilvl="1" w:tentative="1">
-      <w:start w:val="1"/>
-      <w:numFmt w:val="bullet"/>
-      <w:lvlText w:val="o"/>
-      <w:lvlJc w:val="left"/>
-      <w:pPr>
-        <w:tabs>
-          <w:tab w:val="num" w:pos="1440"/>
-        </w:tabs>
-        <w:ind w:left="1440" w:hanging="360"/>
-      </w:pPr>
-      <w:rPr>
-        <w:rFonts w:ascii="Courier New" w:hAnsi="Courier New" w:hint="default"/>
-        <w:sz w:val="20"/>
-      </w:rPr>
-    </w:lvl>
-    <w:lvl w:ilvl="2" w:tentative="1">
-      <w:start w:val="1"/>
-      <w:numFmt w:val="bullet"/>
-      <w:lvlText w:val=""/>
-      <w:lvlJc w:val="left"/>
-      <w:pPr>
-        <w:tabs>
-          <w:tab w:val="num" w:pos="2160"/>
-        </w:tabs>
-        <w:ind w:left="2160" w:hanging="360"/>
-      </w:pPr>
-      <w:rPr>
-        <w:rFonts w:ascii="Wingdings" w:hAnsi="Wingdings" w:hint="default"/>
-        <w:sz w:val="20"/>
-      </w:rPr>
-    </w:lvl>
-    <w:lvl w:ilvl="3" w:tentative="1">
-      <w:start w:val="1"/>
-      <w:numFmt w:val="bullet"/>
-      <w:lvlText w:val=""/>
-      <w:lvlJc w:val="left"/>
-      <w:pPr>
-        <w:tabs>
-          <w:tab w:val="num" w:pos="2880"/>
-        </w:tabs>
-        <w:ind w:left="2880" w:hanging="360"/>
-      </w:pPr>
-      <w:rPr>
-        <w:rFonts w:ascii="Wingdings" w:hAnsi="Wingdings" w:hint="default"/>
-        <w:sz w:val="20"/>
-      </w:rPr>
-    </w:lvl>
-    <w:lvl w:ilvl="4" w:tentative="1">
-      <w:start w:val="1"/>
-      <w:numFmt w:val="bullet"/>
-      <w:lvlText w:val=""/>
-      <w:lvlJc w:val="left"/>
-      <w:pPr>
-        <w:tabs>
-          <w:tab w:val="num" w:pos="3600"/>
-        </w:tabs>
-        <w:ind w:left="3600" w:hanging="360"/>
-      </w:pPr>
-      <w:rPr>
-        <w:rFonts w:ascii="Wingdings" w:hAnsi="Wingdings" w:hint="default"/>
-        <w:sz w:val="20"/>
-      </w:rPr>
-    </w:lvl>
-    <w:lvl w:ilvl="5" w:tentative="1">
-      <w:start w:val="1"/>
-      <w:numFmt w:val="bullet"/>
-      <w:lvlText w:val=""/>
-      <w:lvlJc w:val="left"/>
-      <w:pPr>
-        <w:tabs>
-          <w:tab w:val="num" w:pos="4320"/>
-        </w:tabs>
-        <w:ind w:left="4320" w:hanging="360"/>
-      </w:pPr>
-      <w:rPr>
-        <w:rFonts w:ascii="Wingdings" w:hAnsi="Wingdings" w:hint="default"/>
-        <w:sz w:val="20"/>
-      </w:rPr>
-    </w:lvl>
-    <w:lvl w:ilvl="6" w:tentative="1">
-      <w:start w:val="1"/>
-      <w:numFmt w:val="bullet"/>
-      <w:lvlText w:val=""/>
-      <w:lvlJc w:val="left"/>
-      <w:pPr>
-        <w:tabs>
-          <w:tab w:val="num" w:pos="5040"/>
-        </w:tabs>
-        <w:ind w:left="5040" w:hanging="360"/>
-      </w:pPr>
-      <w:rPr>
-        <w:rFonts w:ascii="Wingdings" w:hAnsi="Wingdings" w:hint="default"/>
-        <w:sz w:val="20"/>
-      </w:rPr>
-    </w:lvl>
-    <w:lvl w:ilvl="7" w:tentative="1">
-      <w:start w:val="1"/>
-      <w:numFmt w:val="bullet"/>
-      <w:lvlText w:val=""/>
-      <w:lvlJc w:val="left"/>
-      <w:pPr>
-        <w:tabs>
-          <w:tab w:val="num" w:pos="5760"/>
-        </w:tabs>
-        <w:ind w:left="5760" w:hanging="360"/>
-      </w:pPr>
-      <w:rPr>
-        <w:rFonts w:ascii="Wingdings" w:hAnsi="Wingdings" w:hint="default"/>
-        <w:sz w:val="20"/>
-      </w:rPr>
-    </w:lvl>
-    <w:lvl w:ilvl="8" w:tentative="1">
-      <w:start w:val="1"/>
-      <w:numFmt w:val="bullet"/>
-      <w:lvlText w:val=""/>
-      <w:lvlJc w:val="left"/>
-      <w:pPr>
-        <w:tabs>
-          <w:tab w:val="num" w:pos="6480"/>
-        </w:tabs>
-        <w:ind w:left="6480" w:hanging="360"/>
-      </w:pPr>
-      <w:rPr>
-        <w:rFonts w:ascii="Wingdings" w:hAnsi="Wingdings" w:hint="default"/>
-        <w:sz w:val="20"/>
-      </w:rPr>
-    </w:lvl>
-  </w:abstractNum>
-  <w:abstractNum w:abstractNumId="10" w15:restartNumberingAfterBreak="0">
-    <w:nsid w:val="0DA05FEB"/>
-    <w:multiLevelType w:val="multilevel"/>
-    <w:tmpl w:val="F75294C6"/>
-    <w:lvl w:ilvl="0">
-      <w:start w:val="1"/>
-      <w:numFmt w:val="bullet"/>
-      <w:lvlText w:val=""/>
-      <w:lvlJc w:val="left"/>
-      <w:pPr>
-        <w:tabs>
-          <w:tab w:val="num" w:pos="720"/>
-        </w:tabs>
-        <w:ind w:left="720" w:hanging="360"/>
-      </w:pPr>
-      <w:rPr>
-        <w:rFonts w:ascii="Symbol" w:hAnsi="Symbol" w:hint="default"/>
-        <w:sz w:val="20"/>
-      </w:rPr>
-    </w:lvl>
-    <w:lvl w:ilvl="1" w:tentative="1">
-      <w:start w:val="1"/>
-      <w:numFmt w:val="bullet"/>
-      <w:lvlText w:val="o"/>
-      <w:lvlJc w:val="left"/>
-      <w:pPr>
-        <w:tabs>
-          <w:tab w:val="num" w:pos="1440"/>
-        </w:tabs>
-        <w:ind w:left="1440" w:hanging="360"/>
-      </w:pPr>
-      <w:rPr>
-        <w:rFonts w:ascii="Courier New" w:hAnsi="Courier New" w:hint="default"/>
-        <w:sz w:val="20"/>
-      </w:rPr>
-    </w:lvl>
-    <w:lvl w:ilvl="2" w:tentative="1">
-      <w:start w:val="1"/>
-      <w:numFmt w:val="bullet"/>
-      <w:lvlText w:val=""/>
-      <w:lvlJc w:val="left"/>
-      <w:pPr>
-        <w:tabs>
-          <w:tab w:val="num" w:pos="2160"/>
-        </w:tabs>
-        <w:ind w:left="2160" w:hanging="360"/>
-      </w:pPr>
-      <w:rPr>
-        <w:rFonts w:ascii="Wingdings" w:hAnsi="Wingdings" w:hint="default"/>
-        <w:sz w:val="20"/>
-      </w:rPr>
-    </w:lvl>
-    <w:lvl w:ilvl="3" w:tentative="1">
-      <w:start w:val="1"/>
-      <w:numFmt w:val="bullet"/>
-      <w:lvlText w:val=""/>
-      <w:lvlJc w:val="left"/>
-      <w:pPr>
-        <w:tabs>
-          <w:tab w:val="num" w:pos="2880"/>
-        </w:tabs>
-        <w:ind w:left="2880" w:hanging="360"/>
-      </w:pPr>
-      <w:rPr>
-        <w:rFonts w:ascii="Wingdings" w:hAnsi="Wingdings" w:hint="default"/>
-        <w:sz w:val="20"/>
-      </w:rPr>
-    </w:lvl>
-    <w:lvl w:ilvl="4" w:tentative="1">
-      <w:start w:val="1"/>
-      <w:numFmt w:val="bullet"/>
-      <w:lvlText w:val=""/>
-      <w:lvlJc w:val="left"/>
-      <w:pPr>
-        <w:tabs>
-          <w:tab w:val="num" w:pos="3600"/>
-        </w:tabs>
-        <w:ind w:left="3600" w:hanging="360"/>
-      </w:pPr>
-      <w:rPr>
-        <w:rFonts w:ascii="Wingdings" w:hAnsi="Wingdings" w:hint="default"/>
-        <w:sz w:val="20"/>
-      </w:rPr>
-    </w:lvl>
-    <w:lvl w:ilvl="5" w:tentative="1">
-      <w:start w:val="1"/>
-      <w:numFmt w:val="bullet"/>
-      <w:lvlText w:val=""/>
-      <w:lvlJc w:val="left"/>
-      <w:pPr>
-        <w:tabs>
-          <w:tab w:val="num" w:pos="4320"/>
-        </w:tabs>
-        <w:ind w:left="4320" w:hanging="360"/>
-      </w:pPr>
-      <w:rPr>
-        <w:rFonts w:ascii="Wingdings" w:hAnsi="Wingdings" w:hint="default"/>
-        <w:sz w:val="20"/>
-      </w:rPr>
-    </w:lvl>
-    <w:lvl w:ilvl="6" w:tentative="1">
-      <w:start w:val="1"/>
-      <w:numFmt w:val="bullet"/>
-      <w:lvlText w:val=""/>
-      <w:lvlJc w:val="left"/>
-      <w:pPr>
-        <w:tabs>
-          <w:tab w:val="num" w:pos="5040"/>
-        </w:tabs>
-        <w:ind w:left="5040" w:hanging="360"/>
-      </w:pPr>
-      <w:rPr>
-        <w:rFonts w:ascii="Wingdings" w:hAnsi="Wingdings" w:hint="default"/>
-        <w:sz w:val="20"/>
-      </w:rPr>
-    </w:lvl>
-    <w:lvl w:ilvl="7" w:tentative="1">
-      <w:start w:val="1"/>
-      <w:numFmt w:val="bullet"/>
-      <w:lvlText w:val=""/>
-      <w:lvlJc w:val="left"/>
-      <w:pPr>
-        <w:tabs>
-          <w:tab w:val="num" w:pos="5760"/>
-        </w:tabs>
-        <w:ind w:left="5760" w:hanging="360"/>
-      </w:pPr>
-      <w:rPr>
-        <w:rFonts w:ascii="Wingdings" w:hAnsi="Wingdings" w:hint="default"/>
-        <w:sz w:val="20"/>
-      </w:rPr>
-    </w:lvl>
-    <w:lvl w:ilvl="8" w:tentative="1">
-      <w:start w:val="1"/>
-      <w:numFmt w:val="bullet"/>
-      <w:lvlText w:val=""/>
-      <w:lvlJc w:val="left"/>
-      <w:pPr>
-        <w:tabs>
-          <w:tab w:val="num" w:pos="6480"/>
-        </w:tabs>
-        <w:ind w:left="6480" w:hanging="360"/>
-      </w:pPr>
-      <w:rPr>
-        <w:rFonts w:ascii="Wingdings" w:hAnsi="Wingdings" w:hint="default"/>
-        <w:sz w:val="20"/>
-      </w:rPr>
-    </w:lvl>
-  </w:abstractNum>
-  <w:abstractNum w:abstractNumId="11" w15:restartNumberingAfterBreak="0">
     <w:nsid w:val="21CA04A8"/>
     <w:multiLevelType w:val="hybridMultilevel"/>
     <w:tmpl w:val="E542DBEA"/>
@@ -4846,417 +4128,6 @@
       <w:lvlJc w:val="right"/>
       <w:pPr>
         <w:ind w:left="6480" w:hanging="180"/>
-      </w:pPr>
-    </w:lvl>
-  </w:abstractNum>
-  <w:abstractNum w:abstractNumId="12" w15:restartNumberingAfterBreak="0">
-    <w:nsid w:val="2C061416"/>
-    <w:multiLevelType w:val="multilevel"/>
-    <w:tmpl w:val="730C22A8"/>
-    <w:lvl w:ilvl="0">
-      <w:start w:val="1"/>
-      <w:numFmt w:val="bullet"/>
-      <w:lvlText w:val=""/>
-      <w:lvlJc w:val="left"/>
-      <w:pPr>
-        <w:tabs>
-          <w:tab w:val="num" w:pos="720"/>
-        </w:tabs>
-        <w:ind w:left="720" w:hanging="360"/>
-      </w:pPr>
-      <w:rPr>
-        <w:rFonts w:ascii="Symbol" w:hAnsi="Symbol" w:hint="default"/>
-        <w:sz w:val="20"/>
-      </w:rPr>
-    </w:lvl>
-    <w:lvl w:ilvl="1" w:tentative="1">
-      <w:start w:val="1"/>
-      <w:numFmt w:val="bullet"/>
-      <w:lvlText w:val="o"/>
-      <w:lvlJc w:val="left"/>
-      <w:pPr>
-        <w:tabs>
-          <w:tab w:val="num" w:pos="1440"/>
-        </w:tabs>
-        <w:ind w:left="1440" w:hanging="360"/>
-      </w:pPr>
-      <w:rPr>
-        <w:rFonts w:ascii="Courier New" w:hAnsi="Courier New" w:hint="default"/>
-        <w:sz w:val="20"/>
-      </w:rPr>
-    </w:lvl>
-    <w:lvl w:ilvl="2" w:tentative="1">
-      <w:start w:val="1"/>
-      <w:numFmt w:val="bullet"/>
-      <w:lvlText w:val=""/>
-      <w:lvlJc w:val="left"/>
-      <w:pPr>
-        <w:tabs>
-          <w:tab w:val="num" w:pos="2160"/>
-        </w:tabs>
-        <w:ind w:left="2160" w:hanging="360"/>
-      </w:pPr>
-      <w:rPr>
-        <w:rFonts w:ascii="Wingdings" w:hAnsi="Wingdings" w:hint="default"/>
-        <w:sz w:val="20"/>
-      </w:rPr>
-    </w:lvl>
-    <w:lvl w:ilvl="3" w:tentative="1">
-      <w:start w:val="1"/>
-      <w:numFmt w:val="bullet"/>
-      <w:lvlText w:val=""/>
-      <w:lvlJc w:val="left"/>
-      <w:pPr>
-        <w:tabs>
-          <w:tab w:val="num" w:pos="2880"/>
-        </w:tabs>
-        <w:ind w:left="2880" w:hanging="360"/>
-      </w:pPr>
-      <w:rPr>
-        <w:rFonts w:ascii="Wingdings" w:hAnsi="Wingdings" w:hint="default"/>
-        <w:sz w:val="20"/>
-      </w:rPr>
-    </w:lvl>
-    <w:lvl w:ilvl="4" w:tentative="1">
-      <w:start w:val="1"/>
-      <w:numFmt w:val="bullet"/>
-      <w:lvlText w:val=""/>
-      <w:lvlJc w:val="left"/>
-      <w:pPr>
-        <w:tabs>
-          <w:tab w:val="num" w:pos="3600"/>
-        </w:tabs>
-        <w:ind w:left="3600" w:hanging="360"/>
-      </w:pPr>
-      <w:rPr>
-        <w:rFonts w:ascii="Wingdings" w:hAnsi="Wingdings" w:hint="default"/>
-        <w:sz w:val="20"/>
-      </w:rPr>
-    </w:lvl>
-    <w:lvl w:ilvl="5" w:tentative="1">
-      <w:start w:val="1"/>
-      <w:numFmt w:val="bullet"/>
-      <w:lvlText w:val=""/>
-      <w:lvlJc w:val="left"/>
-      <w:pPr>
-        <w:tabs>
-          <w:tab w:val="num" w:pos="4320"/>
-        </w:tabs>
-        <w:ind w:left="4320" w:hanging="360"/>
-      </w:pPr>
-      <w:rPr>
-        <w:rFonts w:ascii="Wingdings" w:hAnsi="Wingdings" w:hint="default"/>
-        <w:sz w:val="20"/>
-      </w:rPr>
-    </w:lvl>
-    <w:lvl w:ilvl="6" w:tentative="1">
-      <w:start w:val="1"/>
-      <w:numFmt w:val="bullet"/>
-      <w:lvlText w:val=""/>
-      <w:lvlJc w:val="left"/>
-      <w:pPr>
-        <w:tabs>
-          <w:tab w:val="num" w:pos="5040"/>
-        </w:tabs>
-        <w:ind w:left="5040" w:hanging="360"/>
-      </w:pPr>
-      <w:rPr>
-        <w:rFonts w:ascii="Wingdings" w:hAnsi="Wingdings" w:hint="default"/>
-        <w:sz w:val="20"/>
-      </w:rPr>
-    </w:lvl>
-    <w:lvl w:ilvl="7" w:tentative="1">
-      <w:start w:val="1"/>
-      <w:numFmt w:val="bullet"/>
-      <w:lvlText w:val=""/>
-      <w:lvlJc w:val="left"/>
-      <w:pPr>
-        <w:tabs>
-          <w:tab w:val="num" w:pos="5760"/>
-        </w:tabs>
-        <w:ind w:left="5760" w:hanging="360"/>
-      </w:pPr>
-      <w:rPr>
-        <w:rFonts w:ascii="Wingdings" w:hAnsi="Wingdings" w:hint="default"/>
-        <w:sz w:val="20"/>
-      </w:rPr>
-    </w:lvl>
-    <w:lvl w:ilvl="8" w:tentative="1">
-      <w:start w:val="1"/>
-      <w:numFmt w:val="bullet"/>
-      <w:lvlText w:val=""/>
-      <w:lvlJc w:val="left"/>
-      <w:pPr>
-        <w:tabs>
-          <w:tab w:val="num" w:pos="6480"/>
-        </w:tabs>
-        <w:ind w:left="6480" w:hanging="360"/>
-      </w:pPr>
-      <w:rPr>
-        <w:rFonts w:ascii="Wingdings" w:hAnsi="Wingdings" w:hint="default"/>
-        <w:sz w:val="20"/>
-      </w:rPr>
-    </w:lvl>
-  </w:abstractNum>
-  <w:abstractNum w:abstractNumId="13" w15:restartNumberingAfterBreak="0">
-    <w:nsid w:val="2D3867D7"/>
-    <w:multiLevelType w:val="multilevel"/>
-    <w:tmpl w:val="EAEC0252"/>
-    <w:lvl w:ilvl="0">
-      <w:start w:val="1"/>
-      <w:numFmt w:val="bullet"/>
-      <w:lvlText w:val=""/>
-      <w:lvlJc w:val="left"/>
-      <w:pPr>
-        <w:tabs>
-          <w:tab w:val="num" w:pos="720"/>
-        </w:tabs>
-        <w:ind w:left="720" w:hanging="360"/>
-      </w:pPr>
-      <w:rPr>
-        <w:rFonts w:ascii="Symbol" w:hAnsi="Symbol" w:hint="default"/>
-        <w:sz w:val="20"/>
-      </w:rPr>
-    </w:lvl>
-    <w:lvl w:ilvl="1" w:tentative="1">
-      <w:start w:val="1"/>
-      <w:numFmt w:val="bullet"/>
-      <w:lvlText w:val="o"/>
-      <w:lvlJc w:val="left"/>
-      <w:pPr>
-        <w:tabs>
-          <w:tab w:val="num" w:pos="1440"/>
-        </w:tabs>
-        <w:ind w:left="1440" w:hanging="360"/>
-      </w:pPr>
-      <w:rPr>
-        <w:rFonts w:ascii="Courier New" w:hAnsi="Courier New" w:hint="default"/>
-        <w:sz w:val="20"/>
-      </w:rPr>
-    </w:lvl>
-    <w:lvl w:ilvl="2" w:tentative="1">
-      <w:start w:val="1"/>
-      <w:numFmt w:val="bullet"/>
-      <w:lvlText w:val=""/>
-      <w:lvlJc w:val="left"/>
-      <w:pPr>
-        <w:tabs>
-          <w:tab w:val="num" w:pos="2160"/>
-        </w:tabs>
-        <w:ind w:left="2160" w:hanging="360"/>
-      </w:pPr>
-      <w:rPr>
-        <w:rFonts w:ascii="Wingdings" w:hAnsi="Wingdings" w:hint="default"/>
-        <w:sz w:val="20"/>
-      </w:rPr>
-    </w:lvl>
-    <w:lvl w:ilvl="3" w:tentative="1">
-      <w:start w:val="1"/>
-      <w:numFmt w:val="bullet"/>
-      <w:lvlText w:val=""/>
-      <w:lvlJc w:val="left"/>
-      <w:pPr>
-        <w:tabs>
-          <w:tab w:val="num" w:pos="2880"/>
-        </w:tabs>
-        <w:ind w:left="2880" w:hanging="360"/>
-      </w:pPr>
-      <w:rPr>
-        <w:rFonts w:ascii="Wingdings" w:hAnsi="Wingdings" w:hint="default"/>
-        <w:sz w:val="20"/>
-      </w:rPr>
-    </w:lvl>
-    <w:lvl w:ilvl="4" w:tentative="1">
-      <w:start w:val="1"/>
-      <w:numFmt w:val="bullet"/>
-      <w:lvlText w:val=""/>
-      <w:lvlJc w:val="left"/>
-      <w:pPr>
-        <w:tabs>
-          <w:tab w:val="num" w:pos="3600"/>
-        </w:tabs>
-        <w:ind w:left="3600" w:hanging="360"/>
-      </w:pPr>
-      <w:rPr>
-        <w:rFonts w:ascii="Wingdings" w:hAnsi="Wingdings" w:hint="default"/>
-        <w:sz w:val="20"/>
-      </w:rPr>
-    </w:lvl>
-    <w:lvl w:ilvl="5" w:tentative="1">
-      <w:start w:val="1"/>
-      <w:numFmt w:val="bullet"/>
-      <w:lvlText w:val=""/>
-      <w:lvlJc w:val="left"/>
-      <w:pPr>
-        <w:tabs>
-          <w:tab w:val="num" w:pos="4320"/>
-        </w:tabs>
-        <w:ind w:left="4320" w:hanging="360"/>
-      </w:pPr>
-      <w:rPr>
-        <w:rFonts w:ascii="Wingdings" w:hAnsi="Wingdings" w:hint="default"/>
-        <w:sz w:val="20"/>
-      </w:rPr>
-    </w:lvl>
-    <w:lvl w:ilvl="6" w:tentative="1">
-      <w:start w:val="1"/>
-      <w:numFmt w:val="bullet"/>
-      <w:lvlText w:val=""/>
-      <w:lvlJc w:val="left"/>
-      <w:pPr>
-        <w:tabs>
-          <w:tab w:val="num" w:pos="5040"/>
-        </w:tabs>
-        <w:ind w:left="5040" w:hanging="360"/>
-      </w:pPr>
-      <w:rPr>
-        <w:rFonts w:ascii="Wingdings" w:hAnsi="Wingdings" w:hint="default"/>
-        <w:sz w:val="20"/>
-      </w:rPr>
-    </w:lvl>
-    <w:lvl w:ilvl="7" w:tentative="1">
-      <w:start w:val="1"/>
-      <w:numFmt w:val="bullet"/>
-      <w:lvlText w:val=""/>
-      <w:lvlJc w:val="left"/>
-      <w:pPr>
-        <w:tabs>
-          <w:tab w:val="num" w:pos="5760"/>
-        </w:tabs>
-        <w:ind w:left="5760" w:hanging="360"/>
-      </w:pPr>
-      <w:rPr>
-        <w:rFonts w:ascii="Wingdings" w:hAnsi="Wingdings" w:hint="default"/>
-        <w:sz w:val="20"/>
-      </w:rPr>
-    </w:lvl>
-    <w:lvl w:ilvl="8" w:tentative="1">
-      <w:start w:val="1"/>
-      <w:numFmt w:val="bullet"/>
-      <w:lvlText w:val=""/>
-      <w:lvlJc w:val="left"/>
-      <w:pPr>
-        <w:tabs>
-          <w:tab w:val="num" w:pos="6480"/>
-        </w:tabs>
-        <w:ind w:left="6480" w:hanging="360"/>
-      </w:pPr>
-      <w:rPr>
-        <w:rFonts w:ascii="Wingdings" w:hAnsi="Wingdings" w:hint="default"/>
-        <w:sz w:val="20"/>
-      </w:rPr>
-    </w:lvl>
-  </w:abstractNum>
-  <w:abstractNum w:abstractNumId="14" w15:restartNumberingAfterBreak="0">
-    <w:nsid w:val="7DDC3C1D"/>
-    <w:multiLevelType w:val="multilevel"/>
-    <w:tmpl w:val="C20A873A"/>
-    <w:lvl w:ilvl="0">
-      <w:start w:val="1"/>
-      <w:numFmt w:val="decimal"/>
-      <w:lvlText w:val="%1."/>
-      <w:lvlJc w:val="left"/>
-      <w:pPr>
-        <w:tabs>
-          <w:tab w:val="num" w:pos="720"/>
-        </w:tabs>
-        <w:ind w:left="720" w:hanging="360"/>
-      </w:pPr>
-    </w:lvl>
-    <w:lvl w:ilvl="1" w:tentative="1">
-      <w:start w:val="1"/>
-      <w:numFmt w:val="decimal"/>
-      <w:lvlText w:val="%2."/>
-      <w:lvlJc w:val="left"/>
-      <w:pPr>
-        <w:tabs>
-          <w:tab w:val="num" w:pos="1440"/>
-        </w:tabs>
-        <w:ind w:left="1440" w:hanging="360"/>
-      </w:pPr>
-    </w:lvl>
-    <w:lvl w:ilvl="2" w:tentative="1">
-      <w:start w:val="1"/>
-      <w:numFmt w:val="decimal"/>
-      <w:lvlText w:val="%3."/>
-      <w:lvlJc w:val="left"/>
-      <w:pPr>
-        <w:tabs>
-          <w:tab w:val="num" w:pos="2160"/>
-        </w:tabs>
-        <w:ind w:left="2160" w:hanging="360"/>
-      </w:pPr>
-    </w:lvl>
-    <w:lvl w:ilvl="3" w:tentative="1">
-      <w:start w:val="1"/>
-      <w:numFmt w:val="decimal"/>
-      <w:lvlText w:val="%4."/>
-      <w:lvlJc w:val="left"/>
-      <w:pPr>
-        <w:tabs>
-          <w:tab w:val="num" w:pos="2880"/>
-        </w:tabs>
-        <w:ind w:left="2880" w:hanging="360"/>
-      </w:pPr>
-    </w:lvl>
-    <w:lvl w:ilvl="4" w:tentative="1">
-      <w:start w:val="1"/>
-      <w:numFmt w:val="decimal"/>
-      <w:lvlText w:val="%5."/>
-      <w:lvlJc w:val="left"/>
-      <w:pPr>
-        <w:tabs>
-          <w:tab w:val="num" w:pos="3600"/>
-        </w:tabs>
-        <w:ind w:left="3600" w:hanging="360"/>
-      </w:pPr>
-    </w:lvl>
-    <w:lvl w:ilvl="5" w:tentative="1">
-      <w:start w:val="1"/>
-      <w:numFmt w:val="decimal"/>
-      <w:lvlText w:val="%6."/>
-      <w:lvlJc w:val="left"/>
-      <w:pPr>
-        <w:tabs>
-          <w:tab w:val="num" w:pos="4320"/>
-        </w:tabs>
-        <w:ind w:left="4320" w:hanging="360"/>
-      </w:pPr>
-    </w:lvl>
-    <w:lvl w:ilvl="6" w:tentative="1">
-      <w:start w:val="1"/>
-      <w:numFmt w:val="decimal"/>
-      <w:lvlText w:val="%7."/>
-      <w:lvlJc w:val="left"/>
-      <w:pPr>
-        <w:tabs>
-          <w:tab w:val="num" w:pos="5040"/>
-        </w:tabs>
-        <w:ind w:left="5040" w:hanging="360"/>
-      </w:pPr>
-    </w:lvl>
-    <w:lvl w:ilvl="7" w:tentative="1">
-      <w:start w:val="1"/>
-      <w:numFmt w:val="decimal"/>
-      <w:lvlText w:val="%8."/>
-      <w:lvlJc w:val="left"/>
-      <w:pPr>
-        <w:tabs>
-          <w:tab w:val="num" w:pos="5760"/>
-        </w:tabs>
-        <w:ind w:left="5760" w:hanging="360"/>
-      </w:pPr>
-    </w:lvl>
-    <w:lvl w:ilvl="8" w:tentative="1">
-      <w:start w:val="1"/>
-      <w:numFmt w:val="decimal"/>
-      <w:lvlText w:val="%9."/>
-      <w:lvlJc w:val="left"/>
-      <w:pPr>
-        <w:tabs>
-          <w:tab w:val="num" w:pos="6480"/>
-        </w:tabs>
-        <w:ind w:left="6480" w:hanging="360"/>
       </w:pPr>
     </w:lvl>
   </w:abstractNum>
@@ -5288,22 +4159,7 @@
     <w:abstractNumId w:val="0"/>
   </w:num>
   <w:num w:numId="10" w16cid:durableId="1515421230">
-    <w:abstractNumId w:val="11"/>
-  </w:num>
-  <w:num w:numId="11" w16cid:durableId="431509567">
-    <w:abstractNumId w:val="14"/>
-  </w:num>
-  <w:num w:numId="12" w16cid:durableId="1239746823">
     <w:abstractNumId w:val="9"/>
-  </w:num>
-  <w:num w:numId="13" w16cid:durableId="16081941">
-    <w:abstractNumId w:val="10"/>
-  </w:num>
-  <w:num w:numId="14" w16cid:durableId="827137586">
-    <w:abstractNumId w:val="13"/>
-  </w:num>
-  <w:num w:numId="15" w16cid:durableId="61149845">
-    <w:abstractNumId w:val="12"/>
   </w:num>
 </w:numbering>
 </file>
@@ -5702,11 +4558,11 @@
       <w:rFonts w:ascii="Arial" w:hAnsi="Arial"/>
     </w:rPr>
   </w:style>
-  <w:style w:type="paragraph" w:styleId="Ttulo1">
+  <w:style w:type="paragraph" w:styleId="Heading1">
     <w:name w:val="heading 1"/>
     <w:basedOn w:val="Normal"/>
     <w:next w:val="Normal"/>
-    <w:link w:val="Ttulo1Car"/>
+    <w:link w:val="Heading1Char"/>
     <w:uiPriority w:val="9"/>
     <w:qFormat/>
     <w:rsid w:val="00FC693F"/>
@@ -5725,11 +4581,11 @@
       <w:szCs w:val="28"/>
     </w:rPr>
   </w:style>
-  <w:style w:type="paragraph" w:styleId="Ttulo2">
+  <w:style w:type="paragraph" w:styleId="Heading2">
     <w:name w:val="heading 2"/>
     <w:basedOn w:val="Normal"/>
     <w:next w:val="Normal"/>
-    <w:link w:val="Ttulo2Car"/>
+    <w:link w:val="Heading2Char"/>
     <w:uiPriority w:val="9"/>
     <w:unhideWhenUsed/>
     <w:qFormat/>
@@ -5749,11 +4605,11 @@
       <w:szCs w:val="26"/>
     </w:rPr>
   </w:style>
-  <w:style w:type="paragraph" w:styleId="Ttulo3">
+  <w:style w:type="paragraph" w:styleId="Heading3">
     <w:name w:val="heading 3"/>
     <w:basedOn w:val="Normal"/>
     <w:next w:val="Normal"/>
-    <w:link w:val="Ttulo3Car"/>
+    <w:link w:val="Heading3Char"/>
     <w:uiPriority w:val="9"/>
     <w:unhideWhenUsed/>
     <w:qFormat/>
@@ -5771,11 +4627,11 @@
       <w:color w:val="4F81BD" w:themeColor="accent1"/>
     </w:rPr>
   </w:style>
-  <w:style w:type="paragraph" w:styleId="Ttulo4">
+  <w:style w:type="paragraph" w:styleId="Heading4">
     <w:name w:val="heading 4"/>
     <w:basedOn w:val="Normal"/>
     <w:next w:val="Normal"/>
-    <w:link w:val="Ttulo4Car"/>
+    <w:link w:val="Heading4Char"/>
     <w:uiPriority w:val="9"/>
     <w:semiHidden/>
     <w:unhideWhenUsed/>
@@ -5796,11 +4652,11 @@
       <w:color w:val="4F81BD" w:themeColor="accent1"/>
     </w:rPr>
   </w:style>
-  <w:style w:type="paragraph" w:styleId="Ttulo5">
+  <w:style w:type="paragraph" w:styleId="Heading5">
     <w:name w:val="heading 5"/>
     <w:basedOn w:val="Normal"/>
     <w:next w:val="Normal"/>
-    <w:link w:val="Ttulo5Car"/>
+    <w:link w:val="Heading5Char"/>
     <w:uiPriority w:val="9"/>
     <w:semiHidden/>
     <w:unhideWhenUsed/>
@@ -5817,11 +4673,11 @@
       <w:color w:val="243F60" w:themeColor="accent1" w:themeShade="7F"/>
     </w:rPr>
   </w:style>
-  <w:style w:type="paragraph" w:styleId="Ttulo6">
+  <w:style w:type="paragraph" w:styleId="Heading6">
     <w:name w:val="heading 6"/>
     <w:basedOn w:val="Normal"/>
     <w:next w:val="Normal"/>
-    <w:link w:val="Ttulo6Car"/>
+    <w:link w:val="Heading6Char"/>
     <w:uiPriority w:val="9"/>
     <w:semiHidden/>
     <w:unhideWhenUsed/>
@@ -5840,11 +4696,11 @@
       <w:color w:val="243F60" w:themeColor="accent1" w:themeShade="7F"/>
     </w:rPr>
   </w:style>
-  <w:style w:type="paragraph" w:styleId="Ttulo7">
+  <w:style w:type="paragraph" w:styleId="Heading7">
     <w:name w:val="heading 7"/>
     <w:basedOn w:val="Normal"/>
     <w:next w:val="Normal"/>
-    <w:link w:val="Ttulo7Car"/>
+    <w:link w:val="Heading7Char"/>
     <w:uiPriority w:val="9"/>
     <w:semiHidden/>
     <w:unhideWhenUsed/>
@@ -5863,11 +4719,11 @@
       <w:color w:val="404040" w:themeColor="text1" w:themeTint="BF"/>
     </w:rPr>
   </w:style>
-  <w:style w:type="paragraph" w:styleId="Ttulo8">
+  <w:style w:type="paragraph" w:styleId="Heading8">
     <w:name w:val="heading 8"/>
     <w:basedOn w:val="Normal"/>
     <w:next w:val="Normal"/>
-    <w:link w:val="Ttulo8Car"/>
+    <w:link w:val="Heading8Char"/>
     <w:uiPriority w:val="9"/>
     <w:semiHidden/>
     <w:unhideWhenUsed/>
@@ -5886,11 +4742,11 @@
       <w:szCs w:val="20"/>
     </w:rPr>
   </w:style>
-  <w:style w:type="paragraph" w:styleId="Ttulo9">
+  <w:style w:type="paragraph" w:styleId="Heading9">
     <w:name w:val="heading 9"/>
     <w:basedOn w:val="Normal"/>
     <w:next w:val="Normal"/>
-    <w:link w:val="Ttulo9Car"/>
+    <w:link w:val="Heading9Char"/>
     <w:uiPriority w:val="9"/>
     <w:semiHidden/>
     <w:unhideWhenUsed/>
@@ -5911,13 +4767,13 @@
       <w:szCs w:val="20"/>
     </w:rPr>
   </w:style>
-  <w:style w:type="character" w:default="1" w:styleId="Fuentedeprrafopredeter">
+  <w:style w:type="character" w:default="1" w:styleId="DefaultParagraphFont">
     <w:name w:val="Default Paragraph Font"/>
     <w:uiPriority w:val="1"/>
     <w:semiHidden/>
     <w:unhideWhenUsed/>
   </w:style>
-  <w:style w:type="table" w:default="1" w:styleId="Tablanormal">
+  <w:style w:type="table" w:default="1" w:styleId="TableNormal">
     <w:name w:val="Normal Table"/>
     <w:uiPriority w:val="99"/>
     <w:semiHidden/>
@@ -5932,16 +4788,16 @@
       </w:tblCellMar>
     </w:tblPr>
   </w:style>
-  <w:style w:type="numbering" w:default="1" w:styleId="Sinlista">
+  <w:style w:type="numbering" w:default="1" w:styleId="NoList">
     <w:name w:val="No List"/>
     <w:uiPriority w:val="99"/>
     <w:semiHidden/>
     <w:unhideWhenUsed/>
   </w:style>
-  <w:style w:type="paragraph" w:styleId="Encabezado">
+  <w:style w:type="paragraph" w:styleId="Header">
     <w:name w:val="header"/>
     <w:basedOn w:val="Normal"/>
-    <w:link w:val="EncabezadoCar"/>
+    <w:link w:val="HeaderChar"/>
     <w:uiPriority w:val="99"/>
     <w:unhideWhenUsed/>
     <w:rsid w:val="00E618BF"/>
@@ -5953,17 +4809,17 @@
       <w:spacing w:after="0" w:line="240" w:lineRule="auto"/>
     </w:pPr>
   </w:style>
-  <w:style w:type="character" w:customStyle="1" w:styleId="EncabezadoCar">
-    <w:name w:val="Encabezado Car"/>
-    <w:basedOn w:val="Fuentedeprrafopredeter"/>
-    <w:link w:val="Encabezado"/>
+  <w:style w:type="character" w:customStyle="1" w:styleId="HeaderChar">
+    <w:name w:val="Header Char"/>
+    <w:basedOn w:val="DefaultParagraphFont"/>
+    <w:link w:val="Header"/>
     <w:uiPriority w:val="99"/>
     <w:rsid w:val="00E618BF"/>
   </w:style>
-  <w:style w:type="paragraph" w:styleId="Piedepgina">
+  <w:style w:type="paragraph" w:styleId="Footer">
     <w:name w:val="footer"/>
     <w:basedOn w:val="Normal"/>
-    <w:link w:val="PiedepginaCar"/>
+    <w:link w:val="FooterChar"/>
     <w:uiPriority w:val="99"/>
     <w:unhideWhenUsed/>
     <w:rsid w:val="00E618BF"/>
@@ -5975,14 +4831,14 @@
       <w:spacing w:after="0" w:line="240" w:lineRule="auto"/>
     </w:pPr>
   </w:style>
-  <w:style w:type="character" w:customStyle="1" w:styleId="PiedepginaCar">
-    <w:name w:val="Pie de página Car"/>
-    <w:basedOn w:val="Fuentedeprrafopredeter"/>
-    <w:link w:val="Piedepgina"/>
+  <w:style w:type="character" w:customStyle="1" w:styleId="FooterChar">
+    <w:name w:val="Footer Char"/>
+    <w:basedOn w:val="DefaultParagraphFont"/>
+    <w:link w:val="Footer"/>
     <w:uiPriority w:val="99"/>
     <w:rsid w:val="00E618BF"/>
   </w:style>
-  <w:style w:type="paragraph" w:styleId="Sinespaciado">
+  <w:style w:type="paragraph" w:styleId="NoSpacing">
     <w:name w:val="No Spacing"/>
     <w:uiPriority w:val="1"/>
     <w:qFormat/>
@@ -5991,10 +4847,10 @@
       <w:spacing w:after="0" w:line="240" w:lineRule="auto"/>
     </w:pPr>
   </w:style>
-  <w:style w:type="character" w:customStyle="1" w:styleId="Ttulo1Car">
-    <w:name w:val="Título 1 Car"/>
-    <w:basedOn w:val="Fuentedeprrafopredeter"/>
-    <w:link w:val="Ttulo1"/>
+  <w:style w:type="character" w:customStyle="1" w:styleId="Heading1Char">
+    <w:name w:val="Heading 1 Char"/>
+    <w:basedOn w:val="DefaultParagraphFont"/>
+    <w:link w:val="Heading1"/>
     <w:uiPriority w:val="9"/>
     <w:rsid w:val="00FC693F"/>
     <w:rPr>
@@ -6006,10 +4862,10 @@
       <w:szCs w:val="28"/>
     </w:rPr>
   </w:style>
-  <w:style w:type="character" w:customStyle="1" w:styleId="Ttulo2Car">
-    <w:name w:val="Título 2 Car"/>
-    <w:basedOn w:val="Fuentedeprrafopredeter"/>
-    <w:link w:val="Ttulo2"/>
+  <w:style w:type="character" w:customStyle="1" w:styleId="Heading2Char">
+    <w:name w:val="Heading 2 Char"/>
+    <w:basedOn w:val="DefaultParagraphFont"/>
+    <w:link w:val="Heading2"/>
     <w:uiPriority w:val="9"/>
     <w:rsid w:val="00FC693F"/>
     <w:rPr>
@@ -6021,10 +4877,10 @@
       <w:szCs w:val="26"/>
     </w:rPr>
   </w:style>
-  <w:style w:type="character" w:customStyle="1" w:styleId="Ttulo3Car">
-    <w:name w:val="Título 3 Car"/>
-    <w:basedOn w:val="Fuentedeprrafopredeter"/>
-    <w:link w:val="Ttulo3"/>
+  <w:style w:type="character" w:customStyle="1" w:styleId="Heading3Char">
+    <w:name w:val="Heading 3 Char"/>
+    <w:basedOn w:val="DefaultParagraphFont"/>
+    <w:link w:val="Heading3"/>
     <w:uiPriority w:val="9"/>
     <w:rsid w:val="00FC693F"/>
     <w:rPr>
@@ -6034,11 +4890,11 @@
       <w:color w:val="4F81BD" w:themeColor="accent1"/>
     </w:rPr>
   </w:style>
-  <w:style w:type="paragraph" w:styleId="Ttulo">
+  <w:style w:type="paragraph" w:styleId="Title">
     <w:name w:val="Title"/>
     <w:basedOn w:val="Normal"/>
     <w:next w:val="Normal"/>
-    <w:link w:val="TtuloCar"/>
+    <w:link w:val="TitleChar"/>
     <w:uiPriority w:val="10"/>
     <w:qFormat/>
     <w:rsid w:val="00FC693F"/>
@@ -6058,10 +4914,10 @@
       <w:szCs w:val="52"/>
     </w:rPr>
   </w:style>
-  <w:style w:type="character" w:customStyle="1" w:styleId="TtuloCar">
-    <w:name w:val="Título Car"/>
-    <w:basedOn w:val="Fuentedeprrafopredeter"/>
-    <w:link w:val="Ttulo"/>
+  <w:style w:type="character" w:customStyle="1" w:styleId="TitleChar">
+    <w:name w:val="Title Char"/>
+    <w:basedOn w:val="DefaultParagraphFont"/>
+    <w:link w:val="Title"/>
     <w:uiPriority w:val="10"/>
     <w:rsid w:val="00FC693F"/>
     <w:rPr>
@@ -6073,11 +4929,11 @@
       <w:szCs w:val="52"/>
     </w:rPr>
   </w:style>
-  <w:style w:type="paragraph" w:styleId="Subttulo">
+  <w:style w:type="paragraph" w:styleId="Subtitle">
     <w:name w:val="Subtitle"/>
     <w:basedOn w:val="Normal"/>
     <w:next w:val="Normal"/>
-    <w:link w:val="SubttuloCar"/>
+    <w:link w:val="SubtitleChar"/>
     <w:uiPriority w:val="11"/>
     <w:qFormat/>
     <w:rsid w:val="00FC693F"/>
@@ -6096,10 +4952,10 @@
       <w:szCs w:val="24"/>
     </w:rPr>
   </w:style>
-  <w:style w:type="character" w:customStyle="1" w:styleId="SubttuloCar">
-    <w:name w:val="Subtítulo Car"/>
-    <w:basedOn w:val="Fuentedeprrafopredeter"/>
-    <w:link w:val="Subttulo"/>
+  <w:style w:type="character" w:customStyle="1" w:styleId="SubtitleChar">
+    <w:name w:val="Subtitle Char"/>
+    <w:basedOn w:val="DefaultParagraphFont"/>
+    <w:link w:val="Subtitle"/>
     <w:uiPriority w:val="11"/>
     <w:rsid w:val="00FC693F"/>
     <w:rPr>
@@ -6112,7 +4968,7 @@
       <w:szCs w:val="24"/>
     </w:rPr>
   </w:style>
-  <w:style w:type="paragraph" w:styleId="Prrafodelista">
+  <w:style w:type="paragraph" w:styleId="ListParagraph">
     <w:name w:val="List Paragraph"/>
     <w:basedOn w:val="Normal"/>
     <w:uiPriority w:val="34"/>
@@ -6123,10 +4979,10 @@
       <w:contextualSpacing/>
     </w:pPr>
   </w:style>
-  <w:style w:type="paragraph" w:styleId="Textoindependiente">
+  <w:style w:type="paragraph" w:styleId="BodyText">
     <w:name w:val="Body Text"/>
     <w:basedOn w:val="Normal"/>
-    <w:link w:val="TextoindependienteCar"/>
+    <w:link w:val="BodyTextChar"/>
     <w:uiPriority w:val="99"/>
     <w:unhideWhenUsed/>
     <w:rsid w:val="00AA1D8D"/>
@@ -6134,17 +4990,17 @@
       <w:spacing w:after="120"/>
     </w:pPr>
   </w:style>
-  <w:style w:type="character" w:customStyle="1" w:styleId="TextoindependienteCar">
-    <w:name w:val="Texto independiente Car"/>
-    <w:basedOn w:val="Fuentedeprrafopredeter"/>
-    <w:link w:val="Textoindependiente"/>
+  <w:style w:type="character" w:customStyle="1" w:styleId="BodyTextChar">
+    <w:name w:val="Body Text Char"/>
+    <w:basedOn w:val="DefaultParagraphFont"/>
+    <w:link w:val="BodyText"/>
     <w:uiPriority w:val="99"/>
     <w:rsid w:val="00AA1D8D"/>
   </w:style>
-  <w:style w:type="paragraph" w:styleId="Textoindependiente2">
+  <w:style w:type="paragraph" w:styleId="BodyText2">
     <w:name w:val="Body Text 2"/>
     <w:basedOn w:val="Normal"/>
-    <w:link w:val="Textoindependiente2Car"/>
+    <w:link w:val="BodyText2Char"/>
     <w:uiPriority w:val="99"/>
     <w:unhideWhenUsed/>
     <w:rsid w:val="00AA1D8D"/>
@@ -6152,17 +5008,17 @@
       <w:spacing w:after="120" w:line="480" w:lineRule="auto"/>
     </w:pPr>
   </w:style>
-  <w:style w:type="character" w:customStyle="1" w:styleId="Textoindependiente2Car">
-    <w:name w:val="Texto independiente 2 Car"/>
-    <w:basedOn w:val="Fuentedeprrafopredeter"/>
-    <w:link w:val="Textoindependiente2"/>
+  <w:style w:type="character" w:customStyle="1" w:styleId="BodyText2Char">
+    <w:name w:val="Body Text 2 Char"/>
+    <w:basedOn w:val="DefaultParagraphFont"/>
+    <w:link w:val="BodyText2"/>
     <w:uiPriority w:val="99"/>
     <w:rsid w:val="00AA1D8D"/>
   </w:style>
-  <w:style w:type="paragraph" w:styleId="Textoindependiente3">
+  <w:style w:type="paragraph" w:styleId="BodyText3">
     <w:name w:val="Body Text 3"/>
     <w:basedOn w:val="Normal"/>
-    <w:link w:val="Textoindependiente3Car"/>
+    <w:link w:val="BodyText3Char"/>
     <w:uiPriority w:val="99"/>
     <w:unhideWhenUsed/>
     <w:rsid w:val="00AA1D8D"/>
@@ -6174,10 +5030,10 @@
       <w:szCs w:val="16"/>
     </w:rPr>
   </w:style>
-  <w:style w:type="character" w:customStyle="1" w:styleId="Textoindependiente3Car">
-    <w:name w:val="Texto independiente 3 Car"/>
-    <w:basedOn w:val="Fuentedeprrafopredeter"/>
-    <w:link w:val="Textoindependiente3"/>
+  <w:style w:type="character" w:customStyle="1" w:styleId="BodyText3Char">
+    <w:name w:val="Body Text 3 Char"/>
+    <w:basedOn w:val="DefaultParagraphFont"/>
+    <w:link w:val="BodyText3"/>
     <w:uiPriority w:val="99"/>
     <w:rsid w:val="00AA1D8D"/>
     <w:rPr>
@@ -6185,7 +5041,7 @@
       <w:szCs w:val="16"/>
     </w:rPr>
   </w:style>
-  <w:style w:type="paragraph" w:styleId="Lista">
+  <w:style w:type="paragraph" w:styleId="List">
     <w:name w:val="List"/>
     <w:basedOn w:val="Normal"/>
     <w:uiPriority w:val="99"/>
@@ -6196,7 +5052,7 @@
       <w:contextualSpacing/>
     </w:pPr>
   </w:style>
-  <w:style w:type="paragraph" w:styleId="Lista2">
+  <w:style w:type="paragraph" w:styleId="List2">
     <w:name w:val="List 2"/>
     <w:basedOn w:val="Normal"/>
     <w:uiPriority w:val="99"/>
@@ -6207,7 +5063,7 @@
       <w:contextualSpacing/>
     </w:pPr>
   </w:style>
-  <w:style w:type="paragraph" w:styleId="Lista3">
+  <w:style w:type="paragraph" w:styleId="List3">
     <w:name w:val="List 3"/>
     <w:basedOn w:val="Normal"/>
     <w:uiPriority w:val="99"/>
@@ -6218,7 +5074,7 @@
       <w:contextualSpacing/>
     </w:pPr>
   </w:style>
-  <w:style w:type="paragraph" w:styleId="Listaconvietas">
+  <w:style w:type="paragraph" w:styleId="ListBullet">
     <w:name w:val="List Bullet"/>
     <w:basedOn w:val="Normal"/>
     <w:uiPriority w:val="99"/>
@@ -6231,7 +5087,7 @@
       <w:contextualSpacing/>
     </w:pPr>
   </w:style>
-  <w:style w:type="paragraph" w:styleId="Listaconvietas2">
+  <w:style w:type="paragraph" w:styleId="ListBullet2">
     <w:name w:val="List Bullet 2"/>
     <w:basedOn w:val="Normal"/>
     <w:uiPriority w:val="99"/>
@@ -6244,7 +5100,7 @@
       <w:contextualSpacing/>
     </w:pPr>
   </w:style>
-  <w:style w:type="paragraph" w:styleId="Listaconvietas3">
+  <w:style w:type="paragraph" w:styleId="ListBullet3">
     <w:name w:val="List Bullet 3"/>
     <w:basedOn w:val="Normal"/>
     <w:uiPriority w:val="99"/>
@@ -6257,7 +5113,7 @@
       <w:contextualSpacing/>
     </w:pPr>
   </w:style>
-  <w:style w:type="paragraph" w:styleId="Listaconnmeros">
+  <w:style w:type="paragraph" w:styleId="ListNumber">
     <w:name w:val="List Number"/>
     <w:basedOn w:val="Normal"/>
     <w:uiPriority w:val="99"/>
@@ -6270,7 +5126,7 @@
       <w:contextualSpacing/>
     </w:pPr>
   </w:style>
-  <w:style w:type="paragraph" w:styleId="Listaconnmeros2">
+  <w:style w:type="paragraph" w:styleId="ListNumber2">
     <w:name w:val="List Number 2"/>
     <w:basedOn w:val="Normal"/>
     <w:uiPriority w:val="99"/>
@@ -6283,7 +5139,7 @@
       <w:contextualSpacing/>
     </w:pPr>
   </w:style>
-  <w:style w:type="paragraph" w:styleId="Listaconnmeros3">
+  <w:style w:type="paragraph" w:styleId="ListNumber3">
     <w:name w:val="List Number 3"/>
     <w:basedOn w:val="Normal"/>
     <w:uiPriority w:val="99"/>
@@ -6296,7 +5152,7 @@
       <w:contextualSpacing/>
     </w:pPr>
   </w:style>
-  <w:style w:type="paragraph" w:styleId="Continuarlista">
+  <w:style w:type="paragraph" w:styleId="ListContinue">
     <w:name w:val="List Continue"/>
     <w:basedOn w:val="Normal"/>
     <w:uiPriority w:val="99"/>
@@ -6308,7 +5164,7 @@
       <w:contextualSpacing/>
     </w:pPr>
   </w:style>
-  <w:style w:type="paragraph" w:styleId="Continuarlista2">
+  <w:style w:type="paragraph" w:styleId="ListContinue2">
     <w:name w:val="List Continue 2"/>
     <w:basedOn w:val="Normal"/>
     <w:uiPriority w:val="99"/>
@@ -6320,7 +5176,7 @@
       <w:contextualSpacing/>
     </w:pPr>
   </w:style>
-  <w:style w:type="paragraph" w:styleId="Continuarlista3">
+  <w:style w:type="paragraph" w:styleId="ListContinue3">
     <w:name w:val="List Continue 3"/>
     <w:basedOn w:val="Normal"/>
     <w:uiPriority w:val="99"/>
@@ -6332,9 +5188,9 @@
       <w:contextualSpacing/>
     </w:pPr>
   </w:style>
-  <w:style w:type="paragraph" w:styleId="Textomacro">
+  <w:style w:type="paragraph" w:styleId="MacroText">
     <w:name w:val="macro"/>
-    <w:link w:val="TextomacroCar"/>
+    <w:link w:val="MacroTextChar"/>
     <w:uiPriority w:val="99"/>
     <w:unhideWhenUsed/>
     <w:rsid w:val="0029639D"/>
@@ -6355,10 +5211,10 @@
       <w:szCs w:val="20"/>
     </w:rPr>
   </w:style>
-  <w:style w:type="character" w:customStyle="1" w:styleId="TextomacroCar">
-    <w:name w:val="Texto macro Car"/>
-    <w:basedOn w:val="Fuentedeprrafopredeter"/>
-    <w:link w:val="Textomacro"/>
+  <w:style w:type="character" w:customStyle="1" w:styleId="MacroTextChar">
+    <w:name w:val="Macro Text Char"/>
+    <w:basedOn w:val="DefaultParagraphFont"/>
+    <w:link w:val="MacroText"/>
     <w:uiPriority w:val="99"/>
     <w:rsid w:val="0029639D"/>
     <w:rPr>
@@ -6367,11 +5223,11 @@
       <w:szCs w:val="20"/>
     </w:rPr>
   </w:style>
-  <w:style w:type="paragraph" w:styleId="Cita">
+  <w:style w:type="paragraph" w:styleId="Quote">
     <w:name w:val="Quote"/>
     <w:basedOn w:val="Normal"/>
     <w:next w:val="Normal"/>
-    <w:link w:val="CitaCar"/>
+    <w:link w:val="QuoteChar"/>
     <w:uiPriority w:val="29"/>
     <w:qFormat/>
     <w:rsid w:val="00FC693F"/>
@@ -6381,10 +5237,10 @@
       <w:color w:val="000000" w:themeColor="text1"/>
     </w:rPr>
   </w:style>
-  <w:style w:type="character" w:customStyle="1" w:styleId="CitaCar">
-    <w:name w:val="Cita Car"/>
-    <w:basedOn w:val="Fuentedeprrafopredeter"/>
-    <w:link w:val="Cita"/>
+  <w:style w:type="character" w:customStyle="1" w:styleId="QuoteChar">
+    <w:name w:val="Quote Char"/>
+    <w:basedOn w:val="DefaultParagraphFont"/>
+    <w:link w:val="Quote"/>
     <w:uiPriority w:val="29"/>
     <w:rsid w:val="00FC693F"/>
     <w:rPr>
@@ -6393,10 +5249,10 @@
       <w:color w:val="000000" w:themeColor="text1"/>
     </w:rPr>
   </w:style>
-  <w:style w:type="character" w:customStyle="1" w:styleId="Ttulo4Car">
-    <w:name w:val="Título 4 Car"/>
-    <w:basedOn w:val="Fuentedeprrafopredeter"/>
-    <w:link w:val="Ttulo4"/>
+  <w:style w:type="character" w:customStyle="1" w:styleId="Heading4Char">
+    <w:name w:val="Heading 4 Char"/>
+    <w:basedOn w:val="DefaultParagraphFont"/>
+    <w:link w:val="Heading4"/>
     <w:uiPriority w:val="9"/>
     <w:semiHidden/>
     <w:rsid w:val="00FC693F"/>
@@ -6409,10 +5265,10 @@
       <w:color w:val="4F81BD" w:themeColor="accent1"/>
     </w:rPr>
   </w:style>
-  <w:style w:type="character" w:customStyle="1" w:styleId="Ttulo5Car">
-    <w:name w:val="Título 5 Car"/>
-    <w:basedOn w:val="Fuentedeprrafopredeter"/>
-    <w:link w:val="Ttulo5"/>
+  <w:style w:type="character" w:customStyle="1" w:styleId="Heading5Char">
+    <w:name w:val="Heading 5 Char"/>
+    <w:basedOn w:val="DefaultParagraphFont"/>
+    <w:link w:val="Heading5"/>
     <w:uiPriority w:val="9"/>
     <w:semiHidden/>
     <w:rsid w:val="00FC693F"/>
@@ -6421,10 +5277,10 @@
       <w:color w:val="243F60" w:themeColor="accent1" w:themeShade="7F"/>
     </w:rPr>
   </w:style>
-  <w:style w:type="character" w:customStyle="1" w:styleId="Ttulo6Car">
-    <w:name w:val="Título 6 Car"/>
-    <w:basedOn w:val="Fuentedeprrafopredeter"/>
-    <w:link w:val="Ttulo6"/>
+  <w:style w:type="character" w:customStyle="1" w:styleId="Heading6Char">
+    <w:name w:val="Heading 6 Char"/>
+    <w:basedOn w:val="DefaultParagraphFont"/>
+    <w:link w:val="Heading6"/>
     <w:uiPriority w:val="9"/>
     <w:semiHidden/>
     <w:rsid w:val="00FC693F"/>
@@ -6435,10 +5291,10 @@
       <w:color w:val="243F60" w:themeColor="accent1" w:themeShade="7F"/>
     </w:rPr>
   </w:style>
-  <w:style w:type="character" w:customStyle="1" w:styleId="Ttulo7Car">
-    <w:name w:val="Título 7 Car"/>
-    <w:basedOn w:val="Fuentedeprrafopredeter"/>
-    <w:link w:val="Ttulo7"/>
+  <w:style w:type="character" w:customStyle="1" w:styleId="Heading7Char">
+    <w:name w:val="Heading 7 Char"/>
+    <w:basedOn w:val="DefaultParagraphFont"/>
+    <w:link w:val="Heading7"/>
     <w:uiPriority w:val="9"/>
     <w:semiHidden/>
     <w:rsid w:val="00FC693F"/>
@@ -6449,10 +5305,10 @@
       <w:color w:val="404040" w:themeColor="text1" w:themeTint="BF"/>
     </w:rPr>
   </w:style>
-  <w:style w:type="character" w:customStyle="1" w:styleId="Ttulo8Car">
-    <w:name w:val="Título 8 Car"/>
-    <w:basedOn w:val="Fuentedeprrafopredeter"/>
-    <w:link w:val="Ttulo8"/>
+  <w:style w:type="character" w:customStyle="1" w:styleId="Heading8Char">
+    <w:name w:val="Heading 8 Char"/>
+    <w:basedOn w:val="DefaultParagraphFont"/>
+    <w:link w:val="Heading8"/>
     <w:uiPriority w:val="9"/>
     <w:semiHidden/>
     <w:rsid w:val="00FC693F"/>
@@ -6463,10 +5319,10 @@
       <w:szCs w:val="20"/>
     </w:rPr>
   </w:style>
-  <w:style w:type="character" w:customStyle="1" w:styleId="Ttulo9Car">
-    <w:name w:val="Título 9 Car"/>
-    <w:basedOn w:val="Fuentedeprrafopredeter"/>
-    <w:link w:val="Ttulo9"/>
+  <w:style w:type="character" w:customStyle="1" w:styleId="Heading9Char">
+    <w:name w:val="Heading 9 Char"/>
+    <w:basedOn w:val="DefaultParagraphFont"/>
+    <w:link w:val="Heading9"/>
     <w:uiPriority w:val="9"/>
     <w:semiHidden/>
     <w:rsid w:val="00FC693F"/>
@@ -6479,7 +5335,7 @@
       <w:szCs w:val="20"/>
     </w:rPr>
   </w:style>
-  <w:style w:type="paragraph" w:styleId="Descripcin">
+  <w:style w:type="paragraph" w:styleId="Caption">
     <w:name w:val="caption"/>
     <w:basedOn w:val="Normal"/>
     <w:next w:val="Normal"/>
@@ -6499,9 +5355,9 @@
       <w:szCs w:val="18"/>
     </w:rPr>
   </w:style>
-  <w:style w:type="character" w:styleId="Fuerte">
+  <w:style w:type="character" w:styleId="Strong">
     <w:name w:val="Strong"/>
-    <w:basedOn w:val="Fuentedeprrafopredeter"/>
+    <w:basedOn w:val="DefaultParagraphFont"/>
     <w:uiPriority w:val="22"/>
     <w:qFormat/>
     <w:rsid w:val="00FC693F"/>
@@ -6510,9 +5366,9 @@
       <w:bCs/>
     </w:rPr>
   </w:style>
-  <w:style w:type="character" w:styleId="nfasis">
+  <w:style w:type="character" w:styleId="Emphasis">
     <w:name w:val="Emphasis"/>
-    <w:basedOn w:val="Fuentedeprrafopredeter"/>
+    <w:basedOn w:val="DefaultParagraphFont"/>
     <w:uiPriority w:val="20"/>
     <w:qFormat/>
     <w:rsid w:val="00FC693F"/>
@@ -6521,11 +5377,11 @@
       <w:iCs/>
     </w:rPr>
   </w:style>
-  <w:style w:type="paragraph" w:styleId="Citadestacada">
+  <w:style w:type="paragraph" w:styleId="IntenseQuote">
     <w:name w:val="Intense Quote"/>
     <w:basedOn w:val="Normal"/>
     <w:next w:val="Normal"/>
-    <w:link w:val="CitadestacadaCar"/>
+    <w:link w:val="IntenseQuoteChar"/>
     <w:uiPriority w:val="30"/>
     <w:qFormat/>
     <w:rsid w:val="00FC693F"/>
@@ -6544,10 +5400,10 @@
       <w:color w:val="4F81BD" w:themeColor="accent1"/>
     </w:rPr>
   </w:style>
-  <w:style w:type="character" w:customStyle="1" w:styleId="CitadestacadaCar">
-    <w:name w:val="Cita destacada Car"/>
-    <w:basedOn w:val="Fuentedeprrafopredeter"/>
-    <w:link w:val="Citadestacada"/>
+  <w:style w:type="character" w:customStyle="1" w:styleId="IntenseQuoteChar">
+    <w:name w:val="Intense Quote Char"/>
+    <w:basedOn w:val="DefaultParagraphFont"/>
+    <w:link w:val="IntenseQuote"/>
     <w:uiPriority w:val="30"/>
     <w:rsid w:val="00FC693F"/>
     <w:rPr>
@@ -6558,9 +5414,9 @@
       <w:color w:val="4F81BD" w:themeColor="accent1"/>
     </w:rPr>
   </w:style>
-  <w:style w:type="character" w:styleId="nfasissutil">
+  <w:style w:type="character" w:styleId="SubtleEmphasis">
     <w:name w:val="Subtle Emphasis"/>
-    <w:basedOn w:val="Fuentedeprrafopredeter"/>
+    <w:basedOn w:val="DefaultParagraphFont"/>
     <w:uiPriority w:val="19"/>
     <w:qFormat/>
     <w:rsid w:val="00FC693F"/>
@@ -6570,9 +5426,9 @@
       <w:color w:val="808080" w:themeColor="text1" w:themeTint="7F"/>
     </w:rPr>
   </w:style>
-  <w:style w:type="character" w:styleId="nfasisintenso">
+  <w:style w:type="character" w:styleId="IntenseEmphasis">
     <w:name w:val="Intense Emphasis"/>
-    <w:basedOn w:val="Fuentedeprrafopredeter"/>
+    <w:basedOn w:val="DefaultParagraphFont"/>
     <w:uiPriority w:val="21"/>
     <w:qFormat/>
     <w:rsid w:val="00FC693F"/>
@@ -6584,9 +5440,9 @@
       <w:color w:val="4F81BD" w:themeColor="accent1"/>
     </w:rPr>
   </w:style>
-  <w:style w:type="character" w:styleId="Referenciasutil">
+  <w:style w:type="character" w:styleId="SubtleReference">
     <w:name w:val="Subtle Reference"/>
-    <w:basedOn w:val="Fuentedeprrafopredeter"/>
+    <w:basedOn w:val="DefaultParagraphFont"/>
     <w:uiPriority w:val="31"/>
     <w:qFormat/>
     <w:rsid w:val="00FC693F"/>
@@ -6596,9 +5452,9 @@
       <w:u w:val="single"/>
     </w:rPr>
   </w:style>
-  <w:style w:type="character" w:styleId="Referenciaintensa">
+  <w:style w:type="character" w:styleId="IntenseReference">
     <w:name w:val="Intense Reference"/>
-    <w:basedOn w:val="Fuentedeprrafopredeter"/>
+    <w:basedOn w:val="DefaultParagraphFont"/>
     <w:uiPriority w:val="32"/>
     <w:qFormat/>
     <w:rsid w:val="00FC693F"/>
@@ -6611,9 +5467,9 @@
       <w:u w:val="single"/>
     </w:rPr>
   </w:style>
-  <w:style w:type="character" w:styleId="Ttulodellibro">
+  <w:style w:type="character" w:styleId="BookTitle">
     <w:name w:val="Book Title"/>
-    <w:basedOn w:val="Fuentedeprrafopredeter"/>
+    <w:basedOn w:val="DefaultParagraphFont"/>
     <w:uiPriority w:val="33"/>
     <w:qFormat/>
     <w:rsid w:val="00FC693F"/>
@@ -6624,9 +5480,9 @@
       <w:spacing w:val="5"/>
     </w:rPr>
   </w:style>
-  <w:style w:type="paragraph" w:styleId="TtuloTDC">
+  <w:style w:type="paragraph" w:styleId="TOCHeading">
     <w:name w:val="TOC Heading"/>
-    <w:basedOn w:val="Ttulo1"/>
+    <w:basedOn w:val="Heading1"/>
     <w:next w:val="Normal"/>
     <w:uiPriority w:val="39"/>
     <w:semiHidden/>
@@ -6637,9 +5493,9 @@
       <w:outlineLvl w:val="9"/>
     </w:pPr>
   </w:style>
-  <w:style w:type="table" w:styleId="Tablaconcuadrcula">
+  <w:style w:type="table" w:styleId="TableGrid">
     <w:name w:val="Table Grid"/>
-    <w:basedOn w:val="Tablanormal"/>
+    <w:basedOn w:val="TableNormal"/>
     <w:uiPriority w:val="59"/>
     <w:rsid w:val="00FC693F"/>
     <w:pPr>
@@ -6656,9 +5512,9 @@
       </w:tblBorders>
     </w:tblPr>
   </w:style>
-  <w:style w:type="table" w:styleId="Sombreadoclaro">
+  <w:style w:type="table" w:styleId="LightShading">
     <w:name w:val="Light Shading"/>
-    <w:basedOn w:val="Tablanormal"/>
+    <w:basedOn w:val="TableNormal"/>
     <w:uiPriority w:val="60"/>
     <w:rsid w:val="00FC693F"/>
     <w:pPr>
@@ -6752,9 +5608,9 @@
       </w:tcPr>
     </w:tblStylePr>
   </w:style>
-  <w:style w:type="table" w:styleId="Sombreadoclaro-nfasis1">
+  <w:style w:type="table" w:styleId="LightShading-Accent1">
     <w:name w:val="Light Shading Accent 1"/>
-    <w:basedOn w:val="Tablanormal"/>
+    <w:basedOn w:val="TableNormal"/>
     <w:uiPriority w:val="60"/>
     <w:rsid w:val="00FC693F"/>
     <w:pPr>
@@ -6848,9 +5704,9 @@
       </w:tcPr>
     </w:tblStylePr>
   </w:style>
-  <w:style w:type="table" w:styleId="Sombreadoclaro-nfasis2">
+  <w:style w:type="table" w:styleId="LightShading-Accent2">
     <w:name w:val="Light Shading Accent 2"/>
-    <w:basedOn w:val="Tablanormal"/>
+    <w:basedOn w:val="TableNormal"/>
     <w:uiPriority w:val="60"/>
     <w:rsid w:val="00FC693F"/>
     <w:pPr>
@@ -6944,9 +5800,9 @@
       </w:tcPr>
     </w:tblStylePr>
   </w:style>
-  <w:style w:type="table" w:styleId="Sombreadoclaro-nfasis3">
+  <w:style w:type="table" w:styleId="LightShading-Accent3">
     <w:name w:val="Light Shading Accent 3"/>
-    <w:basedOn w:val="Tablanormal"/>
+    <w:basedOn w:val="TableNormal"/>
     <w:uiPriority w:val="60"/>
     <w:rsid w:val="00FC693F"/>
     <w:pPr>
@@ -7040,9 +5896,9 @@
       </w:tcPr>
     </w:tblStylePr>
   </w:style>
-  <w:style w:type="table" w:styleId="Sombreadoclaro-nfasis4">
+  <w:style w:type="table" w:styleId="LightShading-Accent4">
     <w:name w:val="Light Shading Accent 4"/>
-    <w:basedOn w:val="Tablanormal"/>
+    <w:basedOn w:val="TableNormal"/>
     <w:uiPriority w:val="60"/>
     <w:rsid w:val="00FC693F"/>
     <w:pPr>
@@ -7136,9 +5992,9 @@
       </w:tcPr>
     </w:tblStylePr>
   </w:style>
-  <w:style w:type="table" w:styleId="Sombreadoclaro-nfasis5">
+  <w:style w:type="table" w:styleId="LightShading-Accent5">
     <w:name w:val="Light Shading Accent 5"/>
-    <w:basedOn w:val="Tablanormal"/>
+    <w:basedOn w:val="TableNormal"/>
     <w:uiPriority w:val="60"/>
     <w:rsid w:val="00FC693F"/>
     <w:pPr>
@@ -7232,9 +6088,9 @@
       </w:tcPr>
     </w:tblStylePr>
   </w:style>
-  <w:style w:type="table" w:styleId="Sombreadoclaro-nfasis6">
+  <w:style w:type="table" w:styleId="LightShading-Accent6">
     <w:name w:val="Light Shading Accent 6"/>
-    <w:basedOn w:val="Tablanormal"/>
+    <w:basedOn w:val="TableNormal"/>
     <w:uiPriority w:val="60"/>
     <w:rsid w:val="00FC693F"/>
     <w:pPr>
@@ -7328,9 +6184,9 @@
       </w:tcPr>
     </w:tblStylePr>
   </w:style>
-  <w:style w:type="table" w:styleId="Listaclara">
+  <w:style w:type="table" w:styleId="LightList">
     <w:name w:val="Light List"/>
-    <w:basedOn w:val="Tablanormal"/>
+    <w:basedOn w:val="TableNormal"/>
     <w:uiPriority w:val="61"/>
     <w:rsid w:val="00FC693F"/>
     <w:pPr>
@@ -7413,9 +6269,9 @@
       </w:tcPr>
     </w:tblStylePr>
   </w:style>
-  <w:style w:type="table" w:styleId="Listaclara-nfasis1">
+  <w:style w:type="table" w:styleId="LightList-Accent1">
     <w:name w:val="Light List Accent 1"/>
-    <w:basedOn w:val="Tablanormal"/>
+    <w:basedOn w:val="TableNormal"/>
     <w:uiPriority w:val="61"/>
     <w:rsid w:val="00FC693F"/>
     <w:pPr>
@@ -7498,9 +6354,9 @@
       </w:tcPr>
     </w:tblStylePr>
   </w:style>
-  <w:style w:type="table" w:styleId="Listaclara-nfasis2">
+  <w:style w:type="table" w:styleId="LightList-Accent2">
     <w:name w:val="Light List Accent 2"/>
-    <w:basedOn w:val="Tablanormal"/>
+    <w:basedOn w:val="TableNormal"/>
     <w:uiPriority w:val="61"/>
     <w:rsid w:val="00CB0664"/>
     <w:pPr>
@@ -7583,9 +6439,9 @@
       </w:tcPr>
     </w:tblStylePr>
   </w:style>
-  <w:style w:type="table" w:styleId="Listaclara-nfasis3">
+  <w:style w:type="table" w:styleId="LightList-Accent3">
     <w:name w:val="Light List Accent 3"/>
-    <w:basedOn w:val="Tablanormal"/>
+    <w:basedOn w:val="TableNormal"/>
     <w:uiPriority w:val="61"/>
     <w:rsid w:val="00CB0664"/>
     <w:pPr>
@@ -7668,9 +6524,9 @@
       </w:tcPr>
     </w:tblStylePr>
   </w:style>
-  <w:style w:type="table" w:styleId="Listaclara-nfasis4">
+  <w:style w:type="table" w:styleId="LightList-Accent4">
     <w:name w:val="Light List Accent 4"/>
-    <w:basedOn w:val="Tablanormal"/>
+    <w:basedOn w:val="TableNormal"/>
     <w:uiPriority w:val="61"/>
     <w:rsid w:val="00CB0664"/>
     <w:pPr>
@@ -7753,9 +6609,9 @@
       </w:tcPr>
     </w:tblStylePr>
   </w:style>
-  <w:style w:type="table" w:styleId="Listaclara-nfasis5">
+  <w:style w:type="table" w:styleId="LightList-Accent5">
     <w:name w:val="Light List Accent 5"/>
-    <w:basedOn w:val="Tablanormal"/>
+    <w:basedOn w:val="TableNormal"/>
     <w:uiPriority w:val="61"/>
     <w:rsid w:val="00CB0664"/>
     <w:pPr>
@@ -7838,9 +6694,9 @@
       </w:tcPr>
     </w:tblStylePr>
   </w:style>
-  <w:style w:type="table" w:styleId="Listaclara-nfasis6">
+  <w:style w:type="table" w:styleId="LightList-Accent6">
     <w:name w:val="Light List Accent 6"/>
-    <w:basedOn w:val="Tablanormal"/>
+    <w:basedOn w:val="TableNormal"/>
     <w:uiPriority w:val="61"/>
     <w:rsid w:val="00CB0664"/>
     <w:pPr>
@@ -7923,9 +6779,9 @@
       </w:tcPr>
     </w:tblStylePr>
   </w:style>
-  <w:style w:type="table" w:styleId="Cuadrculaclara">
+  <w:style w:type="table" w:styleId="LightGrid">
     <w:name w:val="Light Grid"/>
-    <w:basedOn w:val="Tablanormal"/>
+    <w:basedOn w:val="TableNormal"/>
     <w:uiPriority w:val="62"/>
     <w:rsid w:val="00CB0664"/>
     <w:pPr>
@@ -8046,9 +6902,9 @@
       </w:tcPr>
     </w:tblStylePr>
   </w:style>
-  <w:style w:type="table" w:styleId="Cuadrculaclara-nfasis1">
+  <w:style w:type="table" w:styleId="LightGrid-Accent1">
     <w:name w:val="Light Grid Accent 1"/>
-    <w:basedOn w:val="Tablanormal"/>
+    <w:basedOn w:val="TableNormal"/>
     <w:uiPriority w:val="62"/>
     <w:rsid w:val="00CB0664"/>
     <w:pPr>
@@ -8169,9 +7025,9 @@
       </w:tcPr>
     </w:tblStylePr>
   </w:style>
-  <w:style w:type="table" w:styleId="Cuadrculaclara-nfasis2">
+  <w:style w:type="table" w:styleId="LightGrid-Accent2">
     <w:name w:val="Light Grid Accent 2"/>
-    <w:basedOn w:val="Tablanormal"/>
+    <w:basedOn w:val="TableNormal"/>
     <w:uiPriority w:val="62"/>
     <w:rsid w:val="00CB0664"/>
     <w:pPr>
@@ -8292,9 +7148,9 @@
       </w:tcPr>
     </w:tblStylePr>
   </w:style>
-  <w:style w:type="table" w:styleId="Cuadrculaclara-nfasis3">
+  <w:style w:type="table" w:styleId="LightGrid-Accent3">
     <w:name w:val="Light Grid Accent 3"/>
-    <w:basedOn w:val="Tablanormal"/>
+    <w:basedOn w:val="TableNormal"/>
     <w:uiPriority w:val="62"/>
     <w:rsid w:val="00CB0664"/>
     <w:pPr>
@@ -8415,9 +7271,9 @@
       </w:tcPr>
     </w:tblStylePr>
   </w:style>
-  <w:style w:type="table" w:styleId="Cuadrculaclara-nfasis4">
+  <w:style w:type="table" w:styleId="LightGrid-Accent4">
     <w:name w:val="Light Grid Accent 4"/>
-    <w:basedOn w:val="Tablanormal"/>
+    <w:basedOn w:val="TableNormal"/>
     <w:uiPriority w:val="62"/>
     <w:rsid w:val="00CB0664"/>
     <w:pPr>
@@ -8538,9 +7394,9 @@
       </w:tcPr>
     </w:tblStylePr>
   </w:style>
-  <w:style w:type="table" w:styleId="Cuadrculaclara-nfasis5">
+  <w:style w:type="table" w:styleId="LightGrid-Accent5">
     <w:name w:val="Light Grid Accent 5"/>
-    <w:basedOn w:val="Tablanormal"/>
+    <w:basedOn w:val="TableNormal"/>
     <w:uiPriority w:val="62"/>
     <w:rsid w:val="00CB0664"/>
     <w:pPr>
@@ -8661,9 +7517,9 @@
       </w:tcPr>
     </w:tblStylePr>
   </w:style>
-  <w:style w:type="table" w:styleId="Cuadrculaclara-nfasis6">
+  <w:style w:type="table" w:styleId="LightGrid-Accent6">
     <w:name w:val="Light Grid Accent 6"/>
-    <w:basedOn w:val="Tablanormal"/>
+    <w:basedOn w:val="TableNormal"/>
     <w:uiPriority w:val="62"/>
     <w:rsid w:val="00CB0664"/>
     <w:pPr>
@@ -8784,9 +7640,9 @@
       </w:tcPr>
     </w:tblStylePr>
   </w:style>
-  <w:style w:type="table" w:styleId="Sombreadomedio1">
+  <w:style w:type="table" w:styleId="MediumShading1">
     <w:name w:val="Medium Shading 1"/>
-    <w:basedOn w:val="Tablanormal"/>
+    <w:basedOn w:val="TableNormal"/>
     <w:uiPriority w:val="63"/>
     <w:rsid w:val="00CB0664"/>
     <w:pPr>
@@ -8883,9 +7739,9 @@
       </w:tcPr>
     </w:tblStylePr>
   </w:style>
-  <w:style w:type="table" w:styleId="Sombreadomedio1-nfasis1">
+  <w:style w:type="table" w:styleId="MediumShading1-Accent1">
     <w:name w:val="Medium Shading 1 Accent 1"/>
-    <w:basedOn w:val="Tablanormal"/>
+    <w:basedOn w:val="TableNormal"/>
     <w:uiPriority w:val="63"/>
     <w:rsid w:val="00CB0664"/>
     <w:pPr>
@@ -8982,9 +7838,9 @@
       </w:tcPr>
     </w:tblStylePr>
   </w:style>
-  <w:style w:type="table" w:styleId="Sombreadomedio1-nfasis2">
+  <w:style w:type="table" w:styleId="MediumShading1-Accent2">
     <w:name w:val="Medium Shading 1 Accent 2"/>
-    <w:basedOn w:val="Tablanormal"/>
+    <w:basedOn w:val="TableNormal"/>
     <w:uiPriority w:val="63"/>
     <w:rsid w:val="00CB0664"/>
     <w:pPr>
@@ -9081,9 +7937,9 @@
       </w:tcPr>
     </w:tblStylePr>
   </w:style>
-  <w:style w:type="table" w:styleId="Sombreadomedio1-nfasis3">
+  <w:style w:type="table" w:styleId="MediumShading1-Accent3">
     <w:name w:val="Medium Shading 1 Accent 3"/>
-    <w:basedOn w:val="Tablanormal"/>
+    <w:basedOn w:val="TableNormal"/>
     <w:uiPriority w:val="63"/>
     <w:rsid w:val="00CB0664"/>
     <w:pPr>
@@ -9180,9 +8036,9 @@
       </w:tcPr>
     </w:tblStylePr>
   </w:style>
-  <w:style w:type="table" w:styleId="Sombreadomedio1-nfasis4">
+  <w:style w:type="table" w:styleId="MediumShading1-Accent4">
     <w:name w:val="Medium Shading 1 Accent 4"/>
-    <w:basedOn w:val="Tablanormal"/>
+    <w:basedOn w:val="TableNormal"/>
     <w:uiPriority w:val="63"/>
     <w:rsid w:val="00CB0664"/>
     <w:pPr>
@@ -9279,9 +8135,9 @@
       </w:tcPr>
     </w:tblStylePr>
   </w:style>
-  <w:style w:type="table" w:styleId="Sombreadomedio1-nfasis5">
+  <w:style w:type="table" w:styleId="MediumShading1-Accent5">
     <w:name w:val="Medium Shading 1 Accent 5"/>
-    <w:basedOn w:val="Tablanormal"/>
+    <w:basedOn w:val="TableNormal"/>
     <w:uiPriority w:val="63"/>
     <w:rsid w:val="00CB0664"/>
     <w:pPr>
@@ -9378,9 +8234,9 @@
       </w:tcPr>
     </w:tblStylePr>
   </w:style>
-  <w:style w:type="table" w:styleId="Sombreadomedio1-nfasis6">
+  <w:style w:type="table" w:styleId="MediumShading1-Accent6">
     <w:name w:val="Medium Shading 1 Accent 6"/>
-    <w:basedOn w:val="Tablanormal"/>
+    <w:basedOn w:val="TableNormal"/>
     <w:uiPriority w:val="63"/>
     <w:rsid w:val="00CB0664"/>
     <w:pPr>
@@ -9477,9 +8333,9 @@
       </w:tcPr>
     </w:tblStylePr>
   </w:style>
-  <w:style w:type="table" w:styleId="Sombreadomedio2">
+  <w:style w:type="table" w:styleId="MediumShading2">
     <w:name w:val="Medium Shading 2"/>
-    <w:basedOn w:val="Tablanormal"/>
+    <w:basedOn w:val="TableNormal"/>
     <w:uiPriority w:val="64"/>
     <w:rsid w:val="00CB0664"/>
     <w:pPr>
@@ -9619,9 +8475,9 @@
       </w:tcPr>
     </w:tblStylePr>
   </w:style>
-  <w:style w:type="table" w:styleId="Sombreadomedio2-nfasis1">
+  <w:style w:type="table" w:styleId="MediumShading2-Accent1">
     <w:name w:val="Medium Shading 2 Accent 1"/>
-    <w:basedOn w:val="Tablanormal"/>
+    <w:basedOn w:val="TableNormal"/>
     <w:uiPriority w:val="64"/>
     <w:rsid w:val="00CB0664"/>
     <w:pPr>
@@ -9761,9 +8617,9 @@
       </w:tcPr>
     </w:tblStylePr>
   </w:style>
-  <w:style w:type="table" w:styleId="Sombreadomedio2-nfasis2">
+  <w:style w:type="table" w:styleId="MediumShading2-Accent2">
     <w:name w:val="Medium Shading 2 Accent 2"/>
-    <w:basedOn w:val="Tablanormal"/>
+    <w:basedOn w:val="TableNormal"/>
     <w:uiPriority w:val="64"/>
     <w:rsid w:val="00CB0664"/>
     <w:pPr>
@@ -9903,9 +8759,9 @@
       </w:tcPr>
     </w:tblStylePr>
   </w:style>
-  <w:style w:type="table" w:styleId="Sombreadomedio2-nfasis3">
+  <w:style w:type="table" w:styleId="MediumShading2-Accent3">
     <w:name w:val="Medium Shading 2 Accent 3"/>
-    <w:basedOn w:val="Tablanormal"/>
+    <w:basedOn w:val="TableNormal"/>
     <w:uiPriority w:val="64"/>
     <w:rsid w:val="00CB0664"/>
     <w:pPr>
@@ -10045,9 +8901,9 @@
       </w:tcPr>
     </w:tblStylePr>
   </w:style>
-  <w:style w:type="table" w:styleId="Sombreadomedio2-nfasis4">
+  <w:style w:type="table" w:styleId="MediumShading2-Accent4">
     <w:name w:val="Medium Shading 2 Accent 4"/>
-    <w:basedOn w:val="Tablanormal"/>
+    <w:basedOn w:val="TableNormal"/>
     <w:uiPriority w:val="64"/>
     <w:rsid w:val="00CB0664"/>
     <w:pPr>
@@ -10187,9 +9043,9 @@
       </w:tcPr>
     </w:tblStylePr>
   </w:style>
-  <w:style w:type="table" w:styleId="Sombreadomedio2-nfasis5">
+  <w:style w:type="table" w:styleId="MediumShading2-Accent5">
     <w:name w:val="Medium Shading 2 Accent 5"/>
-    <w:basedOn w:val="Tablanormal"/>
+    <w:basedOn w:val="TableNormal"/>
     <w:uiPriority w:val="64"/>
     <w:rsid w:val="00CB0664"/>
     <w:pPr>
@@ -10329,9 +9185,9 @@
       </w:tcPr>
     </w:tblStylePr>
   </w:style>
-  <w:style w:type="table" w:styleId="Sombreadomedio2-nfasis6">
+  <w:style w:type="table" w:styleId="MediumShading2-Accent6">
     <w:name w:val="Medium Shading 2 Accent 6"/>
-    <w:basedOn w:val="Tablanormal"/>
+    <w:basedOn w:val="TableNormal"/>
     <w:uiPriority w:val="64"/>
     <w:rsid w:val="00CB0664"/>
     <w:pPr>
@@ -10471,9 +9327,9 @@
       </w:tcPr>
     </w:tblStylePr>
   </w:style>
-  <w:style w:type="table" w:styleId="Listamedia1">
+  <w:style w:type="table" w:styleId="MediumList1">
     <w:name w:val="Medium List 1"/>
-    <w:basedOn w:val="Tablanormal"/>
+    <w:basedOn w:val="TableNormal"/>
     <w:uiPriority w:val="65"/>
     <w:rsid w:val="00CB0664"/>
     <w:pPr>
@@ -10548,9 +9404,9 @@
       </w:tcPr>
     </w:tblStylePr>
   </w:style>
-  <w:style w:type="table" w:styleId="Listamedia1-nfasis1">
+  <w:style w:type="table" w:styleId="MediumList1-Accent1">
     <w:name w:val="Medium List 1 Accent 1"/>
-    <w:basedOn w:val="Tablanormal"/>
+    <w:basedOn w:val="TableNormal"/>
     <w:uiPriority w:val="65"/>
     <w:rsid w:val="00CB0664"/>
     <w:pPr>
@@ -10625,9 +9481,9 @@
       </w:tcPr>
     </w:tblStylePr>
   </w:style>
-  <w:style w:type="table" w:styleId="Listamedia1-nfasis2">
+  <w:style w:type="table" w:styleId="MediumList1-Accent2">
     <w:name w:val="Medium List 1 Accent 2"/>
-    <w:basedOn w:val="Tablanormal"/>
+    <w:basedOn w:val="TableNormal"/>
     <w:uiPriority w:val="65"/>
     <w:rsid w:val="00CB0664"/>
     <w:pPr>
@@ -10702,9 +9558,9 @@
       </w:tcPr>
     </w:tblStylePr>
   </w:style>
-  <w:style w:type="table" w:styleId="Listamedia1-nfasis3">
+  <w:style w:type="table" w:styleId="MediumList1-Accent3">
     <w:name w:val="Medium List 1 Accent 3"/>
-    <w:basedOn w:val="Tablanormal"/>
+    <w:basedOn w:val="TableNormal"/>
     <w:uiPriority w:val="65"/>
     <w:rsid w:val="00CB0664"/>
     <w:pPr>
@@ -10779,9 +9635,9 @@
       </w:tcPr>
     </w:tblStylePr>
   </w:style>
-  <w:style w:type="table" w:styleId="Listamedia1-nfasis4">
+  <w:style w:type="table" w:styleId="MediumList1-Accent4">
     <w:name w:val="Medium List 1 Accent 4"/>
-    <w:basedOn w:val="Tablanormal"/>
+    <w:basedOn w:val="TableNormal"/>
     <w:uiPriority w:val="65"/>
     <w:rsid w:val="00CB0664"/>
     <w:pPr>
@@ -10856,9 +9712,9 @@
       </w:tcPr>
     </w:tblStylePr>
   </w:style>
-  <w:style w:type="table" w:styleId="Listamedia1-nfasis5">
+  <w:style w:type="table" w:styleId="MediumList1-Accent5">
     <w:name w:val="Medium List 1 Accent 5"/>
-    <w:basedOn w:val="Tablanormal"/>
+    <w:basedOn w:val="TableNormal"/>
     <w:uiPriority w:val="65"/>
     <w:rsid w:val="00CB0664"/>
     <w:pPr>
@@ -10933,9 +9789,9 @@
       </w:tcPr>
     </w:tblStylePr>
   </w:style>
-  <w:style w:type="table" w:styleId="Listamedia1-nfasis6">
+  <w:style w:type="table" w:styleId="MediumList1-Accent6">
     <w:name w:val="Medium List 1 Accent 6"/>
-    <w:basedOn w:val="Tablanormal"/>
+    <w:basedOn w:val="TableNormal"/>
     <w:uiPriority w:val="65"/>
     <w:rsid w:val="00CB0664"/>
     <w:pPr>
@@ -11010,9 +9866,9 @@
       </w:tcPr>
     </w:tblStylePr>
   </w:style>
-  <w:style w:type="table" w:styleId="Listamedia2">
+  <w:style w:type="table" w:styleId="MediumList2">
     <w:name w:val="Medium List 2"/>
-    <w:basedOn w:val="Tablanormal"/>
+    <w:basedOn w:val="TableNormal"/>
     <w:uiPriority w:val="66"/>
     <w:rsid w:val="00CB0664"/>
     <w:pPr>
@@ -11131,9 +9987,9 @@
       </w:tcPr>
     </w:tblStylePr>
   </w:style>
-  <w:style w:type="table" w:styleId="Listamedia2-nfasis1">
+  <w:style w:type="table" w:styleId="MediumList2-Accent1">
     <w:name w:val="Medium List 2 Accent 1"/>
-    <w:basedOn w:val="Tablanormal"/>
+    <w:basedOn w:val="TableNormal"/>
     <w:uiPriority w:val="66"/>
     <w:rsid w:val="00CB0664"/>
     <w:pPr>
@@ -11252,9 +10108,9 @@
       </w:tcPr>
     </w:tblStylePr>
   </w:style>
-  <w:style w:type="table" w:styleId="Listamedia2-nfasis2">
+  <w:style w:type="table" w:styleId="MediumList2-Accent2">
     <w:name w:val="Medium List 2 Accent 2"/>
-    <w:basedOn w:val="Tablanormal"/>
+    <w:basedOn w:val="TableNormal"/>
     <w:uiPriority w:val="66"/>
     <w:rsid w:val="00CB0664"/>
     <w:pPr>
@@ -11373,9 +10229,9 @@
       </w:tcPr>
     </w:tblStylePr>
   </w:style>
-  <w:style w:type="table" w:styleId="Listamedia2-nfasis3">
+  <w:style w:type="table" w:styleId="MediumList2-Accent3">
     <w:name w:val="Medium List 2 Accent 3"/>
-    <w:basedOn w:val="Tablanormal"/>
+    <w:basedOn w:val="TableNormal"/>
     <w:uiPriority w:val="66"/>
     <w:rsid w:val="00CB0664"/>
     <w:pPr>
@@ -11494,9 +10350,9 @@
       </w:tcPr>
     </w:tblStylePr>
   </w:style>
-  <w:style w:type="table" w:styleId="Listamedia2-nfasis4">
+  <w:style w:type="table" w:styleId="MediumList2-Accent4">
     <w:name w:val="Medium List 2 Accent 4"/>
-    <w:basedOn w:val="Tablanormal"/>
+    <w:basedOn w:val="TableNormal"/>
     <w:uiPriority w:val="66"/>
     <w:rsid w:val="00CB0664"/>
     <w:pPr>
@@ -11615,9 +10471,9 @@
       </w:tcPr>
     </w:tblStylePr>
   </w:style>
-  <w:style w:type="table" w:styleId="Listamedia2-nfasis5">
+  <w:style w:type="table" w:styleId="MediumList2-Accent5">
     <w:name w:val="Medium List 2 Accent 5"/>
-    <w:basedOn w:val="Tablanormal"/>
+    <w:basedOn w:val="TableNormal"/>
     <w:uiPriority w:val="66"/>
     <w:rsid w:val="00CB0664"/>
     <w:pPr>
@@ -11736,9 +10592,9 @@
       </w:tcPr>
     </w:tblStylePr>
   </w:style>
-  <w:style w:type="table" w:styleId="Listamedia2-nfasis6">
+  <w:style w:type="table" w:styleId="MediumList2-Accent6">
     <w:name w:val="Medium List 2 Accent 6"/>
-    <w:basedOn w:val="Tablanormal"/>
+    <w:basedOn w:val="TableNormal"/>
     <w:uiPriority w:val="66"/>
     <w:rsid w:val="00CB0664"/>
     <w:pPr>
@@ -11857,9 +10713,9 @@
       </w:tcPr>
     </w:tblStylePr>
   </w:style>
-  <w:style w:type="table" w:styleId="Cuadrculamedia1">
+  <w:style w:type="table" w:styleId="MediumGrid1">
     <w:name w:val="Medium Grid 1"/>
-    <w:basedOn w:val="Tablanormal"/>
+    <w:basedOn w:val="TableNormal"/>
     <w:uiPriority w:val="67"/>
     <w:rsid w:val="00CB0664"/>
     <w:pPr>
@@ -11923,9 +10779,9 @@
       </w:tcPr>
     </w:tblStylePr>
   </w:style>
-  <w:style w:type="table" w:styleId="Cuadrculamedia1-nfasis1">
+  <w:style w:type="table" w:styleId="MediumGrid1-Accent1">
     <w:name w:val="Medium Grid 1 Accent 1"/>
-    <w:basedOn w:val="Tablanormal"/>
+    <w:basedOn w:val="TableNormal"/>
     <w:uiPriority w:val="67"/>
     <w:rsid w:val="00CB0664"/>
     <w:pPr>
@@ -11989,9 +10845,9 @@
       </w:tcPr>
     </w:tblStylePr>
   </w:style>
-  <w:style w:type="table" w:styleId="Cuadrculamedia1-nfasis2">
+  <w:style w:type="table" w:styleId="MediumGrid1-Accent2">
     <w:name w:val="Medium Grid 1 Accent 2"/>
-    <w:basedOn w:val="Tablanormal"/>
+    <w:basedOn w:val="TableNormal"/>
     <w:uiPriority w:val="67"/>
     <w:rsid w:val="00CB0664"/>
     <w:pPr>
@@ -12055,9 +10911,9 @@
       </w:tcPr>
     </w:tblStylePr>
   </w:style>
-  <w:style w:type="table" w:styleId="Cuadrculamedia1-nfasis3">
+  <w:style w:type="table" w:styleId="MediumGrid1-Accent3">
     <w:name w:val="Medium Grid 1 Accent 3"/>
-    <w:basedOn w:val="Tablanormal"/>
+    <w:basedOn w:val="TableNormal"/>
     <w:uiPriority w:val="67"/>
     <w:rsid w:val="00CB0664"/>
     <w:pPr>
@@ -12121,9 +10977,9 @@
       </w:tcPr>
     </w:tblStylePr>
   </w:style>
-  <w:style w:type="table" w:styleId="Cuadrculamedia1-nfasis4">
+  <w:style w:type="table" w:styleId="MediumGrid1-Accent4">
     <w:name w:val="Medium Grid 1 Accent 4"/>
-    <w:basedOn w:val="Tablanormal"/>
+    <w:basedOn w:val="TableNormal"/>
     <w:uiPriority w:val="67"/>
     <w:rsid w:val="00CB0664"/>
     <w:pPr>
@@ -12187,9 +11043,9 @@
       </w:tcPr>
     </w:tblStylePr>
   </w:style>
-  <w:style w:type="table" w:styleId="Cuadrculamedia1-nfasis5">
+  <w:style w:type="table" w:styleId="MediumGrid1-Accent5">
     <w:name w:val="Medium Grid 1 Accent 5"/>
-    <w:basedOn w:val="Tablanormal"/>
+    <w:basedOn w:val="TableNormal"/>
     <w:uiPriority w:val="67"/>
     <w:rsid w:val="00CB0664"/>
     <w:pPr>
@@ -12253,9 +11109,9 @@
       </w:tcPr>
     </w:tblStylePr>
   </w:style>
-  <w:style w:type="table" w:styleId="Cuadrculamedia1-nfasis6">
+  <w:style w:type="table" w:styleId="MediumGrid1-Accent6">
     <w:name w:val="Medium Grid 1 Accent 6"/>
-    <w:basedOn w:val="Tablanormal"/>
+    <w:basedOn w:val="TableNormal"/>
     <w:uiPriority w:val="67"/>
     <w:rsid w:val="00CB0664"/>
     <w:pPr>
@@ -12319,9 +11175,9 @@
       </w:tcPr>
     </w:tblStylePr>
   </w:style>
-  <w:style w:type="table" w:styleId="Cuadrculamedia2">
+  <w:style w:type="table" w:styleId="MediumGrid2">
     <w:name w:val="Medium Grid 2"/>
-    <w:basedOn w:val="Tablanormal"/>
+    <w:basedOn w:val="TableNormal"/>
     <w:uiPriority w:val="68"/>
     <w:rsid w:val="00CB0664"/>
     <w:pPr>
@@ -12437,9 +11293,9 @@
       </w:tcPr>
     </w:tblStylePr>
   </w:style>
-  <w:style w:type="table" w:styleId="Cuadrculamedia2-nfasis1">
+  <w:style w:type="table" w:styleId="MediumGrid2-Accent1">
     <w:name w:val="Medium Grid 2 Accent 1"/>
-    <w:basedOn w:val="Tablanormal"/>
+    <w:basedOn w:val="TableNormal"/>
     <w:uiPriority w:val="68"/>
     <w:rsid w:val="00CB0664"/>
     <w:pPr>
@@ -12555,9 +11411,9 @@
       </w:tcPr>
     </w:tblStylePr>
   </w:style>
-  <w:style w:type="table" w:styleId="Cuadrculamedia2-nfasis2">
+  <w:style w:type="table" w:styleId="MediumGrid2-Accent2">
     <w:name w:val="Medium Grid 2 Accent 2"/>
-    <w:basedOn w:val="Tablanormal"/>
+    <w:basedOn w:val="TableNormal"/>
     <w:uiPriority w:val="68"/>
     <w:rsid w:val="00CB0664"/>
     <w:pPr>
@@ -12673,9 +11529,9 @@
       </w:tcPr>
     </w:tblStylePr>
   </w:style>
-  <w:style w:type="table" w:styleId="Cuadrculamedia2-nfasis3">
+  <w:style w:type="table" w:styleId="MediumGrid2-Accent3">
     <w:name w:val="Medium Grid 2 Accent 3"/>
-    <w:basedOn w:val="Tablanormal"/>
+    <w:basedOn w:val="TableNormal"/>
     <w:uiPriority w:val="68"/>
     <w:rsid w:val="00CB0664"/>
     <w:pPr>
@@ -12791,9 +11647,9 @@
       </w:tcPr>
     </w:tblStylePr>
   </w:style>
-  <w:style w:type="table" w:styleId="Cuadrculamedia2-nfasis4">
+  <w:style w:type="table" w:styleId="MediumGrid2-Accent4">
     <w:name w:val="Medium Grid 2 Accent 4"/>
-    <w:basedOn w:val="Tablanormal"/>
+    <w:basedOn w:val="TableNormal"/>
     <w:uiPriority w:val="68"/>
     <w:rsid w:val="00CB0664"/>
     <w:pPr>
@@ -12909,9 +11765,9 @@
       </w:tcPr>
     </w:tblStylePr>
   </w:style>
-  <w:style w:type="table" w:styleId="Cuadrculamedia2-nfasis5">
+  <w:style w:type="table" w:styleId="MediumGrid2-Accent5">
     <w:name w:val="Medium Grid 2 Accent 5"/>
-    <w:basedOn w:val="Tablanormal"/>
+    <w:basedOn w:val="TableNormal"/>
     <w:uiPriority w:val="68"/>
     <w:rsid w:val="00CB0664"/>
     <w:pPr>
@@ -13027,9 +11883,9 @@
       </w:tcPr>
     </w:tblStylePr>
   </w:style>
-  <w:style w:type="table" w:styleId="Cuadrculamedia2-nfasis6">
+  <w:style w:type="table" w:styleId="MediumGrid2-Accent6">
     <w:name w:val="Medium Grid 2 Accent 6"/>
-    <w:basedOn w:val="Tablanormal"/>
+    <w:basedOn w:val="TableNormal"/>
     <w:uiPriority w:val="68"/>
     <w:rsid w:val="00CB0664"/>
     <w:pPr>
@@ -13145,9 +12001,9 @@
       </w:tcPr>
     </w:tblStylePr>
   </w:style>
-  <w:style w:type="table" w:styleId="Cuadrculamedia3">
+  <w:style w:type="table" w:styleId="MediumGrid3">
     <w:name w:val="Medium Grid 3"/>
-    <w:basedOn w:val="Tablanormal"/>
+    <w:basedOn w:val="TableNormal"/>
     <w:uiPriority w:val="69"/>
     <w:rsid w:val="00CB0664"/>
     <w:pPr>
@@ -13279,9 +12135,9 @@
       </w:tcPr>
     </w:tblStylePr>
   </w:style>
-  <w:style w:type="table" w:styleId="Cuadrculamedia3-nfasis1">
+  <w:style w:type="table" w:styleId="MediumGrid3-Accent1">
     <w:name w:val="Medium Grid 3 Accent 1"/>
-    <w:basedOn w:val="Tablanormal"/>
+    <w:basedOn w:val="TableNormal"/>
     <w:uiPriority w:val="69"/>
     <w:rsid w:val="00CB0664"/>
     <w:pPr>
@@ -13413,9 +12269,9 @@
       </w:tcPr>
     </w:tblStylePr>
   </w:style>
-  <w:style w:type="table" w:styleId="Cuadrculamedia3-nfasis2">
+  <w:style w:type="table" w:styleId="MediumGrid3-Accent2">
     <w:name w:val="Medium Grid 3 Accent 2"/>
-    <w:basedOn w:val="Tablanormal"/>
+    <w:basedOn w:val="TableNormal"/>
     <w:uiPriority w:val="69"/>
     <w:rsid w:val="00CB0664"/>
     <w:pPr>
@@ -13547,9 +12403,9 @@
       </w:tcPr>
     </w:tblStylePr>
   </w:style>
-  <w:style w:type="table" w:styleId="Cuadrculamedia3-nfasis3">
+  <w:style w:type="table" w:styleId="MediumGrid3-Accent3">
     <w:name w:val="Medium Grid 3 Accent 3"/>
-    <w:basedOn w:val="Tablanormal"/>
+    <w:basedOn w:val="TableNormal"/>
     <w:uiPriority w:val="69"/>
     <w:rsid w:val="00CB0664"/>
     <w:pPr>
@@ -13681,9 +12537,9 @@
       </w:tcPr>
     </w:tblStylePr>
   </w:style>
-  <w:style w:type="table" w:styleId="Cuadrculamedia3-nfasis4">
+  <w:style w:type="table" w:styleId="MediumGrid3-Accent4">
     <w:name w:val="Medium Grid 3 Accent 4"/>
-    <w:basedOn w:val="Tablanormal"/>
+    <w:basedOn w:val="TableNormal"/>
     <w:uiPriority w:val="69"/>
     <w:rsid w:val="00CB0664"/>
     <w:pPr>
@@ -13815,9 +12671,9 @@
       </w:tcPr>
     </w:tblStylePr>
   </w:style>
-  <w:style w:type="table" w:styleId="Cuadrculamedia3-nfasis5">
+  <w:style w:type="table" w:styleId="MediumGrid3-Accent5">
     <w:name w:val="Medium Grid 3 Accent 5"/>
-    <w:basedOn w:val="Tablanormal"/>
+    <w:basedOn w:val="TableNormal"/>
     <w:uiPriority w:val="69"/>
     <w:rsid w:val="00CB0664"/>
     <w:pPr>
@@ -13949,9 +12805,9 @@
       </w:tcPr>
     </w:tblStylePr>
   </w:style>
-  <w:style w:type="table" w:styleId="Cuadrculamedia3-nfasis6">
+  <w:style w:type="table" w:styleId="MediumGrid3-Accent6">
     <w:name w:val="Medium Grid 3 Accent 6"/>
-    <w:basedOn w:val="Tablanormal"/>
+    <w:basedOn w:val="TableNormal"/>
     <w:uiPriority w:val="69"/>
     <w:rsid w:val="00CB0664"/>
     <w:pPr>
@@ -14083,9 +12939,9 @@
       </w:tcPr>
     </w:tblStylePr>
   </w:style>
-  <w:style w:type="table" w:styleId="Listaoscura">
+  <w:style w:type="table" w:styleId="DarkList">
     <w:name w:val="Dark List"/>
-    <w:basedOn w:val="Tablanormal"/>
+    <w:basedOn w:val="TableNormal"/>
     <w:uiPriority w:val="70"/>
     <w:rsid w:val="00CB0664"/>
     <w:pPr>
@@ -14190,9 +13046,9 @@
       </w:tcPr>
     </w:tblStylePr>
   </w:style>
-  <w:style w:type="table" w:styleId="Listaoscura-nfasis1">
+  <w:style w:type="table" w:styleId="DarkList-Accent1">
     <w:name w:val="Dark List Accent 1"/>
-    <w:basedOn w:val="Tablanormal"/>
+    <w:basedOn w:val="TableNormal"/>
     <w:uiPriority w:val="70"/>
     <w:rsid w:val="00CB0664"/>
     <w:pPr>
@@ -14297,9 +13153,9 @@
       </w:tcPr>
     </w:tblStylePr>
   </w:style>
-  <w:style w:type="table" w:styleId="Listaoscura-nfasis2">
+  <w:style w:type="table" w:styleId="DarkList-Accent2">
     <w:name w:val="Dark List Accent 2"/>
-    <w:basedOn w:val="Tablanormal"/>
+    <w:basedOn w:val="TableNormal"/>
     <w:uiPriority w:val="70"/>
     <w:rsid w:val="00CB0664"/>
     <w:pPr>
@@ -14404,9 +13260,9 @@
       </w:tcPr>
     </w:tblStylePr>
   </w:style>
-  <w:style w:type="table" w:styleId="Listaoscura-nfasis3">
+  <w:style w:type="table" w:styleId="DarkList-Accent3">
     <w:name w:val="Dark List Accent 3"/>
-    <w:basedOn w:val="Tablanormal"/>
+    <w:basedOn w:val="TableNormal"/>
     <w:uiPriority w:val="70"/>
     <w:rsid w:val="00CB0664"/>
     <w:pPr>
@@ -14511,9 +13367,9 @@
       </w:tcPr>
     </w:tblStylePr>
   </w:style>
-  <w:style w:type="table" w:styleId="Listaoscura-nfasis4">
+  <w:style w:type="table" w:styleId="DarkList-Accent4">
     <w:name w:val="Dark List Accent 4"/>
-    <w:basedOn w:val="Tablanormal"/>
+    <w:basedOn w:val="TableNormal"/>
     <w:uiPriority w:val="70"/>
     <w:rsid w:val="00CB0664"/>
     <w:pPr>
@@ -14618,9 +13474,9 @@
       </w:tcPr>
     </w:tblStylePr>
   </w:style>
-  <w:style w:type="table" w:styleId="Listaoscura-nfasis5">
+  <w:style w:type="table" w:styleId="DarkList-Accent5">
     <w:name w:val="Dark List Accent 5"/>
-    <w:basedOn w:val="Tablanormal"/>
+    <w:basedOn w:val="TableNormal"/>
     <w:uiPriority w:val="70"/>
     <w:rsid w:val="00CB0664"/>
     <w:pPr>
@@ -14725,9 +13581,9 @@
       </w:tcPr>
     </w:tblStylePr>
   </w:style>
-  <w:style w:type="table" w:styleId="Listaoscura-nfasis6">
+  <w:style w:type="table" w:styleId="DarkList-Accent6">
     <w:name w:val="Dark List Accent 6"/>
-    <w:basedOn w:val="Tablanormal"/>
+    <w:basedOn w:val="TableNormal"/>
     <w:uiPriority w:val="70"/>
     <w:rsid w:val="00CB0664"/>
     <w:pPr>
@@ -14832,9 +13688,9 @@
       </w:tcPr>
     </w:tblStylePr>
   </w:style>
-  <w:style w:type="table" w:styleId="Sombreadovistoso">
+  <w:style w:type="table" w:styleId="ColorfulShading">
     <w:name w:val="Colorful Shading"/>
-    <w:basedOn w:val="Tablanormal"/>
+    <w:basedOn w:val="TableNormal"/>
     <w:uiPriority w:val="71"/>
     <w:rsid w:val="00CB0664"/>
     <w:pPr>
@@ -14947,9 +13803,9 @@
       </w:rPr>
     </w:tblStylePr>
   </w:style>
-  <w:style w:type="table" w:styleId="Sombreadovistoso-nfasis1">
+  <w:style w:type="table" w:styleId="ColorfulShading-Accent1">
     <w:name w:val="Colorful Shading Accent 1"/>
-    <w:basedOn w:val="Tablanormal"/>
+    <w:basedOn w:val="TableNormal"/>
     <w:uiPriority w:val="71"/>
     <w:rsid w:val="00CB0664"/>
     <w:pPr>
@@ -15062,9 +13918,9 @@
       </w:rPr>
     </w:tblStylePr>
   </w:style>
-  <w:style w:type="table" w:styleId="Sombreadovistoso-nfasis2">
+  <w:style w:type="table" w:styleId="ColorfulShading-Accent2">
     <w:name w:val="Colorful Shading Accent 2"/>
-    <w:basedOn w:val="Tablanormal"/>
+    <w:basedOn w:val="TableNormal"/>
     <w:uiPriority w:val="71"/>
     <w:rsid w:val="00CB0664"/>
     <w:pPr>
@@ -15177,9 +14033,9 @@
       </w:rPr>
     </w:tblStylePr>
   </w:style>
-  <w:style w:type="table" w:styleId="Sombreadovistoso-nfasis3">
+  <w:style w:type="table" w:styleId="ColorfulShading-Accent3">
     <w:name w:val="Colorful Shading Accent 3"/>
-    <w:basedOn w:val="Tablanormal"/>
+    <w:basedOn w:val="TableNormal"/>
     <w:uiPriority w:val="71"/>
     <w:rsid w:val="00CB0664"/>
     <w:pPr>
@@ -15282,9 +14138,9 @@
       </w:tcPr>
     </w:tblStylePr>
   </w:style>
-  <w:style w:type="table" w:styleId="Sombreadovistoso-nfasis4">
+  <w:style w:type="table" w:styleId="ColorfulShading-Accent4">
     <w:name w:val="Colorful Shading Accent 4"/>
-    <w:basedOn w:val="Tablanormal"/>
+    <w:basedOn w:val="TableNormal"/>
     <w:uiPriority w:val="71"/>
     <w:rsid w:val="00CB0664"/>
     <w:pPr>
@@ -15397,9 +14253,9 @@
       </w:rPr>
     </w:tblStylePr>
   </w:style>
-  <w:style w:type="table" w:styleId="Sombreadovistoso-nfasis5">
+  <w:style w:type="table" w:styleId="ColorfulShading-Accent5">
     <w:name w:val="Colorful Shading Accent 5"/>
-    <w:basedOn w:val="Tablanormal"/>
+    <w:basedOn w:val="TableNormal"/>
     <w:uiPriority w:val="71"/>
     <w:rsid w:val="00CB0664"/>
     <w:pPr>
@@ -15512,9 +14368,9 @@
       </w:rPr>
     </w:tblStylePr>
   </w:style>
-  <w:style w:type="table" w:styleId="Sombreadovistoso-nfasis6">
+  <w:style w:type="table" w:styleId="ColorfulShading-Accent6">
     <w:name w:val="Colorful Shading Accent 6"/>
-    <w:basedOn w:val="Tablanormal"/>
+    <w:basedOn w:val="TableNormal"/>
     <w:uiPriority w:val="71"/>
     <w:rsid w:val="00CB0664"/>
     <w:pPr>
@@ -15627,9 +14483,9 @@
       </w:rPr>
     </w:tblStylePr>
   </w:style>
-  <w:style w:type="table" w:styleId="Listavistosa">
+  <w:style w:type="table" w:styleId="ColorfulList">
     <w:name w:val="Colorful List"/>
-    <w:basedOn w:val="Tablanormal"/>
+    <w:basedOn w:val="TableNormal"/>
     <w:uiPriority w:val="72"/>
     <w:rsid w:val="00CB0664"/>
     <w:pPr>
@@ -15706,9 +14562,9 @@
       </w:tcPr>
     </w:tblStylePr>
   </w:style>
-  <w:style w:type="table" w:styleId="Listavistosa-nfasis1">
+  <w:style w:type="table" w:styleId="ColorfulList-Accent1">
     <w:name w:val="Colorful List Accent 1"/>
-    <w:basedOn w:val="Tablanormal"/>
+    <w:basedOn w:val="TableNormal"/>
     <w:uiPriority w:val="72"/>
     <w:rsid w:val="00CB0664"/>
     <w:pPr>
@@ -15785,9 +14641,9 @@
       </w:tcPr>
     </w:tblStylePr>
   </w:style>
-  <w:style w:type="table" w:styleId="Listavistosa-nfasis2">
+  <w:style w:type="table" w:styleId="ColorfulList-Accent2">
     <w:name w:val="Colorful List Accent 2"/>
-    <w:basedOn w:val="Tablanormal"/>
+    <w:basedOn w:val="TableNormal"/>
     <w:uiPriority w:val="72"/>
     <w:rsid w:val="00CB0664"/>
     <w:pPr>
@@ -15864,9 +14720,9 @@
       </w:tcPr>
     </w:tblStylePr>
   </w:style>
-  <w:style w:type="table" w:styleId="Listavistosa-nfasis3">
+  <w:style w:type="table" w:styleId="ColorfulList-Accent3">
     <w:name w:val="Colorful List Accent 3"/>
-    <w:basedOn w:val="Tablanormal"/>
+    <w:basedOn w:val="TableNormal"/>
     <w:uiPriority w:val="72"/>
     <w:rsid w:val="00CB0664"/>
     <w:pPr>
@@ -15943,9 +14799,9 @@
       </w:tcPr>
     </w:tblStylePr>
   </w:style>
-  <w:style w:type="table" w:styleId="Listavistosa-nfasis4">
+  <w:style w:type="table" w:styleId="ColorfulList-Accent4">
     <w:name w:val="Colorful List Accent 4"/>
-    <w:basedOn w:val="Tablanormal"/>
+    <w:basedOn w:val="TableNormal"/>
     <w:uiPriority w:val="72"/>
     <w:rsid w:val="00CB0664"/>
     <w:pPr>
@@ -16022,9 +14878,9 @@
       </w:tcPr>
     </w:tblStylePr>
   </w:style>
-  <w:style w:type="table" w:styleId="Listavistosa-nfasis5">
+  <w:style w:type="table" w:styleId="ColorfulList-Accent5">
     <w:name w:val="Colorful List Accent 5"/>
-    <w:basedOn w:val="Tablanormal"/>
+    <w:basedOn w:val="TableNormal"/>
     <w:uiPriority w:val="72"/>
     <w:rsid w:val="00CB0664"/>
     <w:pPr>
@@ -16101,9 +14957,9 @@
       </w:tcPr>
     </w:tblStylePr>
   </w:style>
-  <w:style w:type="table" w:styleId="Listavistosa-nfasis6">
+  <w:style w:type="table" w:styleId="ColorfulList-Accent6">
     <w:name w:val="Colorful List Accent 6"/>
-    <w:basedOn w:val="Tablanormal"/>
+    <w:basedOn w:val="TableNormal"/>
     <w:uiPriority w:val="72"/>
     <w:rsid w:val="00CB0664"/>
     <w:pPr>
@@ -16180,9 +15036,9 @@
       </w:tcPr>
     </w:tblStylePr>
   </w:style>
-  <w:style w:type="table" w:styleId="Cuadrculavistosa">
+  <w:style w:type="table" w:styleId="ColorfulGrid">
     <w:name w:val="Colorful Grid"/>
-    <w:basedOn w:val="Tablanormal"/>
+    <w:basedOn w:val="TableNormal"/>
     <w:uiPriority w:val="73"/>
     <w:rsid w:val="00CB0664"/>
     <w:pPr>
@@ -16253,9 +15109,9 @@
       </w:tcPr>
     </w:tblStylePr>
   </w:style>
-  <w:style w:type="table" w:styleId="Cuadrculavistosa-nfasis1">
+  <w:style w:type="table" w:styleId="ColorfulGrid-Accent1">
     <w:name w:val="Colorful Grid Accent 1"/>
-    <w:basedOn w:val="Tablanormal"/>
+    <w:basedOn w:val="TableNormal"/>
     <w:uiPriority w:val="73"/>
     <w:rsid w:val="00CB0664"/>
     <w:pPr>
@@ -16326,9 +15182,9 @@
       </w:tcPr>
     </w:tblStylePr>
   </w:style>
-  <w:style w:type="table" w:styleId="Cuadrculavistosa-nfasis2">
+  <w:style w:type="table" w:styleId="ColorfulGrid-Accent2">
     <w:name w:val="Colorful Grid Accent 2"/>
-    <w:basedOn w:val="Tablanormal"/>
+    <w:basedOn w:val="TableNormal"/>
     <w:uiPriority w:val="73"/>
     <w:rsid w:val="00CB0664"/>
     <w:pPr>
@@ -16399,9 +15255,9 @@
       </w:tcPr>
     </w:tblStylePr>
   </w:style>
-  <w:style w:type="table" w:styleId="Cuadrculavistosa-nfasis3">
+  <w:style w:type="table" w:styleId="ColorfulGrid-Accent3">
     <w:name w:val="Colorful Grid Accent 3"/>
-    <w:basedOn w:val="Tablanormal"/>
+    <w:basedOn w:val="TableNormal"/>
     <w:uiPriority w:val="73"/>
     <w:rsid w:val="00CB0664"/>
     <w:pPr>
@@ -16472,9 +15328,9 @@
       </w:tcPr>
     </w:tblStylePr>
   </w:style>
-  <w:style w:type="table" w:styleId="Cuadrculavistosa-nfasis4">
+  <w:style w:type="table" w:styleId="ColorfulGrid-Accent4">
     <w:name w:val="Colorful Grid Accent 4"/>
-    <w:basedOn w:val="Tablanormal"/>
+    <w:basedOn w:val="TableNormal"/>
     <w:uiPriority w:val="73"/>
     <w:rsid w:val="00CB0664"/>
     <w:pPr>
@@ -16545,9 +15401,9 @@
       </w:tcPr>
     </w:tblStylePr>
   </w:style>
-  <w:style w:type="table" w:styleId="Cuadrculavistosa-nfasis5">
+  <w:style w:type="table" w:styleId="ColorfulGrid-Accent5">
     <w:name w:val="Colorful Grid Accent 5"/>
-    <w:basedOn w:val="Tablanormal"/>
+    <w:basedOn w:val="TableNormal"/>
     <w:uiPriority w:val="73"/>
     <w:rsid w:val="00CB0664"/>
     <w:pPr>
@@ -16618,9 +15474,9 @@
       </w:tcPr>
     </w:tblStylePr>
   </w:style>
-  <w:style w:type="table" w:styleId="Cuadrculavistosa-nfasis6">
+  <w:style w:type="table" w:styleId="ColorfulGrid-Accent6">
     <w:name w:val="Colorful Grid Accent 6"/>
-    <w:basedOn w:val="Tablanormal"/>
+    <w:basedOn w:val="TableNormal"/>
     <w:uiPriority w:val="73"/>
     <w:rsid w:val="00CB0664"/>
     <w:pPr>
